--- a/L1.docx
+++ b/L1.docx
@@ -299,20 +299,36 @@
         <w:spacing w:after="60"/>
       </w:pPr>
       <w:r>
-        <w:t>for i in range(n):       # O(n)</w:t>
-      </w:r>
-    </w:p>
-    <w:p>
-      <w:pPr>
-        <w:spacing w:after="60"/>
-      </w:pPr>
-    </w:p>
-    <w:p>
-      <w:pPr>
-        <w:spacing w:after="60"/>
-      </w:pPr>
-      <w:r>
-        <w:t>for i in range(n):       # O(n)</w:t>
+        <w:t xml:space="preserve">for </w:t>
+      </w:r>
+      <w:proofErr w:type="spellStart"/>
+      <w:r>
+        <w:t>i</w:t>
+      </w:r>
+      <w:proofErr w:type="spellEnd"/>
+      <w:r>
+        <w:t xml:space="preserve"> in range(n):       # O(n)</w:t>
+      </w:r>
+    </w:p>
+    <w:p>
+      <w:pPr>
+        <w:spacing w:after="60"/>
+      </w:pPr>
+    </w:p>
+    <w:p>
+      <w:pPr>
+        <w:spacing w:after="60"/>
+      </w:pPr>
+      <w:r>
+        <w:t xml:space="preserve">for </w:t>
+      </w:r>
+      <w:proofErr w:type="spellStart"/>
+      <w:r>
+        <w:t>i</w:t>
+      </w:r>
+      <w:proofErr w:type="spellEnd"/>
+      <w:r>
+        <w:t xml:space="preserve"> in range(n):       # O(n)</w:t>
       </w:r>
     </w:p>
     <w:p>
@@ -352,7 +368,15 @@
         <w:spacing w:after="60"/>
       </w:pPr>
       <w:r>
-        <w:t>for i in range(n):</w:t>
+        <w:t xml:space="preserve">for </w:t>
+      </w:r>
+      <w:proofErr w:type="spellStart"/>
+      <w:r>
+        <w:t>i</w:t>
+      </w:r>
+      <w:proofErr w:type="spellEnd"/>
+      <w:r>
+        <w:t xml:space="preserve"> in range(n):</w:t>
       </w:r>
     </w:p>
     <w:p>
@@ -374,9 +398,14 @@
       <w:r>
         <w:t>print(</w:t>
       </w:r>
+      <w:proofErr w:type="spellStart"/>
       <w:proofErr w:type="gramEnd"/>
       <w:r>
-        <w:t>i, j)</w:t>
+        <w:t>i</w:t>
+      </w:r>
+      <w:proofErr w:type="spellEnd"/>
+      <w:r>
+        <w:t>, j)</w:t>
       </w:r>
     </w:p>
     <w:p>
@@ -639,9 +668,14 @@
             <w:r>
               <w:t xml:space="preserve">Access </w:t>
             </w:r>
+            <w:proofErr w:type="spellStart"/>
             <w:proofErr w:type="gramStart"/>
             <w:r>
-              <w:t>arr[</w:t>
+              <w:t>arr</w:t>
+            </w:r>
+            <w:proofErr w:type="spellEnd"/>
+            <w:r>
+              <w:t>[</w:t>
             </w:r>
             <w:proofErr w:type="gramEnd"/>
             <w:r>
@@ -789,9 +823,11 @@
             <w:pPr>
               <w:spacing w:after="60"/>
             </w:pPr>
+            <w:proofErr w:type="spellStart"/>
             <w:r>
               <w:t>Linearithmic</w:t>
             </w:r>
+            <w:proofErr w:type="spellEnd"/>
           </w:p>
         </w:tc>
         <w:tc>
@@ -1330,7 +1366,15 @@
         <w:spacing w:after="60"/>
       </w:pPr>
       <w:r>
-        <w:t>def double(arr):</w:t>
+        <w:t>def double(</w:t>
+      </w:r>
+      <w:proofErr w:type="spellStart"/>
+      <w:r>
+        <w:t>arr</w:t>
+      </w:r>
+      <w:proofErr w:type="spellEnd"/>
+      <w:r>
+        <w:t>):</w:t>
       </w:r>
     </w:p>
     <w:p>
@@ -1351,7 +1395,15 @@
         <w:spacing w:after="60"/>
       </w:pPr>
       <w:r>
-        <w:t xml:space="preserve">    for x in arr:</w:t>
+        <w:t xml:space="preserve">    for x in </w:t>
+      </w:r>
+      <w:proofErr w:type="spellStart"/>
+      <w:r>
+        <w:t>arr</w:t>
+      </w:r>
+      <w:proofErr w:type="spellEnd"/>
+      <w:r>
+        <w:t>:</w:t>
       </w:r>
     </w:p>
     <w:p>
@@ -1361,10 +1413,12 @@
       <w:r>
         <w:t xml:space="preserve">        </w:t>
       </w:r>
+      <w:proofErr w:type="spellStart"/>
       <w:proofErr w:type="gramStart"/>
       <w:r>
         <w:t>result.append</w:t>
       </w:r>
+      <w:proofErr w:type="spellEnd"/>
       <w:proofErr w:type="gramEnd"/>
       <w:r>
         <w:t>(x * 2)</w:t>
@@ -1492,15 +1546,31 @@
         <w:spacing w:after="60"/>
       </w:pPr>
       <w:r>
-        <w:t>for i in range(n):</w:t>
-      </w:r>
-    </w:p>
-    <w:p>
-      <w:pPr>
-        <w:spacing w:after="60"/>
-      </w:pPr>
-      <w:r>
-        <w:t xml:space="preserve">    print(i)</w:t>
+        <w:t xml:space="preserve">for </w:t>
+      </w:r>
+      <w:proofErr w:type="spellStart"/>
+      <w:r>
+        <w:t>i</w:t>
+      </w:r>
+      <w:proofErr w:type="spellEnd"/>
+      <w:r>
+        <w:t xml:space="preserve"> in range(n):</w:t>
+      </w:r>
+    </w:p>
+    <w:p>
+      <w:pPr>
+        <w:spacing w:after="60"/>
+      </w:pPr>
+      <w:r>
+        <w:t xml:space="preserve">    print(</w:t>
+      </w:r>
+      <w:proofErr w:type="spellStart"/>
+      <w:r>
+        <w:t>i</w:t>
+      </w:r>
+      <w:proofErr w:type="spellEnd"/>
+      <w:r>
+        <w:t>)</w:t>
       </w:r>
     </w:p>
     <w:p>
@@ -1559,7 +1629,15 @@
         <w:spacing w:after="60"/>
       </w:pPr>
       <w:r>
-        <w:t>for i in range(n):</w:t>
+        <w:t xml:space="preserve">for </w:t>
+      </w:r>
+      <w:proofErr w:type="spellStart"/>
+      <w:r>
+        <w:t>i</w:t>
+      </w:r>
+      <w:proofErr w:type="spellEnd"/>
+      <w:r>
+        <w:t xml:space="preserve"> in range(n):</w:t>
       </w:r>
     </w:p>
     <w:p>
@@ -1581,9 +1659,14 @@
       <w:r>
         <w:t>print(</w:t>
       </w:r>
+      <w:proofErr w:type="spellStart"/>
       <w:proofErr w:type="gramEnd"/>
       <w:r>
-        <w:t>i, j)</w:t>
+        <w:t>i</w:t>
+      </w:r>
+      <w:proofErr w:type="spellEnd"/>
+      <w:r>
+        <w:t>, j)</w:t>
       </w:r>
     </w:p>
     <w:p>
@@ -1641,34 +1724,52 @@
       <w:pPr>
         <w:spacing w:after="60"/>
       </w:pPr>
-      <w:r>
-        <w:t>new_arr = []</w:t>
-      </w:r>
-    </w:p>
-    <w:p>
-      <w:pPr>
-        <w:spacing w:after="60"/>
-      </w:pPr>
-    </w:p>
-    <w:p>
-      <w:pPr>
-        <w:spacing w:after="60"/>
-      </w:pPr>
-      <w:r>
-        <w:t>for x in arr:</w:t>
-      </w:r>
-    </w:p>
-    <w:p>
-      <w:pPr>
-        <w:spacing w:after="60"/>
-      </w:pPr>
-      <w:r>
-        <w:t xml:space="preserve">    new_</w:t>
+      <w:proofErr w:type="spellStart"/>
+      <w:r>
+        <w:t>new_arr</w:t>
+      </w:r>
+      <w:proofErr w:type="spellEnd"/>
+      <w:r>
+        <w:t xml:space="preserve"> = []</w:t>
+      </w:r>
+    </w:p>
+    <w:p>
+      <w:pPr>
+        <w:spacing w:after="60"/>
+      </w:pPr>
+    </w:p>
+    <w:p>
+      <w:pPr>
+        <w:spacing w:after="60"/>
+      </w:pPr>
+      <w:r>
+        <w:t xml:space="preserve">for x in </w:t>
+      </w:r>
+      <w:proofErr w:type="spellStart"/>
+      <w:r>
+        <w:t>arr</w:t>
+      </w:r>
+      <w:proofErr w:type="spellEnd"/>
+      <w:r>
+        <w:t>:</w:t>
+      </w:r>
+    </w:p>
+    <w:p>
+      <w:pPr>
+        <w:spacing w:after="60"/>
+      </w:pPr>
+      <w:r>
+        <w:t xml:space="preserve">    </w:t>
+      </w:r>
+      <w:proofErr w:type="spellStart"/>
+      <w:r>
+        <w:t>new_</w:t>
       </w:r>
       <w:proofErr w:type="gramStart"/>
       <w:r>
         <w:t>arr.append</w:t>
       </w:r>
+      <w:proofErr w:type="spellEnd"/>
       <w:proofErr w:type="gramEnd"/>
       <w:r>
         <w:t>(x)</w:t>
@@ -2030,7 +2131,7 @@
       </w:pPr>
       <w:r>
         <w:pict w14:anchorId="1A16B747">
-          <v:rect id="_x0000_i1049" style="width:0;height:1.5pt" o:hralign="center" o:hrstd="t" o:hr="t" fillcolor="#a0a0a0" stroked="f"/>
+          <v:rect id="_x0000_i1031" style="width:0;height:1.5pt" o:hralign="center" o:hrstd="t" o:hr="t" fillcolor="#a0a0a0" stroked="f"/>
         </w:pict>
       </w:r>
     </w:p>
@@ -2123,6 +2224,9 @@
         <w:spacing w:after="60"/>
       </w:pPr>
       <w:r>
+        <w:rPr>
+          <w:noProof/>
+        </w:rPr>
         <w:drawing>
           <wp:inline distT="0" distB="0" distL="0" distR="0" wp14:anchorId="1E32C157" wp14:editId="557EA2FD">
             <wp:extent cx="5076825" cy="2723381"/>
@@ -2166,7 +2270,7 @@
       </w:pPr>
       <w:r>
         <w:pict w14:anchorId="7481CDFF">
-          <v:rect id="_x0000_i1050" style="width:0;height:1.5pt" o:hralign="center" o:hrstd="t" o:hr="t" fillcolor="#a0a0a0" stroked="f"/>
+          <v:rect id="_x0000_i1032" style="width:0;height:1.5pt" o:hralign="center" o:hrstd="t" o:hr="t" fillcolor="#a0a0a0" stroked="f"/>
         </w:pict>
       </w:r>
     </w:p>
@@ -2275,7 +2379,7 @@
       <w:r>
         <w:lastRenderedPageBreak/>
         <w:pict w14:anchorId="32C89A1C">
-          <v:rect id="_x0000_i1051" style="width:0;height:1.5pt" o:hralign="center" o:hrstd="t" o:hr="t" fillcolor="#a0a0a0" stroked="f"/>
+          <v:rect id="_x0000_i1033" style="width:0;height:1.5pt" o:hralign="center" o:hrstd="t" o:hr="t" fillcolor="#a0a0a0" stroked="f"/>
         </w:pict>
       </w:r>
     </w:p>
@@ -2405,7 +2509,7 @@
       </w:pPr>
       <w:r>
         <w:pict w14:anchorId="5236BC84">
-          <v:rect id="_x0000_i1055" style="width:0;height:1.5pt" o:hralign="center" o:hrstd="t" o:hr="t" fillcolor="#a0a0a0" stroked="f"/>
+          <v:rect id="_x0000_i1034" style="width:0;height:1.5pt" o:hralign="center" o:hrstd="t" o:hr="t" fillcolor="#a0a0a0" stroked="f"/>
         </w:pict>
       </w:r>
     </w:p>
@@ -2742,6 +2846,7 @@
         <w:rPr>
           <w:b/>
           <w:bCs/>
+          <w:noProof/>
         </w:rPr>
         <w:drawing>
           <wp:inline distT="0" distB="0" distL="0" distR="0" wp14:anchorId="79F5B634" wp14:editId="7D967626">
@@ -2819,7 +2924,7 @@
       </w:pPr>
       <w:r>
         <w:pict w14:anchorId="1F23E615">
-          <v:rect id="_x0000_i1074" style="width:0;height:1.5pt" o:hralign="center" o:hrstd="t" o:hr="t" fillcolor="#a0a0a0" stroked="f"/>
+          <v:rect id="_x0000_i1035" style="width:0;height:1.5pt" o:hralign="center" o:hrstd="t" o:hr="t" fillcolor="#a0a0a0" stroked="f"/>
         </w:pict>
       </w:r>
     </w:p>
@@ -2871,6 +2976,9 @@
         <w:spacing w:after="60"/>
       </w:pPr>
       <w:r>
+        <w:rPr>
+          <w:noProof/>
+        </w:rPr>
         <w:drawing>
           <wp:inline distT="0" distB="0" distL="0" distR="0" wp14:anchorId="5779B5F4" wp14:editId="73462DCD">
             <wp:extent cx="2895851" cy="2476715"/>
@@ -2957,7 +3065,7 @@
       </w:pPr>
       <w:r>
         <w:pict w14:anchorId="3F3E8753">
-          <v:rect id="_x0000_i1075" style="width:0;height:1.5pt" o:hralign="center" o:hrstd="t" o:hr="t" fillcolor="#a0a0a0" stroked="f"/>
+          <v:rect id="_x0000_i1036" style="width:0;height:1.5pt" o:hralign="center" o:hrstd="t" o:hr="t" fillcolor="#a0a0a0" stroked="f"/>
         </w:pict>
       </w:r>
     </w:p>
@@ -3039,6 +3147,9 @@
         <w:spacing w:after="60"/>
       </w:pPr>
       <w:r>
+        <w:rPr>
+          <w:noProof/>
+        </w:rPr>
         <w:drawing>
           <wp:inline distT="0" distB="0" distL="0" distR="0" wp14:anchorId="12397C84" wp14:editId="780435F0">
             <wp:extent cx="5943600" cy="2708910"/>
@@ -3082,7 +3193,7 @@
       </w:pPr>
       <w:r>
         <w:pict w14:anchorId="5CDA50DE">
-          <v:rect id="_x0000_i1076" style="width:0;height:1.5pt" o:hralign="center" o:hrstd="t" o:hr="t" fillcolor="#a0a0a0" stroked="f"/>
+          <v:rect id="_x0000_i1037" style="width:0;height:1.5pt" o:hralign="center" o:hrstd="t" o:hr="t" fillcolor="#a0a0a0" stroked="f"/>
         </w:pict>
       </w:r>
     </w:p>
@@ -3140,8 +3251,21 @@
       <w:pPr>
         <w:spacing w:after="60"/>
       </w:pPr>
-      <w:r>
-        <w:t xml:space="preserve">arr[i]       → </w:t>
+      <w:proofErr w:type="spellStart"/>
+      <w:r>
+        <w:t>arr</w:t>
+      </w:r>
+      <w:proofErr w:type="spellEnd"/>
+      <w:r>
+        <w:t>[</w:t>
+      </w:r>
+      <w:proofErr w:type="spellStart"/>
+      <w:r>
+        <w:t>i</w:t>
+      </w:r>
+      <w:proofErr w:type="spellEnd"/>
+      <w:r>
+        <w:t xml:space="preserve">]       → </w:t>
       </w:r>
       <w:proofErr w:type="gramStart"/>
       <w:r>
@@ -3157,7 +3281,15 @@
         <w:spacing w:after="60"/>
       </w:pPr>
       <w:r>
-        <w:t>x in arr     → O(n)</w:t>
+        <w:t xml:space="preserve">x in </w:t>
+      </w:r>
+      <w:proofErr w:type="spellStart"/>
+      <w:r>
+        <w:t>arr</w:t>
+      </w:r>
+      <w:proofErr w:type="spellEnd"/>
+      <w:r>
+        <w:t xml:space="preserve">     → O(n)</w:t>
       </w:r>
     </w:p>
     <w:p>
@@ -3366,7 +3498,15 @@
         <w:spacing w:after="60"/>
       </w:pPr>
       <w:r>
-        <w:t>if x in arr:</w:t>
+        <w:t xml:space="preserve">if x in </w:t>
+      </w:r>
+      <w:proofErr w:type="spellStart"/>
+      <w:r>
+        <w:t>arr</w:t>
+      </w:r>
+      <w:proofErr w:type="spellEnd"/>
+      <w:r>
+        <w:t>:</w:t>
       </w:r>
     </w:p>
     <w:p>
@@ -3397,7 +3537,15 @@
         <w:spacing w:after="60"/>
       </w:pPr>
       <w:r>
-        <w:t>if x in my_set:</w:t>
+        <w:t xml:space="preserve">if x in </w:t>
+      </w:r>
+      <w:proofErr w:type="spellStart"/>
+      <w:r>
+        <w:t>my_set</w:t>
+      </w:r>
+      <w:proofErr w:type="spellEnd"/>
+      <w:r>
+        <w:t>:</w:t>
       </w:r>
     </w:p>
     <w:p>
@@ -3437,7 +3585,23 @@
           <w:b/>
           <w:bCs/>
         </w:rPr>
-        <w:t>optimizing LeetCode solutions and avoiding TLE</w:t>
+        <w:t xml:space="preserve">optimizing </w:t>
+      </w:r>
+      <w:proofErr w:type="spellStart"/>
+      <w:r>
+        <w:rPr>
+          <w:b/>
+          <w:bCs/>
+        </w:rPr>
+        <w:t>LeetCode</w:t>
+      </w:r>
+      <w:proofErr w:type="spellEnd"/>
+      <w:r>
+        <w:rPr>
+          <w:b/>
+          <w:bCs/>
+        </w:rPr>
+        <w:t xml:space="preserve"> solutions and avoiding TLE</w:t>
       </w:r>
       <w:r>
         <w:t>.</w:t>
@@ -3449,7 +3613,7 @@
       </w:pPr>
       <w:r>
         <w:pict w14:anchorId="342C95F9">
-          <v:rect id="_x0000_i1080" style="width:0;height:1.5pt" o:hralign="center" o:hrstd="t" o:hr="t" fillcolor="#a0a0a0" stroked="f"/>
+          <v:rect id="_x0000_i1038" style="width:0;height:1.5pt" o:hralign="center" o:hrstd="t" o:hr="t" fillcolor="#a0a0a0" stroked="f"/>
         </w:pict>
       </w:r>
     </w:p>
@@ -3515,8 +3679,21 @@
       <w:pPr>
         <w:spacing w:after="60"/>
       </w:pPr>
-      <w:r>
-        <w:t>last_digit = num % 10</w:t>
+      <w:proofErr w:type="spellStart"/>
+      <w:r>
+        <w:t>last_digit</w:t>
+      </w:r>
+      <w:proofErr w:type="spellEnd"/>
+      <w:r>
+        <w:t xml:space="preserve"> = </w:t>
+      </w:r>
+      <w:proofErr w:type="spellStart"/>
+      <w:r>
+        <w:t>num</w:t>
+      </w:r>
+      <w:proofErr w:type="spellEnd"/>
+      <w:r>
+        <w:t xml:space="preserve"> % 10</w:t>
       </w:r>
     </w:p>
     <w:p>
@@ -3573,8 +3750,21 @@
       <w:pPr>
         <w:spacing w:after="60"/>
       </w:pPr>
-      <w:r>
-        <w:t>num = num // 10</w:t>
+      <w:proofErr w:type="spellStart"/>
+      <w:r>
+        <w:t>num</w:t>
+      </w:r>
+      <w:proofErr w:type="spellEnd"/>
+      <w:r>
+        <w:t xml:space="preserve"> = </w:t>
+      </w:r>
+      <w:proofErr w:type="spellStart"/>
+      <w:r>
+        <w:t>num</w:t>
+      </w:r>
+      <w:proofErr w:type="spellEnd"/>
+      <w:r>
+        <w:t xml:space="preserve"> // 10</w:t>
       </w:r>
     </w:p>
     <w:p>
@@ -3632,31 +3822,76 @@
         <w:spacing w:after="60"/>
       </w:pPr>
       <w:r>
-        <w:t>while num &gt; 0:</w:t>
-      </w:r>
-    </w:p>
-    <w:p>
-      <w:pPr>
-        <w:spacing w:after="60"/>
-      </w:pPr>
-      <w:r>
-        <w:t xml:space="preserve">    last_digit = num % 10</w:t>
-      </w:r>
-    </w:p>
-    <w:p>
-      <w:pPr>
-        <w:spacing w:after="60"/>
-      </w:pPr>
-      <w:r>
-        <w:t xml:space="preserve">    # process last_digit</w:t>
-      </w:r>
-    </w:p>
-    <w:p>
-      <w:pPr>
-        <w:spacing w:after="60"/>
-      </w:pPr>
-      <w:r>
-        <w:t xml:space="preserve">    num = num // 10</w:t>
+        <w:t xml:space="preserve">while </w:t>
+      </w:r>
+      <w:proofErr w:type="spellStart"/>
+      <w:r>
+        <w:t>num</w:t>
+      </w:r>
+      <w:proofErr w:type="spellEnd"/>
+      <w:r>
+        <w:t xml:space="preserve"> &gt; 0:</w:t>
+      </w:r>
+    </w:p>
+    <w:p>
+      <w:pPr>
+        <w:spacing w:after="60"/>
+      </w:pPr>
+      <w:r>
+        <w:t xml:space="preserve">    </w:t>
+      </w:r>
+      <w:proofErr w:type="spellStart"/>
+      <w:r>
+        <w:t>last_digit</w:t>
+      </w:r>
+      <w:proofErr w:type="spellEnd"/>
+      <w:r>
+        <w:t xml:space="preserve"> = </w:t>
+      </w:r>
+      <w:proofErr w:type="spellStart"/>
+      <w:r>
+        <w:t>num</w:t>
+      </w:r>
+      <w:proofErr w:type="spellEnd"/>
+      <w:r>
+        <w:t xml:space="preserve"> % 10</w:t>
+      </w:r>
+    </w:p>
+    <w:p>
+      <w:pPr>
+        <w:spacing w:after="60"/>
+      </w:pPr>
+      <w:r>
+        <w:t xml:space="preserve">    # process </w:t>
+      </w:r>
+      <w:proofErr w:type="spellStart"/>
+      <w:r>
+        <w:t>last_digit</w:t>
+      </w:r>
+      <w:proofErr w:type="spellEnd"/>
+    </w:p>
+    <w:p>
+      <w:pPr>
+        <w:spacing w:after="60"/>
+      </w:pPr>
+      <w:r>
+        <w:t xml:space="preserve">    </w:t>
+      </w:r>
+      <w:proofErr w:type="spellStart"/>
+      <w:r>
+        <w:t>num</w:t>
+      </w:r>
+      <w:proofErr w:type="spellEnd"/>
+      <w:r>
+        <w:t xml:space="preserve"> = </w:t>
+      </w:r>
+      <w:proofErr w:type="spellStart"/>
+      <w:r>
+        <w:t>num</w:t>
+      </w:r>
+      <w:proofErr w:type="spellEnd"/>
+      <w:r>
+        <w:t xml:space="preserve"> // 10</w:t>
       </w:r>
     </w:p>
     <w:p>
@@ -3665,7 +3900,7 @@
       </w:pPr>
       <w:r>
         <w:pict w14:anchorId="5FC98A9C">
-          <v:rect id="_x0000_i1141" style="width:0;height:1.5pt" o:hralign="center" o:hrstd="t" o:hr="t" fillcolor="#a0a0a0" stroked="f"/>
+          <v:rect id="_x0000_i1039" style="width:0;height:1.5pt" o:hralign="center" o:hrstd="t" o:hr="t" fillcolor="#a0a0a0" stroked="f"/>
         </w:pict>
       </w:r>
     </w:p>
@@ -3760,7 +3995,7 @@
       </w:pPr>
       <w:r>
         <w:pict w14:anchorId="51D7620E">
-          <v:rect id="_x0000_i1142" style="width:0;height:1.5pt" o:hralign="center" o:hrstd="t" o:hr="t" fillcolor="#a0a0a0" stroked="f"/>
+          <v:rect id="_x0000_i1040" style="width:0;height:1.5pt" o:hralign="center" o:hrstd="t" o:hr="t" fillcolor="#a0a0a0" stroked="f"/>
         </w:pict>
       </w:r>
     </w:p>
@@ -3792,66 +4027,127 @@
       <w:pPr>
         <w:spacing w:after="60"/>
       </w:pPr>
-      <w:r>
-        <w:t>num = n</w:t>
-      </w:r>
-    </w:p>
-    <w:p>
-      <w:pPr>
-        <w:spacing w:after="60"/>
-      </w:pPr>
-    </w:p>
-    <w:p>
-      <w:pPr>
-        <w:spacing w:after="60"/>
-      </w:pPr>
-      <w:r>
-        <w:t>while num &gt; 0:</w:t>
-      </w:r>
-    </w:p>
-    <w:p>
-      <w:pPr>
-        <w:spacing w:after="60"/>
-      </w:pPr>
-      <w:r>
-        <w:t xml:space="preserve">    last_digit = num % 10</w:t>
-      </w:r>
-    </w:p>
-    <w:p>
-      <w:pPr>
-        <w:spacing w:after="60"/>
-      </w:pPr>
-      <w:r>
-        <w:t xml:space="preserve">    print(last_digit)</w:t>
-      </w:r>
-    </w:p>
-    <w:p>
-      <w:pPr>
-        <w:spacing w:after="60"/>
-      </w:pPr>
-    </w:p>
-    <w:p>
-      <w:pPr>
-        <w:spacing w:after="60"/>
-      </w:pPr>
-      <w:r>
-        <w:t xml:space="preserve">    num //= 10</w:t>
-      </w:r>
-    </w:p>
-    <w:p>
-      <w:pPr>
-        <w:spacing w:after="60"/>
-        <w:rPr>
-          <w:b/>
-          <w:bCs/>
-        </w:rPr>
-      </w:pPr>
-      <w:r>
-        <w:rPr>
-          <w:b/>
-          <w:bCs/>
-        </w:rPr>
-        <w:t>Why num = n?</w:t>
+      <w:proofErr w:type="spellStart"/>
+      <w:r>
+        <w:t>num</w:t>
+      </w:r>
+      <w:proofErr w:type="spellEnd"/>
+      <w:r>
+        <w:t xml:space="preserve"> = n</w:t>
+      </w:r>
+    </w:p>
+    <w:p>
+      <w:pPr>
+        <w:spacing w:after="60"/>
+      </w:pPr>
+    </w:p>
+    <w:p>
+      <w:pPr>
+        <w:spacing w:after="60"/>
+      </w:pPr>
+      <w:r>
+        <w:t xml:space="preserve">while </w:t>
+      </w:r>
+      <w:proofErr w:type="spellStart"/>
+      <w:r>
+        <w:t>num</w:t>
+      </w:r>
+      <w:proofErr w:type="spellEnd"/>
+      <w:r>
+        <w:t xml:space="preserve"> &gt; 0:</w:t>
+      </w:r>
+    </w:p>
+    <w:p>
+      <w:pPr>
+        <w:spacing w:after="60"/>
+      </w:pPr>
+      <w:r>
+        <w:t xml:space="preserve">    </w:t>
+      </w:r>
+      <w:proofErr w:type="spellStart"/>
+      <w:r>
+        <w:t>last_digit</w:t>
+      </w:r>
+      <w:proofErr w:type="spellEnd"/>
+      <w:r>
+        <w:t xml:space="preserve"> = </w:t>
+      </w:r>
+      <w:proofErr w:type="spellStart"/>
+      <w:r>
+        <w:t>num</w:t>
+      </w:r>
+      <w:proofErr w:type="spellEnd"/>
+      <w:r>
+        <w:t xml:space="preserve"> % 10</w:t>
+      </w:r>
+    </w:p>
+    <w:p>
+      <w:pPr>
+        <w:spacing w:after="60"/>
+      </w:pPr>
+      <w:r>
+        <w:t xml:space="preserve">    print(</w:t>
+      </w:r>
+      <w:proofErr w:type="spellStart"/>
+      <w:r>
+        <w:t>last_digit</w:t>
+      </w:r>
+      <w:proofErr w:type="spellEnd"/>
+      <w:r>
+        <w:t>)</w:t>
+      </w:r>
+    </w:p>
+    <w:p>
+      <w:pPr>
+        <w:spacing w:after="60"/>
+      </w:pPr>
+    </w:p>
+    <w:p>
+      <w:pPr>
+        <w:spacing w:after="60"/>
+      </w:pPr>
+      <w:r>
+        <w:t xml:space="preserve">    </w:t>
+      </w:r>
+      <w:proofErr w:type="spellStart"/>
+      <w:r>
+        <w:t>num</w:t>
+      </w:r>
+      <w:proofErr w:type="spellEnd"/>
+      <w:r>
+        <w:t xml:space="preserve"> //= 10</w:t>
+      </w:r>
+    </w:p>
+    <w:p>
+      <w:pPr>
+        <w:spacing w:after="60"/>
+        <w:rPr>
+          <w:b/>
+          <w:bCs/>
+        </w:rPr>
+      </w:pPr>
+      <w:r>
+        <w:rPr>
+          <w:b/>
+          <w:bCs/>
+        </w:rPr>
+        <w:t xml:space="preserve">Why </w:t>
+      </w:r>
+      <w:proofErr w:type="spellStart"/>
+      <w:r>
+        <w:rPr>
+          <w:b/>
+          <w:bCs/>
+        </w:rPr>
+        <w:t>num</w:t>
+      </w:r>
+      <w:proofErr w:type="spellEnd"/>
+      <w:r>
+        <w:rPr>
+          <w:b/>
+          <w:bCs/>
+        </w:rPr>
+        <w:t xml:space="preserve"> = n?</w:t>
       </w:r>
     </w:p>
     <w:p>
@@ -3868,7 +4164,7 @@
       </w:pPr>
       <w:r>
         <w:pict w14:anchorId="4ED995B1">
-          <v:rect id="_x0000_i1143" style="width:0;height:1.5pt" o:hralign="center" o:hrstd="t" o:hr="t" fillcolor="#a0a0a0" stroked="f"/>
+          <v:rect id="_x0000_i1041" style="width:0;height:1.5pt" o:hralign="center" o:hrstd="t" o:hr="t" fillcolor="#a0a0a0" stroked="f"/>
         </w:pict>
       </w:r>
     </w:p>
@@ -4002,7 +4298,7 @@
       </w:pPr>
       <w:r>
         <w:pict w14:anchorId="0C5082A4">
-          <v:rect id="_x0000_i1144" style="width:0;height:1.5pt" o:hralign="center" o:hrstd="t" o:hr="t" fillcolor="#a0a0a0" stroked="f"/>
+          <v:rect id="_x0000_i1042" style="width:0;height:1.5pt" o:hralign="center" o:hrstd="t" o:hr="t" fillcolor="#a0a0a0" stroked="f"/>
         </w:pict>
       </w:r>
     </w:p>
@@ -4189,6 +4485,9 @@
         <w:spacing w:after="60"/>
       </w:pPr>
       <w:r>
+        <w:rPr>
+          <w:noProof/>
+        </w:rPr>
         <w:drawing>
           <wp:inline distT="0" distB="0" distL="0" distR="0" wp14:anchorId="48E43047" wp14:editId="751CE310">
             <wp:extent cx="5608806" cy="3696020"/>
@@ -4246,6 +4545,9 @@
         <w:t xml:space="preserve"> </w:t>
       </w:r>
       <w:r>
+        <w:rPr>
+          <w:noProof/>
+        </w:rPr>
         <w:drawing>
           <wp:inline distT="0" distB="0" distL="0" distR="0" wp14:anchorId="15289174" wp14:editId="5060C6BD">
             <wp:extent cx="4915326" cy="3482642"/>
@@ -4302,18 +4604,24 @@
       </w:r>
       <w:proofErr w:type="gramStart"/>
       <w:r>
-        <w:t>):-</w:t>
+        <w:t>)</w:t>
+      </w:r>
+      <w:r>
+        <w:t xml:space="preserve"> :</w:t>
       </w:r>
       <w:proofErr w:type="gramEnd"/>
       <w:r>
-        <w:t xml:space="preserve"> </w:t>
-      </w:r>
-    </w:p>
-    <w:p>
-      <w:pPr>
-        <w:spacing w:after="60"/>
-      </w:pPr>
-      <w:r>
+        <w:t>-</w:t>
+      </w:r>
+    </w:p>
+    <w:p>
+      <w:pPr>
+        <w:spacing w:after="60"/>
+      </w:pPr>
+      <w:r>
+        <w:rPr>
+          <w:noProof/>
+        </w:rPr>
         <w:drawing>
           <wp:inline distT="0" distB="0" distL="0" distR="0" wp14:anchorId="70A6449C" wp14:editId="2BE107A9">
             <wp:extent cx="5943600" cy="2186305"/>
@@ -4404,22 +4712,1466 @@
     <w:p>
       <w:pPr>
         <w:spacing w:after="60"/>
-      </w:pPr>
-    </w:p>
-    <w:p>
-      <w:pPr>
-        <w:spacing w:after="60"/>
-      </w:pPr>
-    </w:p>
-    <w:p>
-      <w:pPr>
-        <w:spacing w:after="60"/>
-      </w:pPr>
-    </w:p>
-    <w:p>
-      <w:pPr>
-        <w:spacing w:after="60"/>
-      </w:pPr>
+        <w:rPr>
+          <w:b/>
+          <w:bCs/>
+        </w:rPr>
+      </w:pPr>
+      <w:r>
+        <w:rPr>
+          <w:b/>
+          <w:bCs/>
+          <w:highlight w:val="yellow"/>
+        </w:rPr>
+        <w:t xml:space="preserve">Palindrome </w:t>
+      </w:r>
+      <w:proofErr w:type="gramStart"/>
+      <w:r>
+        <w:rPr>
+          <w:b/>
+          <w:bCs/>
+          <w:highlight w:val="yellow"/>
+        </w:rPr>
+        <w:t>Number</w:t>
+      </w:r>
+      <w:r>
+        <w:rPr>
+          <w:b/>
+          <w:bCs/>
+        </w:rPr>
+        <w:t>:-</w:t>
+      </w:r>
+      <w:proofErr w:type="gramEnd"/>
+    </w:p>
+    <w:p>
+      <w:pPr>
+        <w:spacing w:after="60"/>
+        <w:rPr>
+          <w:b/>
+          <w:bCs/>
+        </w:rPr>
+      </w:pPr>
+      <w:r>
+        <w:rPr>
+          <w:b/>
+          <w:bCs/>
+        </w:rPr>
+        <w:t>Key Concepts</w:t>
+      </w:r>
+    </w:p>
+    <w:p>
+      <w:pPr>
+        <w:numPr>
+          <w:ilvl w:val="0"/>
+          <w:numId w:val="9"/>
+        </w:numPr>
+        <w:spacing w:after="60"/>
+      </w:pPr>
+      <w:r>
+        <w:rPr>
+          <w:b/>
+          <w:bCs/>
+        </w:rPr>
+        <w:t>Definition:</w:t>
+      </w:r>
+      <w:r>
+        <w:t xml:space="preserve"> A palindrome is a number that remains the same when read forward and backward (e.g., </w:t>
+      </w:r>
+      <w:r>
+        <w:rPr>
+          <w:b/>
+          <w:bCs/>
+        </w:rPr>
+        <w:t>121</w:t>
+      </w:r>
+      <w:r>
+        <w:t xml:space="preserve">, </w:t>
+      </w:r>
+      <w:r>
+        <w:rPr>
+          <w:b/>
+          <w:bCs/>
+        </w:rPr>
+        <w:t>1331</w:t>
+      </w:r>
+      <w:r>
+        <w:t xml:space="preserve">). </w:t>
+      </w:r>
+    </w:p>
+    <w:p>
+      <w:pPr>
+        <w:numPr>
+          <w:ilvl w:val="0"/>
+          <w:numId w:val="9"/>
+        </w:numPr>
+        <w:spacing w:after="60"/>
+      </w:pPr>
+      <w:r>
+        <w:rPr>
+          <w:b/>
+          <w:bCs/>
+        </w:rPr>
+        <w:t>Approach:</w:t>
+      </w:r>
+      <w:r>
+        <w:t xml:space="preserve"> Avoid string conversion. Instead, </w:t>
+      </w:r>
+      <w:r>
+        <w:rPr>
+          <w:b/>
+          <w:bCs/>
+        </w:rPr>
+        <w:t>reverse the digits mathematically</w:t>
+      </w:r>
+      <w:r>
+        <w:t xml:space="preserve"> and compare the reversed number with the original. </w:t>
+      </w:r>
+    </w:p>
+    <w:p>
+      <w:pPr>
+        <w:spacing w:after="60"/>
+      </w:pPr>
+      <w:r>
+        <w:pict w14:anchorId="6A552FCD">
+          <v:rect id="_x0000_i1067" style="width:0;height:1.5pt" o:hralign="center" o:hrstd="t" o:hr="t" fillcolor="#a0a0a0" stroked="f"/>
+        </w:pict>
+      </w:r>
+    </w:p>
+    <w:p>
+      <w:pPr>
+        <w:spacing w:after="60"/>
+        <w:rPr>
+          <w:b/>
+          <w:bCs/>
+        </w:rPr>
+      </w:pPr>
+      <w:r>
+        <w:rPr>
+          <w:b/>
+          <w:bCs/>
+        </w:rPr>
+        <w:t>Step-by-Step Logic</w:t>
+      </w:r>
+    </w:p>
+    <w:p>
+      <w:pPr>
+        <w:numPr>
+          <w:ilvl w:val="0"/>
+          <w:numId w:val="10"/>
+        </w:numPr>
+        <w:spacing w:after="60"/>
+      </w:pPr>
+      <w:r>
+        <w:rPr>
+          <w:b/>
+          <w:bCs/>
+        </w:rPr>
+        <w:t>Store the original number:</w:t>
+      </w:r>
+      <w:r>
+        <w:t xml:space="preserve"> Keep a copy because </w:t>
+      </w:r>
+      <w:proofErr w:type="spellStart"/>
+      <w:r>
+        <w:t>num</w:t>
+      </w:r>
+      <w:proofErr w:type="spellEnd"/>
+      <w:r>
+        <w:t xml:space="preserve"> will be modified. </w:t>
+      </w:r>
+    </w:p>
+    <w:p>
+      <w:pPr>
+        <w:numPr>
+          <w:ilvl w:val="0"/>
+          <w:numId w:val="10"/>
+        </w:numPr>
+        <w:spacing w:after="60"/>
+      </w:pPr>
+      <w:r>
+        <w:rPr>
+          <w:b/>
+          <w:bCs/>
+        </w:rPr>
+        <w:t>Extract the last digit:</w:t>
+      </w:r>
+      <w:r>
+        <w:t xml:space="preserve"> Use </w:t>
+      </w:r>
+      <w:proofErr w:type="spellStart"/>
+      <w:r>
+        <w:t>num</w:t>
+      </w:r>
+      <w:proofErr w:type="spellEnd"/>
+      <w:r>
+        <w:t xml:space="preserve"> % 10. </w:t>
+      </w:r>
+    </w:p>
+    <w:p>
+      <w:pPr>
+        <w:numPr>
+          <w:ilvl w:val="0"/>
+          <w:numId w:val="10"/>
+        </w:numPr>
+        <w:spacing w:after="60"/>
+      </w:pPr>
+      <w:r>
+        <w:rPr>
+          <w:b/>
+          <w:bCs/>
+        </w:rPr>
+        <w:t>Build the reverse:</w:t>
+      </w:r>
+      <w:r>
+        <w:t xml:space="preserve"> Use result * 10 + </w:t>
+      </w:r>
+      <w:proofErr w:type="spellStart"/>
+      <w:r>
+        <w:t>last_digit</w:t>
+      </w:r>
+      <w:proofErr w:type="spellEnd"/>
+      <w:r>
+        <w:t xml:space="preserve">. </w:t>
+      </w:r>
+    </w:p>
+    <w:p>
+      <w:pPr>
+        <w:numPr>
+          <w:ilvl w:val="0"/>
+          <w:numId w:val="10"/>
+        </w:numPr>
+        <w:spacing w:after="60"/>
+      </w:pPr>
+      <w:r>
+        <w:rPr>
+          <w:b/>
+          <w:bCs/>
+        </w:rPr>
+        <w:t>Remove the last digit:</w:t>
+      </w:r>
+      <w:r>
+        <w:t xml:space="preserve"> Use </w:t>
+      </w:r>
+      <w:proofErr w:type="spellStart"/>
+      <w:r>
+        <w:t>num</w:t>
+      </w:r>
+      <w:proofErr w:type="spellEnd"/>
+      <w:r>
+        <w:t xml:space="preserve"> // 10. </w:t>
+      </w:r>
+    </w:p>
+    <w:p>
+      <w:pPr>
+        <w:numPr>
+          <w:ilvl w:val="0"/>
+          <w:numId w:val="10"/>
+        </w:numPr>
+        <w:spacing w:after="60"/>
+      </w:pPr>
+      <w:r>
+        <w:rPr>
+          <w:b/>
+          <w:bCs/>
+        </w:rPr>
+        <w:t>Compare:</w:t>
+      </w:r>
+      <w:r>
+        <w:t xml:space="preserve"> If the original number equals result, it is a palindrome. </w:t>
+      </w:r>
+    </w:p>
+    <w:p>
+      <w:pPr>
+        <w:spacing w:after="60"/>
+      </w:pPr>
+      <w:r>
+        <w:pict w14:anchorId="6117ACF4">
+          <v:rect id="_x0000_i1068" style="width:0;height:1.5pt" o:hralign="center" o:hrstd="t" o:hr="t" fillcolor="#a0a0a0" stroked="f"/>
+        </w:pict>
+      </w:r>
+    </w:p>
+    <w:p>
+      <w:pPr>
+        <w:spacing w:after="60"/>
+        <w:rPr>
+          <w:b/>
+          <w:bCs/>
+        </w:rPr>
+      </w:pPr>
+      <w:r>
+        <w:rPr>
+          <w:b/>
+          <w:bCs/>
+        </w:rPr>
+        <w:t xml:space="preserve">Code </w:t>
+      </w:r>
+      <w:proofErr w:type="gramStart"/>
+      <w:r>
+        <w:rPr>
+          <w:b/>
+          <w:bCs/>
+        </w:rPr>
+        <w:t>Structure</w:t>
+      </w:r>
+      <w:r>
+        <w:rPr>
+          <w:b/>
+          <w:bCs/>
+        </w:rPr>
+        <w:t>:-</w:t>
+      </w:r>
+      <w:proofErr w:type="gramEnd"/>
+    </w:p>
+    <w:p>
+      <w:pPr>
+        <w:spacing w:after="60"/>
+      </w:pPr>
+      <w:r>
+        <w:t>n = 121</w:t>
+      </w:r>
+    </w:p>
+    <w:p>
+      <w:pPr>
+        <w:spacing w:after="60"/>
+      </w:pPr>
+      <w:proofErr w:type="spellStart"/>
+      <w:r>
+        <w:t>num</w:t>
+      </w:r>
+      <w:proofErr w:type="spellEnd"/>
+      <w:r>
+        <w:t xml:space="preserve"> = n</w:t>
+      </w:r>
+    </w:p>
+    <w:p>
+      <w:pPr>
+        <w:spacing w:after="60"/>
+      </w:pPr>
+      <w:r>
+        <w:t>result = 0</w:t>
+      </w:r>
+    </w:p>
+    <w:p>
+      <w:pPr>
+        <w:spacing w:after="60"/>
+      </w:pPr>
+    </w:p>
+    <w:p>
+      <w:pPr>
+        <w:spacing w:after="60"/>
+      </w:pPr>
+      <w:r>
+        <w:t xml:space="preserve">while </w:t>
+      </w:r>
+      <w:proofErr w:type="spellStart"/>
+      <w:r>
+        <w:t>num</w:t>
+      </w:r>
+      <w:proofErr w:type="spellEnd"/>
+      <w:r>
+        <w:t xml:space="preserve"> &gt; 0:</w:t>
+      </w:r>
+    </w:p>
+    <w:p>
+      <w:pPr>
+        <w:spacing w:after="60"/>
+      </w:pPr>
+      <w:r>
+        <w:t xml:space="preserve">    </w:t>
+      </w:r>
+      <w:proofErr w:type="spellStart"/>
+      <w:r>
+        <w:t>last_digit</w:t>
+      </w:r>
+      <w:proofErr w:type="spellEnd"/>
+      <w:r>
+        <w:t xml:space="preserve"> = </w:t>
+      </w:r>
+      <w:proofErr w:type="spellStart"/>
+      <w:r>
+        <w:t>num</w:t>
+      </w:r>
+      <w:proofErr w:type="spellEnd"/>
+      <w:r>
+        <w:t xml:space="preserve"> % 10</w:t>
+      </w:r>
+    </w:p>
+    <w:p>
+      <w:pPr>
+        <w:spacing w:after="60"/>
+      </w:pPr>
+      <w:r>
+        <w:t xml:space="preserve">    result = result * 10 + </w:t>
+      </w:r>
+      <w:proofErr w:type="spellStart"/>
+      <w:r>
+        <w:t>last_digit</w:t>
+      </w:r>
+      <w:proofErr w:type="spellEnd"/>
+    </w:p>
+    <w:p>
+      <w:pPr>
+        <w:spacing w:after="60"/>
+      </w:pPr>
+      <w:r>
+        <w:t xml:space="preserve">    </w:t>
+      </w:r>
+      <w:proofErr w:type="spellStart"/>
+      <w:r>
+        <w:t>num</w:t>
+      </w:r>
+      <w:proofErr w:type="spellEnd"/>
+      <w:r>
+        <w:t xml:space="preserve"> //= 10</w:t>
+      </w:r>
+    </w:p>
+    <w:p>
+      <w:pPr>
+        <w:spacing w:after="60"/>
+      </w:pPr>
+    </w:p>
+    <w:p>
+      <w:pPr>
+        <w:spacing w:after="60"/>
+      </w:pPr>
+      <w:r>
+        <w:t>if n == result:</w:t>
+      </w:r>
+    </w:p>
+    <w:p>
+      <w:pPr>
+        <w:spacing w:after="60"/>
+      </w:pPr>
+      <w:r>
+        <w:t xml:space="preserve">    print("Palindrome")</w:t>
+      </w:r>
+    </w:p>
+    <w:p>
+      <w:pPr>
+        <w:spacing w:after="60"/>
+      </w:pPr>
+      <w:r>
+        <w:t>else:</w:t>
+      </w:r>
+    </w:p>
+    <w:p>
+      <w:pPr>
+        <w:spacing w:after="60"/>
+      </w:pPr>
+      <w:r>
+        <w:t xml:space="preserve">    </w:t>
+      </w:r>
+      <w:proofErr w:type="gramStart"/>
+      <w:r>
+        <w:t>print(</w:t>
+      </w:r>
+      <w:proofErr w:type="gramEnd"/>
+      <w:r>
+        <w:t>"Not Palindrome")</w:t>
+      </w:r>
+    </w:p>
+    <w:p>
+      <w:pPr>
+        <w:spacing w:after="60"/>
+        <w:rPr>
+          <w:b/>
+          <w:bCs/>
+        </w:rPr>
+      </w:pPr>
+      <w:r>
+        <w:rPr>
+          <w:b/>
+          <w:bCs/>
+        </w:rPr>
+        <w:t>Example: 121</w:t>
+      </w:r>
+    </w:p>
+    <w:p>
+      <w:pPr>
+        <w:spacing w:after="60"/>
+      </w:pPr>
+      <w:r>
+        <w:t>121 → digit 1 → result = 1</w:t>
+      </w:r>
+    </w:p>
+    <w:p>
+      <w:pPr>
+        <w:spacing w:after="60"/>
+      </w:pPr>
+      <w:proofErr w:type="gramStart"/>
+      <w:r>
+        <w:t>12  →</w:t>
+      </w:r>
+      <w:proofErr w:type="gramEnd"/>
+      <w:r>
+        <w:t xml:space="preserve"> digit 2 → result = 12</w:t>
+      </w:r>
+    </w:p>
+    <w:p>
+      <w:pPr>
+        <w:spacing w:after="60"/>
+      </w:pPr>
+      <w:r>
+        <w:t>1   → digit 1 → result = 121</w:t>
+      </w:r>
+    </w:p>
+    <w:p>
+      <w:pPr>
+        <w:spacing w:after="60"/>
+      </w:pPr>
+      <w:r>
+        <w:t>0   → stop</w:t>
+      </w:r>
+    </w:p>
+    <w:p>
+      <w:pPr>
+        <w:spacing w:after="60"/>
+      </w:pPr>
+      <w:r>
+        <w:t>Original = 121</w:t>
+      </w:r>
+      <w:r>
+        <w:br/>
+        <w:t>Reverse = 121</w:t>
+      </w:r>
+    </w:p>
+    <w:p>
+      <w:pPr>
+        <w:spacing w:after="60"/>
+      </w:pPr>
+      <w:r>
+        <w:t xml:space="preserve">Therefore, </w:t>
+      </w:r>
+      <w:r>
+        <w:rPr>
+          <w:b/>
+          <w:bCs/>
+        </w:rPr>
+        <w:t>121 is a Palindrome</w:t>
+      </w:r>
+      <w:r>
+        <w:t>.</w:t>
+      </w:r>
+    </w:p>
+    <w:p>
+      <w:pPr>
+        <w:spacing w:after="60"/>
+      </w:pPr>
+      <w:r>
+        <w:pict w14:anchorId="6452F28B">
+          <v:rect id="_x0000_i1069" style="width:0;height:1.5pt" o:hralign="center" o:hrstd="t" o:hr="t" fillcolor="#a0a0a0" stroked="f"/>
+        </w:pict>
+      </w:r>
+    </w:p>
+    <w:p>
+      <w:pPr>
+        <w:spacing w:after="60"/>
+        <w:rPr>
+          <w:b/>
+          <w:bCs/>
+        </w:rPr>
+      </w:pPr>
+      <w:r>
+        <w:rPr>
+          <w:b/>
+          <w:bCs/>
+        </w:rPr>
+        <w:t>Complexity Analysis</w:t>
+      </w:r>
+    </w:p>
+    <w:p>
+      <w:pPr>
+        <w:spacing w:after="60"/>
+      </w:pPr>
+      <w:r>
+        <w:t>If the number has d digits:</w:t>
+      </w:r>
+    </w:p>
+    <w:p>
+      <w:pPr>
+        <w:numPr>
+          <w:ilvl w:val="0"/>
+          <w:numId w:val="11"/>
+        </w:numPr>
+        <w:spacing w:after="60"/>
+      </w:pPr>
+      <w:r>
+        <w:rPr>
+          <w:b/>
+          <w:bCs/>
+        </w:rPr>
+        <w:t>Time Complexity:</w:t>
+      </w:r>
+      <w:r>
+        <w:t xml:space="preserve"> O(d) or </w:t>
+      </w:r>
+      <w:proofErr w:type="gramStart"/>
+      <w:r>
+        <w:rPr>
+          <w:b/>
+          <w:bCs/>
+        </w:rPr>
+        <w:t>O(</w:t>
+      </w:r>
+      <w:proofErr w:type="gramEnd"/>
+      <w:r>
+        <w:rPr>
+          <w:b/>
+          <w:bCs/>
+        </w:rPr>
+        <w:t>log n)</w:t>
+      </w:r>
+      <w:r>
+        <w:t xml:space="preserve"> </w:t>
+      </w:r>
+    </w:p>
+    <w:p>
+      <w:pPr>
+        <w:numPr>
+          <w:ilvl w:val="0"/>
+          <w:numId w:val="11"/>
+        </w:numPr>
+        <w:spacing w:after="60"/>
+      </w:pPr>
+      <w:r>
+        <w:rPr>
+          <w:b/>
+          <w:bCs/>
+        </w:rPr>
+        <w:t>Space Complexity:</w:t>
+      </w:r>
+      <w:r>
+        <w:t xml:space="preserve"> </w:t>
+      </w:r>
+      <w:proofErr w:type="gramStart"/>
+      <w:r>
+        <w:t>O(</w:t>
+      </w:r>
+      <w:proofErr w:type="gramEnd"/>
+      <w:r>
+        <w:t xml:space="preserve">1) — Constant space </w:t>
+      </w:r>
+    </w:p>
+    <w:p>
+      <w:pPr>
+        <w:spacing w:after="60"/>
+      </w:pPr>
+      <w:r>
+        <w:pict w14:anchorId="5D2F9988">
+          <v:rect id="_x0000_i1070" style="width:0;height:1.5pt" o:hralign="center" o:hrstd="t" o:hr="t" fillcolor="#a0a0a0" stroked="f"/>
+        </w:pict>
+      </w:r>
+    </w:p>
+    <w:p>
+      <w:pPr>
+        <w:spacing w:after="60"/>
+        <w:rPr>
+          <w:rFonts w:ascii="Segoe UI Emoji" w:hAnsi="Segoe UI Emoji" w:cs="Segoe UI Emoji"/>
+          <w:b/>
+          <w:bCs/>
+        </w:rPr>
+      </w:pPr>
+    </w:p>
+    <w:p>
+      <w:pPr>
+        <w:spacing w:after="60"/>
+        <w:rPr>
+          <w:rFonts w:ascii="Segoe UI Emoji" w:hAnsi="Segoe UI Emoji" w:cs="Segoe UI Emoji"/>
+          <w:b/>
+          <w:bCs/>
+        </w:rPr>
+      </w:pPr>
+    </w:p>
+    <w:p>
+      <w:pPr>
+        <w:spacing w:after="60"/>
+        <w:rPr>
+          <w:b/>
+          <w:bCs/>
+        </w:rPr>
+      </w:pPr>
+      <w:r>
+        <w:rPr>
+          <w:rFonts w:ascii="Segoe UI Emoji" w:hAnsi="Segoe UI Emoji" w:cs="Segoe UI Emoji"/>
+          <w:b/>
+          <w:bCs/>
+        </w:rPr>
+        <w:lastRenderedPageBreak/>
+        <w:t>⭐</w:t>
+      </w:r>
+      <w:r>
+        <w:rPr>
+          <w:b/>
+          <w:bCs/>
+        </w:rPr>
+        <w:t xml:space="preserve"> Remember</w:t>
+      </w:r>
+    </w:p>
+    <w:p>
+      <w:pPr>
+        <w:spacing w:after="60"/>
+      </w:pPr>
+      <w:r>
+        <w:t>% 10       → GET last digit</w:t>
+      </w:r>
+    </w:p>
+    <w:p>
+      <w:pPr>
+        <w:spacing w:after="60"/>
+      </w:pPr>
+      <w:r>
+        <w:t>* 10 + d   → BUILD reverse</w:t>
+      </w:r>
+    </w:p>
+    <w:p>
+      <w:pPr>
+        <w:spacing w:after="60"/>
+      </w:pPr>
+      <w:r>
+        <w:t>// 10      → REMOVE last digit</w:t>
+      </w:r>
+    </w:p>
+    <w:p>
+      <w:pPr>
+        <w:spacing w:after="60"/>
+      </w:pPr>
+      <w:r>
+        <w:t>original == reverse → PALINDROME</w:t>
+      </w:r>
+    </w:p>
+    <w:p>
+      <w:pPr>
+        <w:spacing w:after="60"/>
+      </w:pPr>
+    </w:p>
+    <w:p>
+      <w:pPr>
+        <w:spacing w:after="60"/>
+      </w:pPr>
+    </w:p>
+    <w:p>
+      <w:pPr>
+        <w:spacing w:after="60"/>
+      </w:pPr>
+    </w:p>
+    <w:p>
+      <w:pPr>
+        <w:spacing w:after="60"/>
+      </w:pPr>
+    </w:p>
+    <w:p>
+      <w:pPr>
+        <w:spacing w:after="60"/>
+        <w:rPr>
+          <w:b/>
+          <w:bCs/>
+        </w:rPr>
+      </w:pPr>
+      <w:r>
+        <w:rPr>
+          <w:b/>
+          <w:bCs/>
+          <w:highlight w:val="yellow"/>
+        </w:rPr>
+        <w:t xml:space="preserve">Armstrong </w:t>
+      </w:r>
+      <w:proofErr w:type="gramStart"/>
+      <w:r>
+        <w:rPr>
+          <w:b/>
+          <w:bCs/>
+          <w:highlight w:val="yellow"/>
+        </w:rPr>
+        <w:t>Number</w:t>
+      </w:r>
+      <w:r>
+        <w:rPr>
+          <w:b/>
+          <w:bCs/>
+          <w:highlight w:val="yellow"/>
+        </w:rPr>
+        <w:t>:-</w:t>
+      </w:r>
+      <w:proofErr w:type="gramEnd"/>
+    </w:p>
+    <w:p>
+      <w:pPr>
+        <w:spacing w:after="60"/>
+        <w:rPr>
+          <w:b/>
+          <w:bCs/>
+        </w:rPr>
+      </w:pPr>
+      <w:r>
+        <w:rPr>
+          <w:b/>
+          <w:bCs/>
+        </w:rPr>
+        <w:t>Key Concepts</w:t>
+      </w:r>
+    </w:p>
+    <w:p>
+      <w:pPr>
+        <w:numPr>
+          <w:ilvl w:val="0"/>
+          <w:numId w:val="12"/>
+        </w:numPr>
+        <w:spacing w:after="60"/>
+      </w:pPr>
+      <w:r>
+        <w:rPr>
+          <w:b/>
+          <w:bCs/>
+        </w:rPr>
+        <w:t>Definition:</w:t>
+      </w:r>
+      <w:r>
+        <w:t xml:space="preserve"> An Armstrong Number is a number where the </w:t>
+      </w:r>
+      <w:r>
+        <w:rPr>
+          <w:b/>
+          <w:bCs/>
+        </w:rPr>
+        <w:t>sum of each digit raised to the power of the total number of digits</w:t>
+      </w:r>
+      <w:r>
+        <w:t xml:space="preserve"> equals the original number.</w:t>
+      </w:r>
+    </w:p>
+    <w:p>
+      <w:pPr>
+        <w:numPr>
+          <w:ilvl w:val="0"/>
+          <w:numId w:val="12"/>
+        </w:numPr>
+        <w:spacing w:after="60"/>
+      </w:pPr>
+      <w:r>
+        <w:rPr>
+          <w:b/>
+          <w:bCs/>
+        </w:rPr>
+        <w:t>Example:</w:t>
+      </w:r>
+      <w:r>
+        <w:t xml:space="preserve"> For 153 (3-digit number):</w:t>
+      </w:r>
+    </w:p>
+    <w:p>
+      <w:pPr>
+        <w:spacing w:after="60"/>
+      </w:pPr>
+      <w:r>
+        <w:t>1³ + 5³ + 3³ = 153</w:t>
+      </w:r>
+    </w:p>
+    <w:p>
+      <w:pPr>
+        <w:spacing w:after="60"/>
+      </w:pPr>
+      <w:r>
+        <w:t xml:space="preserve">So, </w:t>
+      </w:r>
+      <w:r>
+        <w:rPr>
+          <w:b/>
+          <w:bCs/>
+        </w:rPr>
+        <w:t>153 is an Armstrong Number</w:t>
+      </w:r>
+      <w:r>
+        <w:t>.</w:t>
+      </w:r>
+    </w:p>
+    <w:p>
+      <w:pPr>
+        <w:spacing w:after="60"/>
+      </w:pPr>
+      <w:r>
+        <w:pict w14:anchorId="59C20501">
+          <v:rect id="_x0000_i1099" style="width:0;height:1.5pt" o:hralign="center" o:hrstd="t" o:hr="t" fillcolor="#a0a0a0" stroked="f"/>
+        </w:pict>
+      </w:r>
+    </w:p>
+    <w:p>
+      <w:pPr>
+        <w:spacing w:after="60"/>
+        <w:rPr>
+          <w:b/>
+          <w:bCs/>
+        </w:rPr>
+      </w:pPr>
+      <w:r>
+        <w:rPr>
+          <w:b/>
+          <w:bCs/>
+        </w:rPr>
+        <w:t>Step-by-Step Logic</w:t>
+      </w:r>
+    </w:p>
+    <w:p>
+      <w:pPr>
+        <w:numPr>
+          <w:ilvl w:val="0"/>
+          <w:numId w:val="13"/>
+        </w:numPr>
+        <w:spacing w:after="60"/>
+      </w:pPr>
+      <w:r>
+        <w:rPr>
+          <w:b/>
+          <w:bCs/>
+        </w:rPr>
+        <w:t>Count the digits:</w:t>
+      </w:r>
+      <w:r>
+        <w:t xml:space="preserve"> Find the total number of digits in the number.</w:t>
+      </w:r>
+    </w:p>
+    <w:p>
+      <w:pPr>
+        <w:numPr>
+          <w:ilvl w:val="0"/>
+          <w:numId w:val="13"/>
+        </w:numPr>
+        <w:spacing w:after="60"/>
+      </w:pPr>
+      <w:r>
+        <w:rPr>
+          <w:b/>
+          <w:bCs/>
+        </w:rPr>
+        <w:t>Extract the last digit:</w:t>
+      </w:r>
+      <w:r>
+        <w:t xml:space="preserve"> Use </w:t>
+      </w:r>
+      <w:proofErr w:type="spellStart"/>
+      <w:r>
+        <w:t>num</w:t>
+      </w:r>
+      <w:proofErr w:type="spellEnd"/>
+      <w:r>
+        <w:t xml:space="preserve"> % 10.</w:t>
+      </w:r>
+    </w:p>
+    <w:p>
+      <w:pPr>
+        <w:numPr>
+          <w:ilvl w:val="0"/>
+          <w:numId w:val="13"/>
+        </w:numPr>
+        <w:spacing w:after="60"/>
+      </w:pPr>
+      <w:r>
+        <w:rPr>
+          <w:b/>
+          <w:bCs/>
+        </w:rPr>
+        <w:t>Calculate the power:</w:t>
+      </w:r>
+      <w:r>
+        <w:t xml:space="preserve"> Raise the digit to the power of the digit count using digit ** count.</w:t>
+      </w:r>
+    </w:p>
+    <w:p>
+      <w:pPr>
+        <w:numPr>
+          <w:ilvl w:val="0"/>
+          <w:numId w:val="13"/>
+        </w:numPr>
+        <w:spacing w:after="60"/>
+      </w:pPr>
+      <w:r>
+        <w:rPr>
+          <w:b/>
+          <w:bCs/>
+        </w:rPr>
+        <w:t>Add to total:</w:t>
+      </w:r>
+      <w:r>
+        <w:t xml:space="preserve"> Add the result to total.</w:t>
+      </w:r>
+    </w:p>
+    <w:p>
+      <w:pPr>
+        <w:numPr>
+          <w:ilvl w:val="0"/>
+          <w:numId w:val="13"/>
+        </w:numPr>
+        <w:spacing w:after="60"/>
+      </w:pPr>
+      <w:r>
+        <w:rPr>
+          <w:b/>
+          <w:bCs/>
+        </w:rPr>
+        <w:t>Remove the last digit:</w:t>
+      </w:r>
+      <w:r>
+        <w:t xml:space="preserve"> Use </w:t>
+      </w:r>
+      <w:proofErr w:type="spellStart"/>
+      <w:r>
+        <w:t>num</w:t>
+      </w:r>
+      <w:proofErr w:type="spellEnd"/>
+      <w:r>
+        <w:t xml:space="preserve"> // 10 and repeat until </w:t>
+      </w:r>
+      <w:proofErr w:type="spellStart"/>
+      <w:r>
+        <w:t>num</w:t>
+      </w:r>
+      <w:proofErr w:type="spellEnd"/>
+      <w:r>
+        <w:t xml:space="preserve"> becomes 0.</w:t>
+      </w:r>
+    </w:p>
+    <w:p>
+      <w:pPr>
+        <w:numPr>
+          <w:ilvl w:val="0"/>
+          <w:numId w:val="13"/>
+        </w:numPr>
+        <w:spacing w:after="60"/>
+      </w:pPr>
+      <w:r>
+        <w:rPr>
+          <w:b/>
+          <w:bCs/>
+        </w:rPr>
+        <w:t>Compare:</w:t>
+      </w:r>
+      <w:r>
+        <w:t xml:space="preserve"> If total == original, the number is an Armstrong Number.</w:t>
+      </w:r>
+    </w:p>
+    <w:p>
+      <w:pPr>
+        <w:spacing w:after="60"/>
+      </w:pPr>
+      <w:r>
+        <w:pict w14:anchorId="0346D81A">
+          <v:rect id="_x0000_i1100" style="width:0;height:1.5pt" o:hralign="center" o:hrstd="t" o:hr="t" fillcolor="#a0a0a0" stroked="f"/>
+        </w:pict>
+      </w:r>
+    </w:p>
+    <w:p>
+      <w:pPr>
+        <w:spacing w:after="60"/>
+        <w:rPr>
+          <w:b/>
+          <w:bCs/>
+        </w:rPr>
+      </w:pPr>
+      <w:r>
+        <w:rPr>
+          <w:b/>
+          <w:bCs/>
+        </w:rPr>
+        <w:t>Python Implementation</w:t>
+      </w:r>
+    </w:p>
+    <w:p>
+      <w:pPr>
+        <w:spacing w:after="60"/>
+      </w:pPr>
+      <w:r>
+        <w:t>n = 153</w:t>
+      </w:r>
+    </w:p>
+    <w:p>
+      <w:pPr>
+        <w:spacing w:after="60"/>
+      </w:pPr>
+      <w:proofErr w:type="spellStart"/>
+      <w:r>
+        <w:t>num</w:t>
+      </w:r>
+      <w:proofErr w:type="spellEnd"/>
+      <w:r>
+        <w:t xml:space="preserve"> = n</w:t>
+      </w:r>
+    </w:p>
+    <w:p>
+      <w:pPr>
+        <w:spacing w:after="60"/>
+      </w:pPr>
+      <w:r>
+        <w:t xml:space="preserve">count = </w:t>
+      </w:r>
+      <w:proofErr w:type="spellStart"/>
+      <w:r>
+        <w:t>len</w:t>
+      </w:r>
+      <w:proofErr w:type="spellEnd"/>
+      <w:r>
+        <w:t>(str(n))</w:t>
+      </w:r>
+    </w:p>
+    <w:p>
+      <w:pPr>
+        <w:spacing w:after="60"/>
+      </w:pPr>
+      <w:r>
+        <w:t>total = 0</w:t>
+      </w:r>
+    </w:p>
+    <w:p>
+      <w:pPr>
+        <w:spacing w:after="60"/>
+      </w:pPr>
+    </w:p>
+    <w:p>
+      <w:pPr>
+        <w:spacing w:after="60"/>
+      </w:pPr>
+      <w:r>
+        <w:t xml:space="preserve">while </w:t>
+      </w:r>
+      <w:proofErr w:type="spellStart"/>
+      <w:r>
+        <w:t>num</w:t>
+      </w:r>
+      <w:proofErr w:type="spellEnd"/>
+      <w:r>
+        <w:t xml:space="preserve"> &gt; 0:</w:t>
+      </w:r>
+    </w:p>
+    <w:p>
+      <w:pPr>
+        <w:spacing w:after="60"/>
+      </w:pPr>
+      <w:r>
+        <w:t xml:space="preserve">    digit = </w:t>
+      </w:r>
+      <w:proofErr w:type="spellStart"/>
+      <w:r>
+        <w:t>num</w:t>
+      </w:r>
+      <w:proofErr w:type="spellEnd"/>
+      <w:r>
+        <w:t xml:space="preserve"> % 10</w:t>
+      </w:r>
+    </w:p>
+    <w:p>
+      <w:pPr>
+        <w:spacing w:after="60"/>
+      </w:pPr>
+      <w:r>
+        <w:t xml:space="preserve">    total += digit ** count</w:t>
+      </w:r>
+    </w:p>
+    <w:p>
+      <w:pPr>
+        <w:spacing w:after="60"/>
+      </w:pPr>
+      <w:r>
+        <w:t xml:space="preserve">    </w:t>
+      </w:r>
+      <w:proofErr w:type="spellStart"/>
+      <w:r>
+        <w:t>num</w:t>
+      </w:r>
+      <w:proofErr w:type="spellEnd"/>
+      <w:r>
+        <w:t xml:space="preserve"> //= 10</w:t>
+      </w:r>
+    </w:p>
+    <w:p>
+      <w:pPr>
+        <w:spacing w:after="60"/>
+      </w:pPr>
+    </w:p>
+    <w:p>
+      <w:pPr>
+        <w:spacing w:after="60"/>
+      </w:pPr>
+      <w:r>
+        <w:t>if total == n:</w:t>
+      </w:r>
+    </w:p>
+    <w:p>
+      <w:pPr>
+        <w:spacing w:after="60"/>
+      </w:pPr>
+      <w:r>
+        <w:t xml:space="preserve">    </w:t>
+      </w:r>
+      <w:proofErr w:type="gramStart"/>
+      <w:r>
+        <w:t>print(</w:t>
+      </w:r>
+      <w:proofErr w:type="gramEnd"/>
+      <w:r>
+        <w:t>"Armstrong Number")</w:t>
+      </w:r>
+    </w:p>
+    <w:p>
+      <w:pPr>
+        <w:spacing w:after="60"/>
+      </w:pPr>
+      <w:r>
+        <w:t>else:</w:t>
+      </w:r>
+    </w:p>
+    <w:p>
+      <w:pPr>
+        <w:spacing w:after="60"/>
+      </w:pPr>
+      <w:r>
+        <w:t xml:space="preserve">    </w:t>
+      </w:r>
+      <w:proofErr w:type="gramStart"/>
+      <w:r>
+        <w:t>print(</w:t>
+      </w:r>
+      <w:proofErr w:type="gramEnd"/>
+      <w:r>
+        <w:t>"Not Armstrong Number")</w:t>
+      </w:r>
+    </w:p>
+    <w:p>
+      <w:pPr>
+        <w:spacing w:after="60"/>
+        <w:rPr>
+          <w:b/>
+          <w:bCs/>
+        </w:rPr>
+      </w:pPr>
+      <w:r>
+        <w:rPr>
+          <w:b/>
+          <w:bCs/>
+        </w:rPr>
+        <w:t>Example: 153</w:t>
+      </w:r>
+    </w:p>
+    <w:p>
+      <w:pPr>
+        <w:spacing w:after="60"/>
+      </w:pPr>
+      <w:r>
+        <w:t>153 → digit 3 → 3³ = 27</w:t>
+      </w:r>
+    </w:p>
+    <w:p>
+      <w:pPr>
+        <w:spacing w:after="60"/>
+      </w:pPr>
+      <w:proofErr w:type="gramStart"/>
+      <w:r>
+        <w:t>15  →</w:t>
+      </w:r>
+      <w:proofErr w:type="gramEnd"/>
+      <w:r>
+        <w:t xml:space="preserve"> digit 5 → 5³ = 125</w:t>
+      </w:r>
+    </w:p>
+    <w:p>
+      <w:pPr>
+        <w:spacing w:after="60"/>
+      </w:pPr>
+      <w:r>
+        <w:t>1   → digit 1 → 1³ = 1</w:t>
+      </w:r>
+    </w:p>
+    <w:p>
+      <w:pPr>
+        <w:spacing w:after="60"/>
+      </w:pPr>
+    </w:p>
+    <w:p>
+      <w:pPr>
+        <w:spacing w:after="60"/>
+      </w:pPr>
+      <w:r>
+        <w:t>total = 27 + 125 + 1</w:t>
+      </w:r>
+    </w:p>
+    <w:p>
+      <w:pPr>
+        <w:spacing w:after="60"/>
+      </w:pPr>
+      <w:r>
+        <w:t xml:space="preserve">      = 153</w:t>
+      </w:r>
+    </w:p>
+    <w:p>
+      <w:pPr>
+        <w:spacing w:after="60"/>
+      </w:pPr>
+      <w:r>
+        <w:t>Original = 153</w:t>
+      </w:r>
+      <w:r>
+        <w:br/>
+        <w:t>Total = 153</w:t>
+      </w:r>
+    </w:p>
+    <w:p>
+      <w:pPr>
+        <w:spacing w:after="60"/>
+      </w:pPr>
+      <w:r>
+        <w:t xml:space="preserve">Therefore, </w:t>
+      </w:r>
+      <w:r>
+        <w:rPr>
+          <w:b/>
+          <w:bCs/>
+        </w:rPr>
+        <w:t>153 is an Armstrong Number</w:t>
+      </w:r>
+      <w:r>
+        <w:t>.</w:t>
+      </w:r>
+    </w:p>
+    <w:p>
+      <w:pPr>
+        <w:spacing w:after="60"/>
+      </w:pPr>
+      <w:r>
+        <w:pict w14:anchorId="4FDCFDAA">
+          <v:rect id="_x0000_i1101" style="width:0;height:1.5pt" o:hralign="center" o:hrstd="t" o:hr="t" fillcolor="#a0a0a0" stroked="f"/>
+        </w:pict>
+      </w:r>
+    </w:p>
+    <w:p>
+      <w:pPr>
+        <w:spacing w:after="60"/>
+        <w:rPr>
+          <w:b/>
+          <w:bCs/>
+        </w:rPr>
+      </w:pPr>
+      <w:r>
+        <w:rPr>
+          <w:b/>
+          <w:bCs/>
+        </w:rPr>
+        <w:t>Complexity Analysis</w:t>
+      </w:r>
+    </w:p>
+    <w:p>
+      <w:pPr>
+        <w:spacing w:after="60"/>
+      </w:pPr>
+      <w:r>
+        <w:t>If the number has d digits:</w:t>
+      </w:r>
+    </w:p>
+    <w:p>
+      <w:pPr>
+        <w:spacing w:after="60"/>
+      </w:pPr>
+      <w:r>
+        <w:rPr>
+          <w:b/>
+          <w:bCs/>
+        </w:rPr>
+        <w:t>Time Complexity:</w:t>
+      </w:r>
+      <w:r>
+        <w:t xml:space="preserve"> O(d)</w:t>
+      </w:r>
+      <w:r>
+        <w:br/>
+      </w:r>
+      <w:r>
+        <w:rPr>
+          <w:b/>
+          <w:bCs/>
+        </w:rPr>
+        <w:t>Space Complexity:</w:t>
+      </w:r>
+      <w:r>
+        <w:t xml:space="preserve"> </w:t>
+      </w:r>
+      <w:proofErr w:type="gramStart"/>
+      <w:r>
+        <w:t>O(</w:t>
+      </w:r>
+      <w:proofErr w:type="gramEnd"/>
+      <w:r>
+        <w:t>1)</w:t>
+      </w:r>
+    </w:p>
+    <w:p>
+      <w:pPr>
+        <w:spacing w:after="60"/>
+      </w:pPr>
+      <w:r>
+        <w:pict w14:anchorId="6BFC40A5">
+          <v:rect id="_x0000_i1102" style="width:0;height:1.5pt" o:hralign="center" o:hrstd="t" o:hr="t" fillcolor="#a0a0a0" stroked="f"/>
+        </w:pict>
+      </w:r>
+    </w:p>
+    <w:p>
+      <w:pPr>
+        <w:spacing w:after="60"/>
+        <w:rPr>
+          <w:b/>
+          <w:bCs/>
+        </w:rPr>
+      </w:pPr>
+      <w:r>
+        <w:rPr>
+          <w:rFonts w:ascii="Segoe UI Emoji" w:hAnsi="Segoe UI Emoji" w:cs="Segoe UI Emoji"/>
+          <w:b/>
+          <w:bCs/>
+        </w:rPr>
+        <w:t>⭐</w:t>
+      </w:r>
+      <w:r>
+        <w:rPr>
+          <w:b/>
+          <w:bCs/>
+        </w:rPr>
+        <w:t xml:space="preserve"> Remember</w:t>
+      </w:r>
+    </w:p>
+    <w:p>
+      <w:pPr>
+        <w:spacing w:after="60"/>
+      </w:pPr>
+      <w:r>
+        <w:t>Count digits → power</w:t>
+      </w:r>
+    </w:p>
+    <w:p>
+      <w:pPr>
+        <w:spacing w:after="60"/>
+      </w:pPr>
+      <w:r>
+        <w:t>% 10         → GET digit</w:t>
+      </w:r>
+    </w:p>
+    <w:p>
+      <w:pPr>
+        <w:spacing w:after="60"/>
+      </w:pPr>
+      <w:r>
+        <w:t>** count     → RAISE digit</w:t>
+      </w:r>
+    </w:p>
+    <w:p>
+      <w:pPr>
+        <w:spacing w:after="60"/>
+      </w:pPr>
+      <w:r>
+        <w:t>// 10        → REMOVE digit</w:t>
+      </w:r>
+    </w:p>
+    <w:p>
+      <w:pPr>
+        <w:spacing w:after="60"/>
+      </w:pPr>
+      <w:r>
+        <w:t>total == original → ARMSTRONG</w:t>
+      </w:r>
     </w:p>
     <w:p>
       <w:pPr>
@@ -4772,6 +6524,119 @@
     </w:lvl>
   </w:abstractNum>
   <w:abstractNum w:abstractNumId="1" w15:restartNumberingAfterBreak="0">
+    <w:nsid w:val="174570F7"/>
+    <w:multiLevelType w:val="multilevel"/>
+    <w:tmpl w:val="F68E473A"/>
+    <w:lvl w:ilvl="0">
+      <w:start w:val="1"/>
+      <w:numFmt w:val="decimal"/>
+      <w:lvlText w:val="%1."/>
+      <w:lvlJc w:val="left"/>
+      <w:pPr>
+        <w:tabs>
+          <w:tab w:val="num" w:pos="720"/>
+        </w:tabs>
+        <w:ind w:left="720" w:hanging="360"/>
+      </w:pPr>
+    </w:lvl>
+    <w:lvl w:ilvl="1" w:tentative="1">
+      <w:start w:val="1"/>
+      <w:numFmt w:val="decimal"/>
+      <w:lvlText w:val="%2."/>
+      <w:lvlJc w:val="left"/>
+      <w:pPr>
+        <w:tabs>
+          <w:tab w:val="num" w:pos="1440"/>
+        </w:tabs>
+        <w:ind w:left="1440" w:hanging="360"/>
+      </w:pPr>
+    </w:lvl>
+    <w:lvl w:ilvl="2" w:tentative="1">
+      <w:start w:val="1"/>
+      <w:numFmt w:val="decimal"/>
+      <w:lvlText w:val="%3."/>
+      <w:lvlJc w:val="left"/>
+      <w:pPr>
+        <w:tabs>
+          <w:tab w:val="num" w:pos="2160"/>
+        </w:tabs>
+        <w:ind w:left="2160" w:hanging="360"/>
+      </w:pPr>
+    </w:lvl>
+    <w:lvl w:ilvl="3" w:tentative="1">
+      <w:start w:val="1"/>
+      <w:numFmt w:val="decimal"/>
+      <w:lvlText w:val="%4."/>
+      <w:lvlJc w:val="left"/>
+      <w:pPr>
+        <w:tabs>
+          <w:tab w:val="num" w:pos="2880"/>
+        </w:tabs>
+        <w:ind w:left="2880" w:hanging="360"/>
+      </w:pPr>
+    </w:lvl>
+    <w:lvl w:ilvl="4" w:tentative="1">
+      <w:start w:val="1"/>
+      <w:numFmt w:val="decimal"/>
+      <w:lvlText w:val="%5."/>
+      <w:lvlJc w:val="left"/>
+      <w:pPr>
+        <w:tabs>
+          <w:tab w:val="num" w:pos="3600"/>
+        </w:tabs>
+        <w:ind w:left="3600" w:hanging="360"/>
+      </w:pPr>
+    </w:lvl>
+    <w:lvl w:ilvl="5" w:tentative="1">
+      <w:start w:val="1"/>
+      <w:numFmt w:val="decimal"/>
+      <w:lvlText w:val="%6."/>
+      <w:lvlJc w:val="left"/>
+      <w:pPr>
+        <w:tabs>
+          <w:tab w:val="num" w:pos="4320"/>
+        </w:tabs>
+        <w:ind w:left="4320" w:hanging="360"/>
+      </w:pPr>
+    </w:lvl>
+    <w:lvl w:ilvl="6" w:tentative="1">
+      <w:start w:val="1"/>
+      <w:numFmt w:val="decimal"/>
+      <w:lvlText w:val="%7."/>
+      <w:lvlJc w:val="left"/>
+      <w:pPr>
+        <w:tabs>
+          <w:tab w:val="num" w:pos="5040"/>
+        </w:tabs>
+        <w:ind w:left="5040" w:hanging="360"/>
+      </w:pPr>
+    </w:lvl>
+    <w:lvl w:ilvl="7" w:tentative="1">
+      <w:start w:val="1"/>
+      <w:numFmt w:val="decimal"/>
+      <w:lvlText w:val="%8."/>
+      <w:lvlJc w:val="left"/>
+      <w:pPr>
+        <w:tabs>
+          <w:tab w:val="num" w:pos="5760"/>
+        </w:tabs>
+        <w:ind w:left="5760" w:hanging="360"/>
+      </w:pPr>
+    </w:lvl>
+    <w:lvl w:ilvl="8" w:tentative="1">
+      <w:start w:val="1"/>
+      <w:numFmt w:val="decimal"/>
+      <w:lvlText w:val="%9."/>
+      <w:lvlJc w:val="left"/>
+      <w:pPr>
+        <w:tabs>
+          <w:tab w:val="num" w:pos="6480"/>
+        </w:tabs>
+        <w:ind w:left="6480" w:hanging="360"/>
+      </w:pPr>
+    </w:lvl>
+  </w:abstractNum>
+  <w:abstractNum w:abstractNumId="2" w15:restartNumberingAfterBreak="0">
     <w:nsid w:val="1AFE49FF"/>
     <w:multiLevelType w:val="multilevel"/>
     <w:tmpl w:val="2482E7E0"/>
@@ -4920,7 +6785,7 @@
       </w:rPr>
     </w:lvl>
   </w:abstractNum>
-  <w:abstractNum w:abstractNumId="2" w15:restartNumberingAfterBreak="0">
+  <w:abstractNum w:abstractNumId="3" w15:restartNumberingAfterBreak="0">
     <w:nsid w:val="20AB0357"/>
     <w:multiLevelType w:val="multilevel"/>
     <w:tmpl w:val="C526B858"/>
@@ -5069,7 +6934,7 @@
       </w:rPr>
     </w:lvl>
   </w:abstractNum>
-  <w:abstractNum w:abstractNumId="3" w15:restartNumberingAfterBreak="0">
+  <w:abstractNum w:abstractNumId="4" w15:restartNumberingAfterBreak="0">
     <w:nsid w:val="2F0F14B2"/>
     <w:multiLevelType w:val="multilevel"/>
     <w:tmpl w:val="62946078"/>
@@ -5218,7 +7083,269 @@
       </w:rPr>
     </w:lvl>
   </w:abstractNum>
-  <w:abstractNum w:abstractNumId="4" w15:restartNumberingAfterBreak="0">
+  <w:abstractNum w:abstractNumId="5" w15:restartNumberingAfterBreak="0">
+    <w:nsid w:val="2F4514E0"/>
+    <w:multiLevelType w:val="multilevel"/>
+    <w:tmpl w:val="2E7A6A3C"/>
+    <w:lvl w:ilvl="0">
+      <w:start w:val="1"/>
+      <w:numFmt w:val="bullet"/>
+      <w:lvlText w:val=""/>
+      <w:lvlJc w:val="left"/>
+      <w:pPr>
+        <w:tabs>
+          <w:tab w:val="num" w:pos="720"/>
+        </w:tabs>
+        <w:ind w:left="720" w:hanging="360"/>
+      </w:pPr>
+      <w:rPr>
+        <w:rFonts w:ascii="Symbol" w:hAnsi="Symbol" w:hint="default"/>
+        <w:sz w:val="20"/>
+      </w:rPr>
+    </w:lvl>
+    <w:lvl w:ilvl="1" w:tentative="1">
+      <w:start w:val="1"/>
+      <w:numFmt w:val="bullet"/>
+      <w:lvlText w:val="o"/>
+      <w:lvlJc w:val="left"/>
+      <w:pPr>
+        <w:tabs>
+          <w:tab w:val="num" w:pos="1440"/>
+        </w:tabs>
+        <w:ind w:left="1440" w:hanging="360"/>
+      </w:pPr>
+      <w:rPr>
+        <w:rFonts w:ascii="Courier New" w:hAnsi="Courier New" w:hint="default"/>
+        <w:sz w:val="20"/>
+      </w:rPr>
+    </w:lvl>
+    <w:lvl w:ilvl="2" w:tentative="1">
+      <w:start w:val="1"/>
+      <w:numFmt w:val="bullet"/>
+      <w:lvlText w:val=""/>
+      <w:lvlJc w:val="left"/>
+      <w:pPr>
+        <w:tabs>
+          <w:tab w:val="num" w:pos="2160"/>
+        </w:tabs>
+        <w:ind w:left="2160" w:hanging="360"/>
+      </w:pPr>
+      <w:rPr>
+        <w:rFonts w:ascii="Wingdings" w:hAnsi="Wingdings" w:hint="default"/>
+        <w:sz w:val="20"/>
+      </w:rPr>
+    </w:lvl>
+    <w:lvl w:ilvl="3" w:tentative="1">
+      <w:start w:val="1"/>
+      <w:numFmt w:val="bullet"/>
+      <w:lvlText w:val=""/>
+      <w:lvlJc w:val="left"/>
+      <w:pPr>
+        <w:tabs>
+          <w:tab w:val="num" w:pos="2880"/>
+        </w:tabs>
+        <w:ind w:left="2880" w:hanging="360"/>
+      </w:pPr>
+      <w:rPr>
+        <w:rFonts w:ascii="Wingdings" w:hAnsi="Wingdings" w:hint="default"/>
+        <w:sz w:val="20"/>
+      </w:rPr>
+    </w:lvl>
+    <w:lvl w:ilvl="4" w:tentative="1">
+      <w:start w:val="1"/>
+      <w:numFmt w:val="bullet"/>
+      <w:lvlText w:val=""/>
+      <w:lvlJc w:val="left"/>
+      <w:pPr>
+        <w:tabs>
+          <w:tab w:val="num" w:pos="3600"/>
+        </w:tabs>
+        <w:ind w:left="3600" w:hanging="360"/>
+      </w:pPr>
+      <w:rPr>
+        <w:rFonts w:ascii="Wingdings" w:hAnsi="Wingdings" w:hint="default"/>
+        <w:sz w:val="20"/>
+      </w:rPr>
+    </w:lvl>
+    <w:lvl w:ilvl="5" w:tentative="1">
+      <w:start w:val="1"/>
+      <w:numFmt w:val="bullet"/>
+      <w:lvlText w:val=""/>
+      <w:lvlJc w:val="left"/>
+      <w:pPr>
+        <w:tabs>
+          <w:tab w:val="num" w:pos="4320"/>
+        </w:tabs>
+        <w:ind w:left="4320" w:hanging="360"/>
+      </w:pPr>
+      <w:rPr>
+        <w:rFonts w:ascii="Wingdings" w:hAnsi="Wingdings" w:hint="default"/>
+        <w:sz w:val="20"/>
+      </w:rPr>
+    </w:lvl>
+    <w:lvl w:ilvl="6" w:tentative="1">
+      <w:start w:val="1"/>
+      <w:numFmt w:val="bullet"/>
+      <w:lvlText w:val=""/>
+      <w:lvlJc w:val="left"/>
+      <w:pPr>
+        <w:tabs>
+          <w:tab w:val="num" w:pos="5040"/>
+        </w:tabs>
+        <w:ind w:left="5040" w:hanging="360"/>
+      </w:pPr>
+      <w:rPr>
+        <w:rFonts w:ascii="Wingdings" w:hAnsi="Wingdings" w:hint="default"/>
+        <w:sz w:val="20"/>
+      </w:rPr>
+    </w:lvl>
+    <w:lvl w:ilvl="7" w:tentative="1">
+      <w:start w:val="1"/>
+      <w:numFmt w:val="bullet"/>
+      <w:lvlText w:val=""/>
+      <w:lvlJc w:val="left"/>
+      <w:pPr>
+        <w:tabs>
+          <w:tab w:val="num" w:pos="5760"/>
+        </w:tabs>
+        <w:ind w:left="5760" w:hanging="360"/>
+      </w:pPr>
+      <w:rPr>
+        <w:rFonts w:ascii="Wingdings" w:hAnsi="Wingdings" w:hint="default"/>
+        <w:sz w:val="20"/>
+      </w:rPr>
+    </w:lvl>
+    <w:lvl w:ilvl="8" w:tentative="1">
+      <w:start w:val="1"/>
+      <w:numFmt w:val="bullet"/>
+      <w:lvlText w:val=""/>
+      <w:lvlJc w:val="left"/>
+      <w:pPr>
+        <w:tabs>
+          <w:tab w:val="num" w:pos="6480"/>
+        </w:tabs>
+        <w:ind w:left="6480" w:hanging="360"/>
+      </w:pPr>
+      <w:rPr>
+        <w:rFonts w:ascii="Wingdings" w:hAnsi="Wingdings" w:hint="default"/>
+        <w:sz w:val="20"/>
+      </w:rPr>
+    </w:lvl>
+  </w:abstractNum>
+  <w:abstractNum w:abstractNumId="6" w15:restartNumberingAfterBreak="0">
+    <w:nsid w:val="34B828ED"/>
+    <w:multiLevelType w:val="multilevel"/>
+    <w:tmpl w:val="8D543D5A"/>
+    <w:lvl w:ilvl="0">
+      <w:start w:val="1"/>
+      <w:numFmt w:val="decimal"/>
+      <w:lvlText w:val="%1."/>
+      <w:lvlJc w:val="left"/>
+      <w:pPr>
+        <w:tabs>
+          <w:tab w:val="num" w:pos="720"/>
+        </w:tabs>
+        <w:ind w:left="720" w:hanging="360"/>
+      </w:pPr>
+    </w:lvl>
+    <w:lvl w:ilvl="1" w:tentative="1">
+      <w:start w:val="1"/>
+      <w:numFmt w:val="decimal"/>
+      <w:lvlText w:val="%2."/>
+      <w:lvlJc w:val="left"/>
+      <w:pPr>
+        <w:tabs>
+          <w:tab w:val="num" w:pos="1440"/>
+        </w:tabs>
+        <w:ind w:left="1440" w:hanging="360"/>
+      </w:pPr>
+    </w:lvl>
+    <w:lvl w:ilvl="2" w:tentative="1">
+      <w:start w:val="1"/>
+      <w:numFmt w:val="decimal"/>
+      <w:lvlText w:val="%3."/>
+      <w:lvlJc w:val="left"/>
+      <w:pPr>
+        <w:tabs>
+          <w:tab w:val="num" w:pos="2160"/>
+        </w:tabs>
+        <w:ind w:left="2160" w:hanging="360"/>
+      </w:pPr>
+    </w:lvl>
+    <w:lvl w:ilvl="3" w:tentative="1">
+      <w:start w:val="1"/>
+      <w:numFmt w:val="decimal"/>
+      <w:lvlText w:val="%4."/>
+      <w:lvlJc w:val="left"/>
+      <w:pPr>
+        <w:tabs>
+          <w:tab w:val="num" w:pos="2880"/>
+        </w:tabs>
+        <w:ind w:left="2880" w:hanging="360"/>
+      </w:pPr>
+    </w:lvl>
+    <w:lvl w:ilvl="4" w:tentative="1">
+      <w:start w:val="1"/>
+      <w:numFmt w:val="decimal"/>
+      <w:lvlText w:val="%5."/>
+      <w:lvlJc w:val="left"/>
+      <w:pPr>
+        <w:tabs>
+          <w:tab w:val="num" w:pos="3600"/>
+        </w:tabs>
+        <w:ind w:left="3600" w:hanging="360"/>
+      </w:pPr>
+    </w:lvl>
+    <w:lvl w:ilvl="5" w:tentative="1">
+      <w:start w:val="1"/>
+      <w:numFmt w:val="decimal"/>
+      <w:lvlText w:val="%6."/>
+      <w:lvlJc w:val="left"/>
+      <w:pPr>
+        <w:tabs>
+          <w:tab w:val="num" w:pos="4320"/>
+        </w:tabs>
+        <w:ind w:left="4320" w:hanging="360"/>
+      </w:pPr>
+    </w:lvl>
+    <w:lvl w:ilvl="6" w:tentative="1">
+      <w:start w:val="1"/>
+      <w:numFmt w:val="decimal"/>
+      <w:lvlText w:val="%7."/>
+      <w:lvlJc w:val="left"/>
+      <w:pPr>
+        <w:tabs>
+          <w:tab w:val="num" w:pos="5040"/>
+        </w:tabs>
+        <w:ind w:left="5040" w:hanging="360"/>
+      </w:pPr>
+    </w:lvl>
+    <w:lvl w:ilvl="7" w:tentative="1">
+      <w:start w:val="1"/>
+      <w:numFmt w:val="decimal"/>
+      <w:lvlText w:val="%8."/>
+      <w:lvlJc w:val="left"/>
+      <w:pPr>
+        <w:tabs>
+          <w:tab w:val="num" w:pos="5760"/>
+        </w:tabs>
+        <w:ind w:left="5760" w:hanging="360"/>
+      </w:pPr>
+    </w:lvl>
+    <w:lvl w:ilvl="8" w:tentative="1">
+      <w:start w:val="1"/>
+      <w:numFmt w:val="decimal"/>
+      <w:lvlText w:val="%9."/>
+      <w:lvlJc w:val="left"/>
+      <w:pPr>
+        <w:tabs>
+          <w:tab w:val="num" w:pos="6480"/>
+        </w:tabs>
+        <w:ind w:left="6480" w:hanging="360"/>
+      </w:pPr>
+    </w:lvl>
+  </w:abstractNum>
+  <w:abstractNum w:abstractNumId="7" w15:restartNumberingAfterBreak="0">
     <w:nsid w:val="353610AD"/>
     <w:multiLevelType w:val="hybridMultilevel"/>
     <w:tmpl w:val="F2400432"/>
@@ -5269,7 +7396,156 @@
       <w:lvlJc w:val="left"/>
     </w:lvl>
   </w:abstractNum>
-  <w:abstractNum w:abstractNumId="5" w15:restartNumberingAfterBreak="0">
+  <w:abstractNum w:abstractNumId="8" w15:restartNumberingAfterBreak="0">
+    <w:nsid w:val="39040ACD"/>
+    <w:multiLevelType w:val="multilevel"/>
+    <w:tmpl w:val="29365C8A"/>
+    <w:lvl w:ilvl="0">
+      <w:start w:val="1"/>
+      <w:numFmt w:val="bullet"/>
+      <w:lvlText w:val=""/>
+      <w:lvlJc w:val="left"/>
+      <w:pPr>
+        <w:tabs>
+          <w:tab w:val="num" w:pos="720"/>
+        </w:tabs>
+        <w:ind w:left="720" w:hanging="360"/>
+      </w:pPr>
+      <w:rPr>
+        <w:rFonts w:ascii="Symbol" w:hAnsi="Symbol" w:hint="default"/>
+        <w:sz w:val="20"/>
+      </w:rPr>
+    </w:lvl>
+    <w:lvl w:ilvl="1" w:tentative="1">
+      <w:start w:val="1"/>
+      <w:numFmt w:val="bullet"/>
+      <w:lvlText w:val="o"/>
+      <w:lvlJc w:val="left"/>
+      <w:pPr>
+        <w:tabs>
+          <w:tab w:val="num" w:pos="1440"/>
+        </w:tabs>
+        <w:ind w:left="1440" w:hanging="360"/>
+      </w:pPr>
+      <w:rPr>
+        <w:rFonts w:ascii="Courier New" w:hAnsi="Courier New" w:hint="default"/>
+        <w:sz w:val="20"/>
+      </w:rPr>
+    </w:lvl>
+    <w:lvl w:ilvl="2" w:tentative="1">
+      <w:start w:val="1"/>
+      <w:numFmt w:val="bullet"/>
+      <w:lvlText w:val=""/>
+      <w:lvlJc w:val="left"/>
+      <w:pPr>
+        <w:tabs>
+          <w:tab w:val="num" w:pos="2160"/>
+        </w:tabs>
+        <w:ind w:left="2160" w:hanging="360"/>
+      </w:pPr>
+      <w:rPr>
+        <w:rFonts w:ascii="Wingdings" w:hAnsi="Wingdings" w:hint="default"/>
+        <w:sz w:val="20"/>
+      </w:rPr>
+    </w:lvl>
+    <w:lvl w:ilvl="3" w:tentative="1">
+      <w:start w:val="1"/>
+      <w:numFmt w:val="bullet"/>
+      <w:lvlText w:val=""/>
+      <w:lvlJc w:val="left"/>
+      <w:pPr>
+        <w:tabs>
+          <w:tab w:val="num" w:pos="2880"/>
+        </w:tabs>
+        <w:ind w:left="2880" w:hanging="360"/>
+      </w:pPr>
+      <w:rPr>
+        <w:rFonts w:ascii="Wingdings" w:hAnsi="Wingdings" w:hint="default"/>
+        <w:sz w:val="20"/>
+      </w:rPr>
+    </w:lvl>
+    <w:lvl w:ilvl="4" w:tentative="1">
+      <w:start w:val="1"/>
+      <w:numFmt w:val="bullet"/>
+      <w:lvlText w:val=""/>
+      <w:lvlJc w:val="left"/>
+      <w:pPr>
+        <w:tabs>
+          <w:tab w:val="num" w:pos="3600"/>
+        </w:tabs>
+        <w:ind w:left="3600" w:hanging="360"/>
+      </w:pPr>
+      <w:rPr>
+        <w:rFonts w:ascii="Wingdings" w:hAnsi="Wingdings" w:hint="default"/>
+        <w:sz w:val="20"/>
+      </w:rPr>
+    </w:lvl>
+    <w:lvl w:ilvl="5" w:tentative="1">
+      <w:start w:val="1"/>
+      <w:numFmt w:val="bullet"/>
+      <w:lvlText w:val=""/>
+      <w:lvlJc w:val="left"/>
+      <w:pPr>
+        <w:tabs>
+          <w:tab w:val="num" w:pos="4320"/>
+        </w:tabs>
+        <w:ind w:left="4320" w:hanging="360"/>
+      </w:pPr>
+      <w:rPr>
+        <w:rFonts w:ascii="Wingdings" w:hAnsi="Wingdings" w:hint="default"/>
+        <w:sz w:val="20"/>
+      </w:rPr>
+    </w:lvl>
+    <w:lvl w:ilvl="6" w:tentative="1">
+      <w:start w:val="1"/>
+      <w:numFmt w:val="bullet"/>
+      <w:lvlText w:val=""/>
+      <w:lvlJc w:val="left"/>
+      <w:pPr>
+        <w:tabs>
+          <w:tab w:val="num" w:pos="5040"/>
+        </w:tabs>
+        <w:ind w:left="5040" w:hanging="360"/>
+      </w:pPr>
+      <w:rPr>
+        <w:rFonts w:ascii="Wingdings" w:hAnsi="Wingdings" w:hint="default"/>
+        <w:sz w:val="20"/>
+      </w:rPr>
+    </w:lvl>
+    <w:lvl w:ilvl="7" w:tentative="1">
+      <w:start w:val="1"/>
+      <w:numFmt w:val="bullet"/>
+      <w:lvlText w:val=""/>
+      <w:lvlJc w:val="left"/>
+      <w:pPr>
+        <w:tabs>
+          <w:tab w:val="num" w:pos="5760"/>
+        </w:tabs>
+        <w:ind w:left="5760" w:hanging="360"/>
+      </w:pPr>
+      <w:rPr>
+        <w:rFonts w:ascii="Wingdings" w:hAnsi="Wingdings" w:hint="default"/>
+        <w:sz w:val="20"/>
+      </w:rPr>
+    </w:lvl>
+    <w:lvl w:ilvl="8" w:tentative="1">
+      <w:start w:val="1"/>
+      <w:numFmt w:val="bullet"/>
+      <w:lvlText w:val=""/>
+      <w:lvlJc w:val="left"/>
+      <w:pPr>
+        <w:tabs>
+          <w:tab w:val="num" w:pos="6480"/>
+        </w:tabs>
+        <w:ind w:left="6480" w:hanging="360"/>
+      </w:pPr>
+      <w:rPr>
+        <w:rFonts w:ascii="Wingdings" w:hAnsi="Wingdings" w:hint="default"/>
+        <w:sz w:val="20"/>
+      </w:rPr>
+    </w:lvl>
+  </w:abstractNum>
+  <w:abstractNum w:abstractNumId="9" w15:restartNumberingAfterBreak="0">
     <w:nsid w:val="4AAD03CE"/>
     <w:multiLevelType w:val="multilevel"/>
     <w:tmpl w:val="652A6F6A"/>
@@ -5382,7 +7658,156 @@
       </w:pPr>
     </w:lvl>
   </w:abstractNum>
-  <w:abstractNum w:abstractNumId="6" w15:restartNumberingAfterBreak="0">
+  <w:abstractNum w:abstractNumId="10" w15:restartNumberingAfterBreak="0">
+    <w:nsid w:val="626C051F"/>
+    <w:multiLevelType w:val="multilevel"/>
+    <w:tmpl w:val="6F8E3D48"/>
+    <w:lvl w:ilvl="0">
+      <w:start w:val="1"/>
+      <w:numFmt w:val="bullet"/>
+      <w:lvlText w:val=""/>
+      <w:lvlJc w:val="left"/>
+      <w:pPr>
+        <w:tabs>
+          <w:tab w:val="num" w:pos="720"/>
+        </w:tabs>
+        <w:ind w:left="720" w:hanging="360"/>
+      </w:pPr>
+      <w:rPr>
+        <w:rFonts w:ascii="Symbol" w:hAnsi="Symbol" w:hint="default"/>
+        <w:sz w:val="20"/>
+      </w:rPr>
+    </w:lvl>
+    <w:lvl w:ilvl="1" w:tentative="1">
+      <w:start w:val="1"/>
+      <w:numFmt w:val="bullet"/>
+      <w:lvlText w:val="o"/>
+      <w:lvlJc w:val="left"/>
+      <w:pPr>
+        <w:tabs>
+          <w:tab w:val="num" w:pos="1440"/>
+        </w:tabs>
+        <w:ind w:left="1440" w:hanging="360"/>
+      </w:pPr>
+      <w:rPr>
+        <w:rFonts w:ascii="Courier New" w:hAnsi="Courier New" w:hint="default"/>
+        <w:sz w:val="20"/>
+      </w:rPr>
+    </w:lvl>
+    <w:lvl w:ilvl="2" w:tentative="1">
+      <w:start w:val="1"/>
+      <w:numFmt w:val="bullet"/>
+      <w:lvlText w:val=""/>
+      <w:lvlJc w:val="left"/>
+      <w:pPr>
+        <w:tabs>
+          <w:tab w:val="num" w:pos="2160"/>
+        </w:tabs>
+        <w:ind w:left="2160" w:hanging="360"/>
+      </w:pPr>
+      <w:rPr>
+        <w:rFonts w:ascii="Wingdings" w:hAnsi="Wingdings" w:hint="default"/>
+        <w:sz w:val="20"/>
+      </w:rPr>
+    </w:lvl>
+    <w:lvl w:ilvl="3" w:tentative="1">
+      <w:start w:val="1"/>
+      <w:numFmt w:val="bullet"/>
+      <w:lvlText w:val=""/>
+      <w:lvlJc w:val="left"/>
+      <w:pPr>
+        <w:tabs>
+          <w:tab w:val="num" w:pos="2880"/>
+        </w:tabs>
+        <w:ind w:left="2880" w:hanging="360"/>
+      </w:pPr>
+      <w:rPr>
+        <w:rFonts w:ascii="Wingdings" w:hAnsi="Wingdings" w:hint="default"/>
+        <w:sz w:val="20"/>
+      </w:rPr>
+    </w:lvl>
+    <w:lvl w:ilvl="4" w:tentative="1">
+      <w:start w:val="1"/>
+      <w:numFmt w:val="bullet"/>
+      <w:lvlText w:val=""/>
+      <w:lvlJc w:val="left"/>
+      <w:pPr>
+        <w:tabs>
+          <w:tab w:val="num" w:pos="3600"/>
+        </w:tabs>
+        <w:ind w:left="3600" w:hanging="360"/>
+      </w:pPr>
+      <w:rPr>
+        <w:rFonts w:ascii="Wingdings" w:hAnsi="Wingdings" w:hint="default"/>
+        <w:sz w:val="20"/>
+      </w:rPr>
+    </w:lvl>
+    <w:lvl w:ilvl="5" w:tentative="1">
+      <w:start w:val="1"/>
+      <w:numFmt w:val="bullet"/>
+      <w:lvlText w:val=""/>
+      <w:lvlJc w:val="left"/>
+      <w:pPr>
+        <w:tabs>
+          <w:tab w:val="num" w:pos="4320"/>
+        </w:tabs>
+        <w:ind w:left="4320" w:hanging="360"/>
+      </w:pPr>
+      <w:rPr>
+        <w:rFonts w:ascii="Wingdings" w:hAnsi="Wingdings" w:hint="default"/>
+        <w:sz w:val="20"/>
+      </w:rPr>
+    </w:lvl>
+    <w:lvl w:ilvl="6" w:tentative="1">
+      <w:start w:val="1"/>
+      <w:numFmt w:val="bullet"/>
+      <w:lvlText w:val=""/>
+      <w:lvlJc w:val="left"/>
+      <w:pPr>
+        <w:tabs>
+          <w:tab w:val="num" w:pos="5040"/>
+        </w:tabs>
+        <w:ind w:left="5040" w:hanging="360"/>
+      </w:pPr>
+      <w:rPr>
+        <w:rFonts w:ascii="Wingdings" w:hAnsi="Wingdings" w:hint="default"/>
+        <w:sz w:val="20"/>
+      </w:rPr>
+    </w:lvl>
+    <w:lvl w:ilvl="7" w:tentative="1">
+      <w:start w:val="1"/>
+      <w:numFmt w:val="bullet"/>
+      <w:lvlText w:val=""/>
+      <w:lvlJc w:val="left"/>
+      <w:pPr>
+        <w:tabs>
+          <w:tab w:val="num" w:pos="5760"/>
+        </w:tabs>
+        <w:ind w:left="5760" w:hanging="360"/>
+      </w:pPr>
+      <w:rPr>
+        <w:rFonts w:ascii="Wingdings" w:hAnsi="Wingdings" w:hint="default"/>
+        <w:sz w:val="20"/>
+      </w:rPr>
+    </w:lvl>
+    <w:lvl w:ilvl="8" w:tentative="1">
+      <w:start w:val="1"/>
+      <w:numFmt w:val="bullet"/>
+      <w:lvlText w:val=""/>
+      <w:lvlJc w:val="left"/>
+      <w:pPr>
+        <w:tabs>
+          <w:tab w:val="num" w:pos="6480"/>
+        </w:tabs>
+        <w:ind w:left="6480" w:hanging="360"/>
+      </w:pPr>
+      <w:rPr>
+        <w:rFonts w:ascii="Wingdings" w:hAnsi="Wingdings" w:hint="default"/>
+        <w:sz w:val="20"/>
+      </w:rPr>
+    </w:lvl>
+  </w:abstractNum>
+  <w:abstractNum w:abstractNumId="11" w15:restartNumberingAfterBreak="0">
     <w:nsid w:val="68804AC4"/>
     <w:multiLevelType w:val="multilevel"/>
     <w:tmpl w:val="23BEA346"/>
@@ -5495,7 +7920,7 @@
       </w:pPr>
     </w:lvl>
   </w:abstractNum>
-  <w:abstractNum w:abstractNumId="7" w15:restartNumberingAfterBreak="0">
+  <w:abstractNum w:abstractNumId="12" w15:restartNumberingAfterBreak="0">
     <w:nsid w:val="6C4F6565"/>
     <w:multiLevelType w:val="hybridMultilevel"/>
     <w:tmpl w:val="50289C5E"/>
@@ -5582,34 +8007,49 @@
     </w:lvl>
   </w:abstractNum>
   <w:num w:numId="1" w16cid:durableId="1783449798">
+    <w:abstractNumId w:val="12"/>
+    <w:lvlOverride w:ilvl="0">
+      <w:startOverride w:val="1"/>
+    </w:lvlOverride>
+  </w:num>
+  <w:num w:numId="2" w16cid:durableId="1096562278">
     <w:abstractNumId w:val="7"/>
     <w:lvlOverride w:ilvl="0">
       <w:startOverride w:val="1"/>
     </w:lvlOverride>
   </w:num>
-  <w:num w:numId="2" w16cid:durableId="1096562278">
-    <w:abstractNumId w:val="4"/>
-    <w:lvlOverride w:ilvl="0">
-      <w:startOverride w:val="1"/>
-    </w:lvlOverride>
-  </w:num>
   <w:num w:numId="3" w16cid:durableId="481047305">
-    <w:abstractNumId w:val="1"/>
+    <w:abstractNumId w:val="2"/>
   </w:num>
   <w:num w:numId="4" w16cid:durableId="1500316488">
-    <w:abstractNumId w:val="5"/>
+    <w:abstractNumId w:val="9"/>
   </w:num>
   <w:num w:numId="5" w16cid:durableId="580137692">
-    <w:abstractNumId w:val="3"/>
+    <w:abstractNumId w:val="4"/>
   </w:num>
   <w:num w:numId="6" w16cid:durableId="528177687">
-    <w:abstractNumId w:val="6"/>
+    <w:abstractNumId w:val="11"/>
   </w:num>
   <w:num w:numId="7" w16cid:durableId="723411298">
     <w:abstractNumId w:val="0"/>
   </w:num>
   <w:num w:numId="8" w16cid:durableId="1546715531">
-    <w:abstractNumId w:val="2"/>
+    <w:abstractNumId w:val="3"/>
+  </w:num>
+  <w:num w:numId="9" w16cid:durableId="1511069461">
+    <w:abstractNumId w:val="8"/>
+  </w:num>
+  <w:num w:numId="10" w16cid:durableId="117073308">
+    <w:abstractNumId w:val="6"/>
+  </w:num>
+  <w:num w:numId="11" w16cid:durableId="1098408958">
+    <w:abstractNumId w:val="10"/>
+  </w:num>
+  <w:num w:numId="12" w16cid:durableId="46299004">
+    <w:abstractNumId w:val="5"/>
+  </w:num>
+  <w:num w:numId="13" w16cid:durableId="155456859">
+    <w:abstractNumId w:val="1"/>
   </w:num>
 </w:numbering>
 </file>

--- a/L1.docx
+++ b/L1.docx
@@ -211,251 +211,165 @@
         </w:rPr>
         <w:t xml:space="preserve"> </w:t>
       </w:r>
-      <w:r>
-        <w:rPr>
+    </w:p>
+    <w:p>
+      <w:pPr>
+        <w:spacing w:after="60"/>
+      </w:pPr>
+    </w:p>
+    <w:p>
+      <w:pPr>
+        <w:spacing w:after="60"/>
+      </w:pPr>
+      <w:r>
+        <w:rPr>
+          <w:b/>
+          <w:bCs/>
+        </w:rPr>
+        <w:t>2. Ignore lower-order terms</w:t>
+      </w:r>
+    </w:p>
+    <w:p>
+      <w:pPr>
+        <w:spacing w:after="60"/>
+      </w:pPr>
+      <w:r>
+        <w:t>O(n² + n + 10) → O(n²)</w:t>
+      </w:r>
+    </w:p>
+    <w:p>
+      <w:pPr>
+        <w:spacing w:after="60"/>
+      </w:pPr>
+      <w:r>
+        <w:rPr>
+          <w:b/>
+          <w:bCs/>
+        </w:rPr>
+        <w:t>3. Sequential operations → Add</w:t>
+      </w:r>
+    </w:p>
+    <w:p>
+      <w:pPr>
+        <w:spacing w:after="60"/>
+      </w:pPr>
+      <w:r>
+        <w:t>for i in range(n):       # O(n)</w:t>
+      </w:r>
+    </w:p>
+    <w:p>
+      <w:pPr>
+        <w:spacing w:after="60"/>
+      </w:pPr>
+    </w:p>
+    <w:p>
+      <w:pPr>
+        <w:spacing w:after="60"/>
+      </w:pPr>
+      <w:r>
+        <w:t>for i in range(n):       # O(n)</w:t>
+      </w:r>
+    </w:p>
+    <w:p>
+      <w:pPr>
+        <w:spacing w:after="60"/>
+      </w:pPr>
+      <w:r>
+        <w:t>Total:</w:t>
+      </w:r>
+    </w:p>
+    <w:p>
+      <w:pPr>
+        <w:spacing w:after="60"/>
+      </w:pPr>
+      <w:r>
+        <w:t>O(n) + O(n) = O(n)</w:t>
+      </w:r>
+    </w:p>
+    <w:p>
+      <w:pPr>
+        <w:spacing w:after="60"/>
+        <w:rPr>
+          <w:b/>
+          <w:bCs/>
+        </w:rPr>
+      </w:pPr>
+      <w:r>
+        <w:rPr>
+          <w:b/>
+          <w:bCs/>
+        </w:rPr>
+        <w:t>4. Nested loops → Multiply</w:t>
+      </w:r>
+    </w:p>
+    <w:p>
+      <w:pPr>
+        <w:spacing w:after="60"/>
+      </w:pPr>
+      <w:r>
+        <w:t>for i in range(n):</w:t>
+      </w:r>
+    </w:p>
+    <w:p>
+      <w:pPr>
+        <w:spacing w:after="60"/>
+      </w:pPr>
+      <w:r>
+        <w:t xml:space="preserve">    for j in range(n):</w:t>
+      </w:r>
+    </w:p>
+    <w:p>
+      <w:pPr>
+        <w:spacing w:after="60"/>
+      </w:pPr>
+      <w:r>
+        <w:t xml:space="preserve">        print(i, j)</w:t>
+      </w:r>
+    </w:p>
+    <w:p>
+      <w:pPr>
+        <w:spacing w:after="60"/>
+      </w:pPr>
+      <w:r>
+        <w:t>O(n × n) = O(n²)</w:t>
+      </w:r>
+    </w:p>
+    <w:p>
+      <w:pPr>
+        <w:spacing w:after="60"/>
+      </w:pPr>
+    </w:p>
+    <w:p>
+      <w:pPr>
+        <w:spacing w:after="60"/>
+        <w:rPr>
+          <w:b/>
+          <w:bCs/>
+        </w:rPr>
+      </w:pPr>
+      <w:r>
+        <w:rPr>
+          <w:b/>
+          <w:bCs/>
+        </w:rPr>
+        <w:t>5.always calculate the time complexity in term of worst case</w:t>
+      </w:r>
+    </w:p>
+    <w:p>
+      <w:pPr>
+        <w:spacing w:after="60"/>
+        <w:rPr>
+          <w:b/>
+          <w:bCs/>
+        </w:rPr>
+      </w:pPr>
+      <w:r>
+        <w:rPr>
+          <w:b/>
+          <w:bCs/>
           <w:noProof/>
         </w:rPr>
-        <w:drawing>
-          <wp:inline distT="0" distB="0" distL="0" distR="0" wp14:anchorId="33F5CB75" wp14:editId="6837E1CD">
-            <wp:extent cx="5943600" cy="2877185"/>
-            <wp:effectExtent l="0" t="0" r="0" b="0"/>
-            <wp:docPr id="1514952105" name="Picture 1"/>
-            <wp:cNvGraphicFramePr>
-              <a:graphicFrameLocks xmlns:a="http://schemas.openxmlformats.org/drawingml/2006/main" noChangeAspect="1"/>
-            </wp:cNvGraphicFramePr>
-            <a:graphic xmlns:a="http://schemas.openxmlformats.org/drawingml/2006/main">
-              <a:graphicData uri="http://schemas.openxmlformats.org/drawingml/2006/picture">
-                <pic:pic xmlns:pic="http://schemas.openxmlformats.org/drawingml/2006/picture">
-                  <pic:nvPicPr>
-                    <pic:cNvPr id="1514952105" name=""/>
-                    <pic:cNvPicPr/>
-                  </pic:nvPicPr>
-                  <pic:blipFill>
-                    <a:blip r:embed="rId7"/>
-                    <a:stretch>
-                      <a:fillRect/>
-                    </a:stretch>
-                  </pic:blipFill>
-                  <pic:spPr>
-                    <a:xfrm>
-                      <a:off x="0" y="0"/>
-                      <a:ext cx="5943600" cy="2877185"/>
-                    </a:xfrm>
-                    <a:prstGeom prst="rect">
-                      <a:avLst/>
-                    </a:prstGeom>
-                  </pic:spPr>
-                </pic:pic>
-              </a:graphicData>
-            </a:graphic>
-          </wp:inline>
-        </w:drawing>
-      </w:r>
-    </w:p>
-    <w:p>
-      <w:pPr>
-        <w:spacing w:after="60"/>
-      </w:pPr>
-    </w:p>
-    <w:p>
-      <w:pPr>
-        <w:spacing w:after="60"/>
-      </w:pPr>
-      <w:r>
-        <w:rPr>
-          <w:b/>
-          <w:bCs/>
-        </w:rPr>
-        <w:t>2. Ignore lower-order terms</w:t>
-      </w:r>
-    </w:p>
-    <w:p>
-      <w:pPr>
-        <w:spacing w:after="60"/>
-      </w:pPr>
-      <w:proofErr w:type="gramStart"/>
-      <w:r>
-        <w:t>O(</w:t>
-      </w:r>
-      <w:proofErr w:type="gramEnd"/>
-      <w:r>
-        <w:t>n² + n + 10) → O(n²)</w:t>
-      </w:r>
-    </w:p>
-    <w:p>
-      <w:pPr>
-        <w:spacing w:after="60"/>
-      </w:pPr>
-      <w:r>
-        <w:rPr>
-          <w:b/>
-          <w:bCs/>
-        </w:rPr>
-        <w:t>3. Sequential operations → Add</w:t>
-      </w:r>
-    </w:p>
-    <w:p>
-      <w:pPr>
-        <w:spacing w:after="60"/>
-      </w:pPr>
-      <w:r>
-        <w:t xml:space="preserve">for </w:t>
-      </w:r>
-      <w:proofErr w:type="spellStart"/>
-      <w:r>
-        <w:t>i</w:t>
-      </w:r>
-      <w:proofErr w:type="spellEnd"/>
-      <w:r>
-        <w:t xml:space="preserve"> in range(n):       # O(n)</w:t>
-      </w:r>
-    </w:p>
-    <w:p>
-      <w:pPr>
-        <w:spacing w:after="60"/>
-      </w:pPr>
-    </w:p>
-    <w:p>
-      <w:pPr>
-        <w:spacing w:after="60"/>
-      </w:pPr>
-      <w:r>
-        <w:t xml:space="preserve">for </w:t>
-      </w:r>
-      <w:proofErr w:type="spellStart"/>
-      <w:r>
-        <w:t>i</w:t>
-      </w:r>
-      <w:proofErr w:type="spellEnd"/>
-      <w:r>
-        <w:t xml:space="preserve"> in range(n):       # O(n)</w:t>
-      </w:r>
-    </w:p>
-    <w:p>
-      <w:pPr>
-        <w:spacing w:after="60"/>
-      </w:pPr>
-      <w:r>
-        <w:t>Total:</w:t>
-      </w:r>
-    </w:p>
-    <w:p>
-      <w:pPr>
-        <w:spacing w:after="60"/>
-      </w:pPr>
-      <w:r>
-        <w:t>O(n) + O(n) = O(n)</w:t>
-      </w:r>
-    </w:p>
-    <w:p>
-      <w:pPr>
-        <w:spacing w:after="60"/>
-        <w:rPr>
-          <w:b/>
-          <w:bCs/>
-        </w:rPr>
-      </w:pPr>
-      <w:r>
-        <w:rPr>
-          <w:b/>
-          <w:bCs/>
-        </w:rPr>
-        <w:t>4. Nested loops → Multiply</w:t>
-      </w:r>
-    </w:p>
-    <w:p>
-      <w:pPr>
-        <w:spacing w:after="60"/>
-      </w:pPr>
-      <w:r>
-        <w:t xml:space="preserve">for </w:t>
-      </w:r>
-      <w:proofErr w:type="spellStart"/>
-      <w:r>
-        <w:t>i</w:t>
-      </w:r>
-      <w:proofErr w:type="spellEnd"/>
-      <w:r>
-        <w:t xml:space="preserve"> in range(n):</w:t>
-      </w:r>
-    </w:p>
-    <w:p>
-      <w:pPr>
-        <w:spacing w:after="60"/>
-      </w:pPr>
-      <w:r>
-        <w:t xml:space="preserve">    for j in range(n):</w:t>
-      </w:r>
-    </w:p>
-    <w:p>
-      <w:pPr>
-        <w:spacing w:after="60"/>
-      </w:pPr>
-      <w:r>
-        <w:t xml:space="preserve">        </w:t>
-      </w:r>
-      <w:proofErr w:type="gramStart"/>
-      <w:r>
-        <w:t>print(</w:t>
-      </w:r>
-      <w:proofErr w:type="spellStart"/>
-      <w:proofErr w:type="gramEnd"/>
-      <w:r>
-        <w:t>i</w:t>
-      </w:r>
-      <w:proofErr w:type="spellEnd"/>
-      <w:r>
-        <w:t>, j)</w:t>
-      </w:r>
-    </w:p>
-    <w:p>
-      <w:pPr>
-        <w:spacing w:after="60"/>
-      </w:pPr>
-      <w:proofErr w:type="gramStart"/>
-      <w:r>
-        <w:t>O(</w:t>
-      </w:r>
-      <w:proofErr w:type="gramEnd"/>
-      <w:r>
-        <w:t>n × n) = O(n²)</w:t>
-      </w:r>
-    </w:p>
-    <w:p>
-      <w:pPr>
-        <w:spacing w:after="60"/>
-      </w:pPr>
-    </w:p>
-    <w:p>
-      <w:pPr>
-        <w:spacing w:after="60"/>
-        <w:rPr>
-          <w:b/>
-          <w:bCs/>
-        </w:rPr>
-      </w:pPr>
-      <w:r>
-        <w:rPr>
-          <w:b/>
-          <w:bCs/>
-        </w:rPr>
-        <w:t>5.always calculate the time complexity in term of worst case</w:t>
-      </w:r>
-    </w:p>
-    <w:p>
-      <w:pPr>
-        <w:spacing w:after="60"/>
-        <w:rPr>
-          <w:b/>
-          <w:bCs/>
-        </w:rPr>
-      </w:pPr>
-      <w:r>
-        <w:rPr>
-          <w:b/>
-          <w:bCs/>
-          <w:noProof/>
-        </w:rPr>
+        <w:lastRenderedPageBreak/>
         <w:drawing>
           <wp:inline distT="0" distB="0" distL="0" distR="0" wp14:anchorId="369CFF84" wp14:editId="1AEC5720">
             <wp:extent cx="4533900" cy="2626853"/>
@@ -472,7 +386,7 @@
                     <pic:cNvPicPr/>
                   </pic:nvPicPr>
                   <pic:blipFill>
-                    <a:blip r:embed="rId8"/>
+                    <a:blip r:embed="rId7"/>
                     <a:stretch>
                       <a:fillRect/>
                     </a:stretch>
@@ -537,9 +451,9 @@
         <w:tblLook w:val="04A0" w:firstRow="1" w:lastRow="0" w:firstColumn="1" w:lastColumn="0" w:noHBand="0" w:noVBand="1"/>
       </w:tblPr>
       <w:tblGrid>
-        <w:gridCol w:w="1064"/>
-        <w:gridCol w:w="1093"/>
-        <w:gridCol w:w="1325"/>
+        <w:gridCol w:w="870"/>
+        <w:gridCol w:w="890"/>
+        <w:gridCol w:w="7600"/>
       </w:tblGrid>
       <w:tr>
         <w:trPr>
@@ -630,13 +544,8 @@
             <w:pPr>
               <w:spacing w:after="60"/>
             </w:pPr>
-            <w:proofErr w:type="gramStart"/>
             <w:r>
-              <w:t>O(</w:t>
-            </w:r>
-            <w:proofErr w:type="gramEnd"/>
-            <w:r>
-              <w:t>1)</w:t>
+              <w:t>O(1)</w:t>
             </w:r>
           </w:p>
         </w:tc>
@@ -666,20 +575,7 @@
               <w:spacing w:after="60"/>
             </w:pPr>
             <w:r>
-              <w:t xml:space="preserve">Access </w:t>
-            </w:r>
-            <w:proofErr w:type="spellStart"/>
-            <w:proofErr w:type="gramStart"/>
-            <w:r>
-              <w:t>arr</w:t>
-            </w:r>
-            <w:proofErr w:type="spellEnd"/>
-            <w:r>
-              <w:t>[</w:t>
-            </w:r>
-            <w:proofErr w:type="gramEnd"/>
-            <w:r>
-              <w:t>5]</w:t>
+              <w:t>Access arr[5]</w:t>
             </w:r>
           </w:p>
         </w:tc>
@@ -698,13 +594,8 @@
             <w:pPr>
               <w:spacing w:after="60"/>
             </w:pPr>
-            <w:proofErr w:type="gramStart"/>
             <w:r>
-              <w:t>O(</w:t>
-            </w:r>
-            <w:proofErr w:type="gramEnd"/>
-            <w:r>
-              <w:t>log n)</w:t>
+              <w:t>O(log n)</w:t>
             </w:r>
           </w:p>
         </w:tc>
@@ -803,13 +694,8 @@
             <w:pPr>
               <w:spacing w:after="60"/>
             </w:pPr>
-            <w:proofErr w:type="gramStart"/>
             <w:r>
-              <w:t>O(</w:t>
-            </w:r>
-            <w:proofErr w:type="gramEnd"/>
-            <w:r>
-              <w:t>n log n)</w:t>
+              <w:t>O(n log n)</w:t>
             </w:r>
           </w:p>
         </w:tc>
@@ -823,11 +709,9 @@
             <w:pPr>
               <w:spacing w:after="60"/>
             </w:pPr>
-            <w:proofErr w:type="spellStart"/>
             <w:r>
               <w:t>Linearithmic</w:t>
             </w:r>
-            <w:proofErr w:type="spellEnd"/>
           </w:p>
         </w:tc>
         <w:tc>
@@ -961,6 +845,7 @@
               <w:spacing w:after="60"/>
             </w:pPr>
             <w:r>
+              <w:lastRenderedPageBreak/>
               <w:t>O(n!)</w:t>
             </w:r>
           </w:p>
@@ -991,7 +876,50 @@
               <w:spacing w:after="60"/>
             </w:pPr>
             <w:r>
-              <w:t>Permutations</w:t>
+              <w:t>Permutatio</w:t>
+            </w:r>
+            <w:r>
+              <w:rPr>
+                <w:noProof/>
+              </w:rPr>
+              <w:drawing>
+                <wp:inline distT="0" distB="0" distL="0" distR="0" wp14:anchorId="4FCB9A65" wp14:editId="50EEEDA1">
+                  <wp:extent cx="5943600" cy="2877185"/>
+                  <wp:effectExtent l="0" t="0" r="0" b="0"/>
+                  <wp:docPr id="1514952105" name="Picture 1"/>
+                  <wp:cNvGraphicFramePr>
+                    <a:graphicFrameLocks xmlns:a="http://schemas.openxmlformats.org/drawingml/2006/main" noChangeAspect="1"/>
+                  </wp:cNvGraphicFramePr>
+                  <a:graphic xmlns:a="http://schemas.openxmlformats.org/drawingml/2006/main">
+                    <a:graphicData uri="http://schemas.openxmlformats.org/drawingml/2006/picture">
+                      <pic:pic xmlns:pic="http://schemas.openxmlformats.org/drawingml/2006/picture">
+                        <pic:nvPicPr>
+                          <pic:cNvPr id="1514952105" name=""/>
+                          <pic:cNvPicPr/>
+                        </pic:nvPicPr>
+                        <pic:blipFill>
+                          <a:blip r:embed="rId8"/>
+                          <a:stretch>
+                            <a:fillRect/>
+                          </a:stretch>
+                        </pic:blipFill>
+                        <pic:spPr>
+                          <a:xfrm>
+                            <a:off x="0" y="0"/>
+                            <a:ext cx="5943600" cy="2877185"/>
+                          </a:xfrm>
+                          <a:prstGeom prst="rect">
+                            <a:avLst/>
+                          </a:prstGeom>
+                        </pic:spPr>
+                      </pic:pic>
+                    </a:graphicData>
+                  </a:graphic>
+                </wp:inline>
+              </w:drawing>
+            </w:r>
+            <w:r>
+              <w:t>ns</w:t>
             </w:r>
           </w:p>
         </w:tc>
@@ -1009,53 +937,12 @@
       <w:pPr>
         <w:spacing w:after="60"/>
       </w:pPr>
-      <w:proofErr w:type="gramStart"/>
-      <w:r>
-        <w:rPr>
-          <w:b/>
-          <w:bCs/>
-        </w:rPr>
-        <w:t>O(</w:t>
-      </w:r>
-      <w:proofErr w:type="gramEnd"/>
-      <w:r>
-        <w:rPr>
-          <w:b/>
-          <w:bCs/>
-        </w:rPr>
-        <w:t xml:space="preserve">1) &lt; </w:t>
-      </w:r>
-      <w:proofErr w:type="gramStart"/>
-      <w:r>
-        <w:rPr>
-          <w:b/>
-          <w:bCs/>
-        </w:rPr>
-        <w:t>O(</w:t>
-      </w:r>
-      <w:proofErr w:type="gramEnd"/>
-      <w:r>
-        <w:rPr>
-          <w:b/>
-          <w:bCs/>
-        </w:rPr>
-        <w:t xml:space="preserve">log n) &lt; O(n) &lt; </w:t>
-      </w:r>
-      <w:proofErr w:type="gramStart"/>
-      <w:r>
-        <w:rPr>
-          <w:b/>
-          <w:bCs/>
-        </w:rPr>
-        <w:t>O(</w:t>
-      </w:r>
-      <w:proofErr w:type="gramEnd"/>
-      <w:r>
-        <w:rPr>
-          <w:b/>
-          <w:bCs/>
-        </w:rPr>
-        <w:t>n log n) &lt; O(n²) &lt; O(2ⁿ) &lt; O(n!)</w:t>
+      <w:r>
+        <w:rPr>
+          <w:b/>
+          <w:bCs/>
+        </w:rPr>
+        <w:t>O(1) &lt; O(log n) &lt; O(n) &lt; O(n log n) &lt; O(n²) &lt; O(2ⁿ) &lt; O(n!)</w:t>
       </w:r>
     </w:p>
     <w:p>
@@ -1081,87 +968,23 @@
           <w:b/>
           <w:bCs/>
         </w:rPr>
-        <w:t xml:space="preserve">4. </w:t>
-      </w:r>
-      <w:proofErr w:type="gramStart"/>
-      <w:r>
-        <w:rPr>
-          <w:b/>
-          <w:bCs/>
-        </w:rPr>
-        <w:t>O(</w:t>
-      </w:r>
-      <w:proofErr w:type="gramEnd"/>
-      <w:r>
-        <w:rPr>
-          <w:b/>
-          <w:bCs/>
-        </w:rPr>
-        <w:t xml:space="preserve">), </w:t>
-      </w:r>
-      <w:proofErr w:type="gramStart"/>
-      <w:r>
-        <w:rPr>
-          <w:b/>
-          <w:bCs/>
-        </w:rPr>
-        <w:t>Ω(</w:t>
-      </w:r>
-      <w:proofErr w:type="gramEnd"/>
-      <w:r>
-        <w:rPr>
-          <w:b/>
-          <w:bCs/>
-        </w:rPr>
-        <w:t xml:space="preserve">), </w:t>
-      </w:r>
-      <w:proofErr w:type="gramStart"/>
-      <w:r>
-        <w:rPr>
-          <w:b/>
-          <w:bCs/>
-        </w:rPr>
-        <w:t>Θ(</w:t>
-      </w:r>
-      <w:proofErr w:type="gramEnd"/>
-      <w:r>
-        <w:rPr>
-          <w:b/>
-          <w:bCs/>
-        </w:rPr>
-        <w:t>)</w:t>
-      </w:r>
-    </w:p>
-    <w:p>
-      <w:pPr>
-        <w:spacing w:after="60"/>
-        <w:rPr>
-          <w:b/>
-          <w:bCs/>
-        </w:rPr>
-      </w:pPr>
-      <w:r>
-        <w:rPr>
-          <w:b/>
-          <w:bCs/>
-        </w:rPr>
-        <w:t xml:space="preserve">Big O — </w:t>
-      </w:r>
-      <w:proofErr w:type="gramStart"/>
-      <w:r>
-        <w:rPr>
-          <w:b/>
-          <w:bCs/>
-        </w:rPr>
-        <w:t>O(</w:t>
-      </w:r>
-      <w:proofErr w:type="gramEnd"/>
-      <w:r>
-        <w:rPr>
-          <w:b/>
-          <w:bCs/>
-        </w:rPr>
-        <w:t>)</w:t>
+        <w:t>4. O(), Ω(), Θ()</w:t>
+      </w:r>
+    </w:p>
+    <w:p>
+      <w:pPr>
+        <w:spacing w:after="60"/>
+        <w:rPr>
+          <w:b/>
+          <w:bCs/>
+        </w:rPr>
+      </w:pPr>
+      <w:r>
+        <w:rPr>
+          <w:b/>
+          <w:bCs/>
+        </w:rPr>
+        <w:t>Big O — O()</w:t>
       </w:r>
     </w:p>
     <w:p>
@@ -1185,23 +1008,7 @@
           <w:b/>
           <w:bCs/>
         </w:rPr>
-        <w:t xml:space="preserve">Omega — </w:t>
-      </w:r>
-      <w:proofErr w:type="gramStart"/>
-      <w:r>
-        <w:rPr>
-          <w:b/>
-          <w:bCs/>
-        </w:rPr>
-        <w:t>Ω(</w:t>
-      </w:r>
-      <w:proofErr w:type="gramEnd"/>
-      <w:r>
-        <w:rPr>
-          <w:b/>
-          <w:bCs/>
-        </w:rPr>
-        <w:t>)</w:t>
+        <w:t>Omega — Ω()</w:t>
       </w:r>
     </w:p>
     <w:p>
@@ -1225,23 +1032,7 @@
           <w:b/>
           <w:bCs/>
         </w:rPr>
-        <w:t xml:space="preserve">Theta — </w:t>
-      </w:r>
-      <w:proofErr w:type="gramStart"/>
-      <w:r>
-        <w:rPr>
-          <w:b/>
-          <w:bCs/>
-        </w:rPr>
-        <w:t>Θ(</w:t>
-      </w:r>
-      <w:proofErr w:type="gramEnd"/>
-      <w:r>
-        <w:rPr>
-          <w:b/>
-          <w:bCs/>
-        </w:rPr>
-        <w:t>)</w:t>
+        <w:t>Theta — Θ()</w:t>
       </w:r>
     </w:p>
     <w:p>
@@ -1307,7 +1098,6 @@
           <w:b/>
           <w:bCs/>
         </w:rPr>
-        <w:lastRenderedPageBreak/>
         <w:t>5. Space Complexity</w:t>
       </w:r>
     </w:p>
@@ -1366,15 +1156,7 @@
         <w:spacing w:after="60"/>
       </w:pPr>
       <w:r>
-        <w:t>def double(</w:t>
-      </w:r>
-      <w:proofErr w:type="spellStart"/>
-      <w:r>
-        <w:t>arr</w:t>
-      </w:r>
-      <w:proofErr w:type="spellEnd"/>
-      <w:r>
-        <w:t>):</w:t>
+        <w:t>def double(arr):</w:t>
       </w:r>
     </w:p>
     <w:p>
@@ -1395,33 +1177,15 @@
         <w:spacing w:after="60"/>
       </w:pPr>
       <w:r>
-        <w:t xml:space="preserve">    for x in </w:t>
-      </w:r>
-      <w:proofErr w:type="spellStart"/>
-      <w:r>
-        <w:t>arr</w:t>
-      </w:r>
-      <w:proofErr w:type="spellEnd"/>
-      <w:r>
-        <w:t>:</w:t>
-      </w:r>
-    </w:p>
-    <w:p>
-      <w:pPr>
-        <w:spacing w:after="60"/>
-      </w:pPr>
-      <w:r>
-        <w:t xml:space="preserve">        </w:t>
-      </w:r>
-      <w:proofErr w:type="spellStart"/>
-      <w:proofErr w:type="gramStart"/>
-      <w:r>
-        <w:t>result.append</w:t>
-      </w:r>
-      <w:proofErr w:type="spellEnd"/>
-      <w:proofErr w:type="gramEnd"/>
-      <w:r>
-        <w:t>(x * 2)</w:t>
+        <w:t xml:space="preserve">    for x in arr:</w:t>
+      </w:r>
+    </w:p>
+    <w:p>
+      <w:pPr>
+        <w:spacing w:after="60"/>
+      </w:pPr>
+      <w:r>
+        <w:t xml:space="preserve">        result.append(x * 2)</w:t>
       </w:r>
     </w:p>
     <w:p>
@@ -1546,31 +1310,15 @@
         <w:spacing w:after="60"/>
       </w:pPr>
       <w:r>
-        <w:t xml:space="preserve">for </w:t>
-      </w:r>
-      <w:proofErr w:type="spellStart"/>
-      <w:r>
-        <w:t>i</w:t>
-      </w:r>
-      <w:proofErr w:type="spellEnd"/>
-      <w:r>
-        <w:t xml:space="preserve"> in range(n):</w:t>
-      </w:r>
-    </w:p>
-    <w:p>
-      <w:pPr>
-        <w:spacing w:after="60"/>
-      </w:pPr>
-      <w:r>
-        <w:t xml:space="preserve">    print(</w:t>
-      </w:r>
-      <w:proofErr w:type="spellStart"/>
-      <w:r>
-        <w:t>i</w:t>
-      </w:r>
-      <w:proofErr w:type="spellEnd"/>
-      <w:r>
-        <w:t>)</w:t>
+        <w:t>for i in range(n):</w:t>
+      </w:r>
+    </w:p>
+    <w:p>
+      <w:pPr>
+        <w:spacing w:after="60"/>
+      </w:pPr>
+      <w:r>
+        <w:t xml:space="preserve">    print(i)</w:t>
       </w:r>
     </w:p>
     <w:p>
@@ -1591,21 +1339,12 @@
         <w:br/>
         <w:t xml:space="preserve">Space = </w:t>
       </w:r>
-      <w:proofErr w:type="gramStart"/>
-      <w:r>
-        <w:rPr>
-          <w:b/>
-          <w:bCs/>
-        </w:rPr>
-        <w:t>O(</w:t>
-      </w:r>
-      <w:proofErr w:type="gramEnd"/>
-      <w:r>
-        <w:rPr>
-          <w:b/>
-          <w:bCs/>
-        </w:rPr>
-        <w:t>1)</w:t>
+      <w:r>
+        <w:rPr>
+          <w:b/>
+          <w:bCs/>
+        </w:rPr>
+        <w:t>O(1)</w:t>
       </w:r>
     </w:p>
     <w:p>
@@ -1629,15 +1368,7 @@
         <w:spacing w:after="60"/>
       </w:pPr>
       <w:r>
-        <w:t xml:space="preserve">for </w:t>
-      </w:r>
-      <w:proofErr w:type="spellStart"/>
-      <w:r>
-        <w:t>i</w:t>
-      </w:r>
-      <w:proofErr w:type="spellEnd"/>
-      <w:r>
-        <w:t xml:space="preserve"> in range(n):</w:t>
+        <w:t>for i in range(n):</w:t>
       </w:r>
     </w:p>
     <w:p>
@@ -1653,20 +1384,7 @@
         <w:spacing w:after="60"/>
       </w:pPr>
       <w:r>
-        <w:t xml:space="preserve">        </w:t>
-      </w:r>
-      <w:proofErr w:type="gramStart"/>
-      <w:r>
-        <w:t>print(</w:t>
-      </w:r>
-      <w:proofErr w:type="spellStart"/>
-      <w:proofErr w:type="gramEnd"/>
-      <w:r>
-        <w:t>i</w:t>
-      </w:r>
-      <w:proofErr w:type="spellEnd"/>
-      <w:r>
-        <w:t>, j)</w:t>
+        <w:t xml:space="preserve">        print(i, j)</w:t>
       </w:r>
     </w:p>
     <w:p>
@@ -1687,21 +1405,12 @@
         <w:br/>
         <w:t xml:space="preserve">Space = </w:t>
       </w:r>
-      <w:proofErr w:type="gramStart"/>
-      <w:r>
-        <w:rPr>
-          <w:b/>
-          <w:bCs/>
-        </w:rPr>
-        <w:t>O(</w:t>
-      </w:r>
-      <w:proofErr w:type="gramEnd"/>
-      <w:r>
-        <w:rPr>
-          <w:b/>
-          <w:bCs/>
-        </w:rPr>
-        <w:t>1)</w:t>
+      <w:r>
+        <w:rPr>
+          <w:b/>
+          <w:bCs/>
+        </w:rPr>
+        <w:t>O(1)</w:t>
       </w:r>
     </w:p>
     <w:p>
@@ -1724,55 +1433,29 @@
       <w:pPr>
         <w:spacing w:after="60"/>
       </w:pPr>
-      <w:proofErr w:type="spellStart"/>
-      <w:r>
-        <w:t>new_arr</w:t>
-      </w:r>
-      <w:proofErr w:type="spellEnd"/>
-      <w:r>
-        <w:t xml:space="preserve"> = []</w:t>
-      </w:r>
-    </w:p>
-    <w:p>
-      <w:pPr>
-        <w:spacing w:after="60"/>
-      </w:pPr>
-    </w:p>
-    <w:p>
-      <w:pPr>
-        <w:spacing w:after="60"/>
-      </w:pPr>
-      <w:r>
-        <w:t xml:space="preserve">for x in </w:t>
-      </w:r>
-      <w:proofErr w:type="spellStart"/>
-      <w:r>
-        <w:t>arr</w:t>
-      </w:r>
-      <w:proofErr w:type="spellEnd"/>
-      <w:r>
-        <w:t>:</w:t>
-      </w:r>
-    </w:p>
-    <w:p>
-      <w:pPr>
-        <w:spacing w:after="60"/>
-      </w:pPr>
-      <w:r>
-        <w:t xml:space="preserve">    </w:t>
-      </w:r>
-      <w:proofErr w:type="spellStart"/>
-      <w:r>
-        <w:t>new_</w:t>
-      </w:r>
-      <w:proofErr w:type="gramStart"/>
-      <w:r>
-        <w:t>arr.append</w:t>
-      </w:r>
-      <w:proofErr w:type="spellEnd"/>
-      <w:proofErr w:type="gramEnd"/>
-      <w:r>
-        <w:t>(x)</w:t>
+      <w:r>
+        <w:t>new_arr = []</w:t>
+      </w:r>
+    </w:p>
+    <w:p>
+      <w:pPr>
+        <w:spacing w:after="60"/>
+      </w:pPr>
+    </w:p>
+    <w:p>
+      <w:pPr>
+        <w:spacing w:after="60"/>
+      </w:pPr>
+      <w:r>
+        <w:t>for x in arr:</w:t>
+      </w:r>
+    </w:p>
+    <w:p>
+      <w:pPr>
+        <w:spacing w:after="60"/>
+      </w:pPr>
+      <w:r>
+        <w:t xml:space="preserve">    new_arr.append(x)</w:t>
       </w:r>
     </w:p>
     <w:p>
@@ -1910,7 +1593,6 @@
         <w:spacing w:after="60"/>
       </w:pPr>
       <w:r>
-        <w:lastRenderedPageBreak/>
         <w:t>What happens when n becomes very large?</w:t>
       </w:r>
     </w:p>
@@ -2003,9 +1685,8 @@
             <w14:round/>
           </w14:textOutline>
         </w:rPr>
-        <w:t xml:space="preserve">TLE — Time Limit </w:t>
-      </w:r>
-      <w:proofErr w:type="gramStart"/>
+        <w:t>TLE — Time Limit Exceeded</w:t>
+      </w:r>
       <w:r>
         <w:rPr>
           <w:bCs/>
@@ -2021,7 +1702,7 @@
             <w14:round/>
           </w14:textOutline>
         </w:rPr>
-        <w:t>Exceeded</w:t>
+        <w:t xml:space="preserve"> </w:t>
       </w:r>
       <w:r>
         <w:rPr>
@@ -2038,42 +1719,7 @@
             <w14:round/>
           </w14:textOutline>
         </w:rPr>
-        <w:t xml:space="preserve"> </w:t>
-      </w:r>
-      <w:r>
-        <w:rPr>
-          <w:bCs/>
-          <w:color w:val="4C94D8" w:themeColor="text2" w:themeTint="80"/>
-          <w14:shadow w14:blurRad="38100" w14:dist="19050" w14:dir="2700000" w14:sx="100000" w14:sy="100000" w14:kx="0" w14:ky="0" w14:algn="tl">
-            <w14:schemeClr w14:val="dk1">
-              <w14:alpha w14:val="60000"/>
-            </w14:schemeClr>
-          </w14:shadow>
-          <w14:textOutline w14:w="0" w14:cap="flat" w14:cmpd="sng" w14:algn="ctr">
-            <w14:noFill/>
-            <w14:prstDash w14:val="solid"/>
-            <w14:round/>
-          </w14:textOutline>
-        </w:rPr>
-        <w:t>:</w:t>
-      </w:r>
-      <w:proofErr w:type="gramEnd"/>
-      <w:r>
-        <w:rPr>
-          <w:bCs/>
-          <w:color w:val="4C94D8" w:themeColor="text2" w:themeTint="80"/>
-          <w14:shadow w14:blurRad="38100" w14:dist="19050" w14:dir="2700000" w14:sx="100000" w14:sy="100000" w14:kx="0" w14:ky="0" w14:algn="tl">
-            <w14:schemeClr w14:val="dk1">
-              <w14:alpha w14:val="60000"/>
-            </w14:schemeClr>
-          </w14:shadow>
-          <w14:textOutline w14:w="0" w14:cap="flat" w14:cmpd="sng" w14:algn="ctr">
-            <w14:noFill/>
-            <w14:prstDash w14:val="solid"/>
-            <w14:round/>
-          </w14:textOutline>
-        </w:rPr>
-        <w:t>-</w:t>
+        <w:t>:-</w:t>
       </w:r>
     </w:p>
     <w:p>
@@ -2130,6 +1776,7 @@
         <w:spacing w:after="60"/>
       </w:pPr>
       <w:r>
+        <w:lastRenderedPageBreak/>
         <w:pict w14:anchorId="1A16B747">
           <v:rect id="_x0000_i1031" style="width:0;height:1.5pt" o:hralign="center" o:hrstd="t" o:hr="t" fillcolor="#a0a0a0" stroked="f"/>
         </w:pict>
@@ -2208,15 +1855,7 @@
         <w:spacing w:after="60"/>
       </w:pPr>
       <w:r>
-        <w:t xml:space="preserve">Very large n → usually need O(n) or </w:t>
-      </w:r>
-      <w:proofErr w:type="gramStart"/>
-      <w:r>
-        <w:t>O(</w:t>
-      </w:r>
-      <w:proofErr w:type="gramEnd"/>
-      <w:r>
-        <w:t>log n)-type solutions</w:t>
+        <w:t>Very large n → usually need O(n) or O(log n)-type solutions</w:t>
       </w:r>
     </w:p>
     <w:p>
@@ -2377,7 +2016,6 @@
         <w:spacing w:after="60"/>
       </w:pPr>
       <w:r>
-        <w:lastRenderedPageBreak/>
         <w:pict w14:anchorId="32C89A1C">
           <v:rect id="_x0000_i1033" style="width:0;height:1.5pt" o:hralign="center" o:hrstd="t" o:hr="t" fillcolor="#a0a0a0" stroked="f"/>
         </w:pict>
@@ -2500,6 +2138,7 @@
         <w:spacing w:after="60"/>
       </w:pPr>
       <w:r>
+        <w:lastRenderedPageBreak/>
         <w:t>Don't memorize a fixed number of operations per second. The actual limit depends on the judge, language, and problem.</w:t>
       </w:r>
     </w:p>
@@ -2814,40 +2453,40 @@
           <w:b/>
           <w:bCs/>
         </w:rPr>
+        <w:t>Python Data Structure Operations — Time Complexity</w:t>
+      </w:r>
+    </w:p>
+    <w:p>
+      <w:pPr>
+        <w:spacing w:after="60"/>
+        <w:rPr>
+          <w:b/>
+          <w:bCs/>
+        </w:rPr>
+      </w:pPr>
+      <w:r>
+        <w:rPr>
+          <w:b/>
+          <w:bCs/>
+        </w:rPr>
+        <w:t>1. Python List</w:t>
+      </w:r>
+    </w:p>
+    <w:p>
+      <w:pPr>
+        <w:spacing w:after="60"/>
+        <w:rPr>
+          <w:b/>
+          <w:bCs/>
+        </w:rPr>
+      </w:pPr>
+      <w:r>
+        <w:rPr>
+          <w:b/>
+          <w:bCs/>
+          <w:noProof/>
+        </w:rPr>
         <w:lastRenderedPageBreak/>
-        <w:t>Python Data Structure Operations — Time Complexity</w:t>
-      </w:r>
-    </w:p>
-    <w:p>
-      <w:pPr>
-        <w:spacing w:after="60"/>
-        <w:rPr>
-          <w:b/>
-          <w:bCs/>
-        </w:rPr>
-      </w:pPr>
-      <w:r>
-        <w:rPr>
-          <w:b/>
-          <w:bCs/>
-        </w:rPr>
-        <w:t>1. Python List</w:t>
-      </w:r>
-    </w:p>
-    <w:p>
-      <w:pPr>
-        <w:spacing w:after="60"/>
-        <w:rPr>
-          <w:b/>
-          <w:bCs/>
-        </w:rPr>
-      </w:pPr>
-      <w:r>
-        <w:rPr>
-          <w:b/>
-          <w:bCs/>
-          <w:noProof/>
-        </w:rPr>
         <w:drawing>
           <wp:inline distT="0" distB="0" distL="0" distR="0" wp14:anchorId="79F5B634" wp14:editId="7D967626">
             <wp:extent cx="5943600" cy="3520440"/>
@@ -2951,21 +2590,12 @@
       <w:r>
         <w:t xml:space="preserve">Set uses hashing, so these are generally </w:t>
       </w:r>
-      <w:proofErr w:type="gramStart"/>
-      <w:r>
-        <w:rPr>
-          <w:b/>
-          <w:bCs/>
-        </w:rPr>
-        <w:t>O(</w:t>
-      </w:r>
-      <w:proofErr w:type="gramEnd"/>
-      <w:r>
-        <w:rPr>
-          <w:b/>
-          <w:bCs/>
-        </w:rPr>
-        <w:t>1) average-case</w:t>
+      <w:r>
+        <w:rPr>
+          <w:b/>
+          <w:bCs/>
+        </w:rPr>
+        <w:t>O(1) average-case</w:t>
       </w:r>
       <w:r>
         <w:t>:</w:t>
@@ -3029,21 +2659,12 @@
       <w:r>
         <w:t xml:space="preserve"> Worst-case hashing can be worse, but </w:t>
       </w:r>
-      <w:proofErr w:type="gramStart"/>
-      <w:r>
-        <w:rPr>
-          <w:b/>
-          <w:bCs/>
-        </w:rPr>
-        <w:t>O(</w:t>
-      </w:r>
-      <w:proofErr w:type="gramEnd"/>
-      <w:r>
-        <w:rPr>
-          <w:b/>
-          <w:bCs/>
-        </w:rPr>
-        <w:t>1) average</w:t>
+      <w:r>
+        <w:rPr>
+          <w:b/>
+          <w:bCs/>
+        </w:rPr>
+        <w:t>O(1) average</w:t>
       </w:r>
       <w:r>
         <w:t xml:space="preserve"> is what you normally use in DSA analysis.</w:t>
@@ -3082,64 +2703,40 @@
           <w:b/>
           <w:bCs/>
         </w:rPr>
+        <w:t>3. Dictionary</w:t>
+      </w:r>
+    </w:p>
+    <w:p>
+      <w:pPr>
+        <w:spacing w:after="60"/>
+      </w:pPr>
+      <w:r>
+        <w:t>Dictionary also uses hashing.</w:t>
+      </w:r>
+    </w:p>
+    <w:p>
+      <w:pPr>
+        <w:spacing w:after="60"/>
+      </w:pPr>
+      <w:r>
         <w:lastRenderedPageBreak/>
-        <w:t>3. Dictionary</w:t>
-      </w:r>
-    </w:p>
-    <w:p>
-      <w:pPr>
-        <w:spacing w:after="60"/>
-      </w:pPr>
-      <w:r>
-        <w:t>Dictionary also uses hashing.</w:t>
-      </w:r>
-    </w:p>
-    <w:p>
-      <w:pPr>
-        <w:spacing w:after="60"/>
-      </w:pPr>
-      <w:r>
-        <w:t>d[</w:t>
-      </w:r>
-      <w:proofErr w:type="gramStart"/>
-      <w:r>
-        <w:t xml:space="preserve">key]   </w:t>
-      </w:r>
-      <w:proofErr w:type="gramEnd"/>
-      <w:r>
-        <w:t xml:space="preserve">       # lookup</w:t>
-      </w:r>
-    </w:p>
-    <w:p>
-      <w:pPr>
-        <w:spacing w:after="60"/>
-      </w:pPr>
-      <w:r>
-        <w:t xml:space="preserve">d[key] = </w:t>
-      </w:r>
-      <w:proofErr w:type="gramStart"/>
-      <w:r>
-        <w:t>value  #</w:t>
-      </w:r>
-      <w:proofErr w:type="gramEnd"/>
-      <w:r>
-        <w:t xml:space="preserve"> insertion/update</w:t>
-      </w:r>
-    </w:p>
-    <w:p>
-      <w:pPr>
-        <w:spacing w:after="60"/>
-      </w:pPr>
-      <w:r>
-        <w:t>del d[</w:t>
-      </w:r>
-      <w:proofErr w:type="gramStart"/>
-      <w:r>
-        <w:t xml:space="preserve">key]   </w:t>
-      </w:r>
-      <w:proofErr w:type="gramEnd"/>
-      <w:r>
-        <w:t xml:space="preserve">   # deletion</w:t>
+        <w:t>d[key]          # lookup</w:t>
+      </w:r>
+    </w:p>
+    <w:p>
+      <w:pPr>
+        <w:spacing w:after="60"/>
+      </w:pPr>
+      <w:r>
+        <w:t>d[key] = value  # insertion/update</w:t>
+      </w:r>
+    </w:p>
+    <w:p>
+      <w:pPr>
+        <w:spacing w:after="60"/>
+      </w:pPr>
+      <w:r>
+        <w:t>del d[key]      # deletion</w:t>
       </w:r>
     </w:p>
     <w:p>
@@ -3251,82 +2848,32 @@
       <w:pPr>
         <w:spacing w:after="60"/>
       </w:pPr>
-      <w:proofErr w:type="spellStart"/>
-      <w:r>
-        <w:t>arr</w:t>
-      </w:r>
-      <w:proofErr w:type="spellEnd"/>
-      <w:r>
-        <w:t>[</w:t>
-      </w:r>
-      <w:proofErr w:type="spellStart"/>
-      <w:r>
-        <w:t>i</w:t>
-      </w:r>
-      <w:proofErr w:type="spellEnd"/>
-      <w:r>
-        <w:t xml:space="preserve">]       → </w:t>
-      </w:r>
-      <w:proofErr w:type="gramStart"/>
-      <w:r>
-        <w:t>O(</w:t>
-      </w:r>
-      <w:proofErr w:type="gramEnd"/>
-      <w:r>
-        <w:t>1)</w:t>
-      </w:r>
-    </w:p>
-    <w:p>
-      <w:pPr>
-        <w:spacing w:after="60"/>
-      </w:pPr>
-      <w:r>
-        <w:t xml:space="preserve">x in </w:t>
-      </w:r>
-      <w:proofErr w:type="spellStart"/>
-      <w:r>
-        <w:t>arr</w:t>
-      </w:r>
-      <w:proofErr w:type="spellEnd"/>
-      <w:r>
-        <w:t xml:space="preserve">     → O(n)</w:t>
-      </w:r>
-    </w:p>
-    <w:p>
-      <w:pPr>
-        <w:spacing w:after="60"/>
-      </w:pPr>
-      <w:r>
-        <w:t xml:space="preserve">append       → </w:t>
-      </w:r>
-      <w:proofErr w:type="gramStart"/>
-      <w:r>
-        <w:t>O(</w:t>
-      </w:r>
-      <w:proofErr w:type="gramEnd"/>
-      <w:r>
-        <w:t>1) amortized</w:t>
-      </w:r>
-    </w:p>
-    <w:p>
-      <w:pPr>
-        <w:spacing w:after="60"/>
-      </w:pPr>
-      <w:proofErr w:type="gramStart"/>
-      <w:r>
-        <w:t>pop(</w:t>
-      </w:r>
-      <w:proofErr w:type="gramEnd"/>
-      <w:r>
-        <w:t xml:space="preserve">)        → </w:t>
-      </w:r>
-      <w:proofErr w:type="gramStart"/>
-      <w:r>
-        <w:t>O(</w:t>
-      </w:r>
-      <w:proofErr w:type="gramEnd"/>
-      <w:r>
-        <w:t>1)</w:t>
+      <w:r>
+        <w:t>arr[i]       → O(1)</w:t>
+      </w:r>
+    </w:p>
+    <w:p>
+      <w:pPr>
+        <w:spacing w:after="60"/>
+      </w:pPr>
+      <w:r>
+        <w:t>x in arr     → O(n)</w:t>
+      </w:r>
+    </w:p>
+    <w:p>
+      <w:pPr>
+        <w:spacing w:after="60"/>
+      </w:pPr>
+      <w:r>
+        <w:t>append       → O(1) amortized</w:t>
+      </w:r>
+    </w:p>
+    <w:p>
+      <w:pPr>
+        <w:spacing w:after="60"/>
+      </w:pPr>
+      <w:r>
+        <w:t>pop()        → O(1)</w:t>
       </w:r>
     </w:p>
     <w:p>
@@ -3357,15 +2904,7 @@
         <w:spacing w:after="60"/>
       </w:pPr>
       <w:r>
-        <w:t xml:space="preserve">x in set     → </w:t>
-      </w:r>
-      <w:proofErr w:type="gramStart"/>
-      <w:r>
-        <w:t>O(</w:t>
-      </w:r>
-      <w:proofErr w:type="gramEnd"/>
-      <w:r>
-        <w:t>1) average</w:t>
+        <w:t>x in set     → O(1) average</w:t>
       </w:r>
     </w:p>
     <w:p>
@@ -3401,23 +2940,7 @@
         <w:spacing w:after="60"/>
       </w:pPr>
       <w:r>
-        <w:t>d[</w:t>
-      </w:r>
-      <w:proofErr w:type="gramStart"/>
-      <w:r>
-        <w:t xml:space="preserve">key]   </w:t>
-      </w:r>
-      <w:proofErr w:type="gramEnd"/>
-      <w:r>
-        <w:t xml:space="preserve">    → </w:t>
-      </w:r>
-      <w:proofErr w:type="gramStart"/>
-      <w:r>
-        <w:t>O(</w:t>
-      </w:r>
-      <w:proofErr w:type="gramEnd"/>
-      <w:r>
-        <w:t>1) average</w:t>
+        <w:t>d[key]       → O(1) average</w:t>
       </w:r>
     </w:p>
     <w:p>
@@ -3452,21 +2975,8 @@
       <w:pPr>
         <w:spacing w:after="60"/>
       </w:pPr>
-      <w:proofErr w:type="gramStart"/>
-      <w:r>
-        <w:t>sort(</w:t>
-      </w:r>
-      <w:proofErr w:type="gramEnd"/>
-      <w:r>
-        <w:t xml:space="preserve">)       → </w:t>
-      </w:r>
-      <w:proofErr w:type="gramStart"/>
-      <w:r>
-        <w:t>O(</w:t>
-      </w:r>
-      <w:proofErr w:type="gramEnd"/>
-      <w:r>
-        <w:t>n log n)</w:t>
+      <w:r>
+        <w:t>sort()       → O(n log n)</w:t>
       </w:r>
     </w:p>
     <w:p>
@@ -3498,15 +3008,7 @@
         <w:spacing w:after="60"/>
       </w:pPr>
       <w:r>
-        <w:t xml:space="preserve">if x in </w:t>
-      </w:r>
-      <w:proofErr w:type="spellStart"/>
-      <w:r>
-        <w:t>arr</w:t>
-      </w:r>
-      <w:proofErr w:type="spellEnd"/>
-      <w:r>
-        <w:t>:</w:t>
+        <w:t>if x in arr:</w:t>
       </w:r>
     </w:p>
     <w:p>
@@ -3537,15 +3039,7 @@
         <w:spacing w:after="60"/>
       </w:pPr>
       <w:r>
-        <w:t xml:space="preserve">if x in </w:t>
-      </w:r>
-      <w:proofErr w:type="spellStart"/>
-      <w:r>
-        <w:t>my_set</w:t>
-      </w:r>
-      <w:proofErr w:type="spellEnd"/>
-      <w:r>
-        <w:t>:</w:t>
+        <w:t>if x in my_set:</w:t>
       </w:r>
     </w:p>
     <w:p>
@@ -3555,29 +3049,19 @@
       <w:r>
         <w:t xml:space="preserve">→ </w:t>
       </w:r>
-      <w:proofErr w:type="gramStart"/>
-      <w:r>
-        <w:rPr>
-          <w:b/>
-          <w:bCs/>
-        </w:rPr>
-        <w:t>O(</w:t>
-      </w:r>
-      <w:proofErr w:type="gramEnd"/>
-      <w:r>
-        <w:rPr>
-          <w:b/>
-          <w:bCs/>
-        </w:rPr>
-        <w:t>1) average</w:t>
-      </w:r>
-    </w:p>
-    <w:p>
-      <w:pPr>
-        <w:spacing w:after="60"/>
-      </w:pPr>
-      <w:r>
-        <w:lastRenderedPageBreak/>
+      <w:r>
+        <w:rPr>
+          <w:b/>
+          <w:bCs/>
+        </w:rPr>
+        <w:t>O(1) average</w:t>
+      </w:r>
+    </w:p>
+    <w:p>
+      <w:pPr>
+        <w:spacing w:after="60"/>
+      </w:pPr>
+      <w:r>
         <w:t xml:space="preserve">This difference is extremely important for </w:t>
       </w:r>
       <w:r>
@@ -3585,23 +3069,7 @@
           <w:b/>
           <w:bCs/>
         </w:rPr>
-        <w:t xml:space="preserve">optimizing </w:t>
-      </w:r>
-      <w:proofErr w:type="spellStart"/>
-      <w:r>
-        <w:rPr>
-          <w:b/>
-          <w:bCs/>
-        </w:rPr>
-        <w:t>LeetCode</w:t>
-      </w:r>
-      <w:proofErr w:type="spellEnd"/>
-      <w:r>
-        <w:rPr>
-          <w:b/>
-          <w:bCs/>
-        </w:rPr>
-        <w:t xml:space="preserve"> solutions and avoiding TLE</w:t>
+        <w:t>optimizing LeetCode solutions and avoiding TLE</w:t>
       </w:r>
       <w:r>
         <w:t>.</w:t>
@@ -3632,6 +3100,7 @@
           <w:bCs/>
           <w:color w:val="4C94D8" w:themeColor="text2" w:themeTint="80"/>
         </w:rPr>
+        <w:lastRenderedPageBreak/>
         <w:t>Extract Digits from a Number</w:t>
       </w:r>
       <w:r>
@@ -3679,21 +3148,8 @@
       <w:pPr>
         <w:spacing w:after="60"/>
       </w:pPr>
-      <w:proofErr w:type="spellStart"/>
-      <w:r>
-        <w:t>last_digit</w:t>
-      </w:r>
-      <w:proofErr w:type="spellEnd"/>
-      <w:r>
-        <w:t xml:space="preserve"> = </w:t>
-      </w:r>
-      <w:proofErr w:type="spellStart"/>
-      <w:r>
-        <w:t>num</w:t>
-      </w:r>
-      <w:proofErr w:type="spellEnd"/>
-      <w:r>
-        <w:t xml:space="preserve"> % 10</w:t>
+      <w:r>
+        <w:t>last_digit = num % 10</w:t>
       </w:r>
     </w:p>
     <w:p>
@@ -3750,21 +3206,8 @@
       <w:pPr>
         <w:spacing w:after="60"/>
       </w:pPr>
-      <w:proofErr w:type="spellStart"/>
-      <w:r>
-        <w:t>num</w:t>
-      </w:r>
-      <w:proofErr w:type="spellEnd"/>
-      <w:r>
-        <w:t xml:space="preserve"> = </w:t>
-      </w:r>
-      <w:proofErr w:type="spellStart"/>
-      <w:r>
-        <w:t>num</w:t>
-      </w:r>
-      <w:proofErr w:type="spellEnd"/>
-      <w:r>
-        <w:t xml:space="preserve"> // 10</w:t>
+      <w:r>
+        <w:t>num = num // 10</w:t>
       </w:r>
     </w:p>
     <w:p>
@@ -3822,76 +3265,31 @@
         <w:spacing w:after="60"/>
       </w:pPr>
       <w:r>
-        <w:t xml:space="preserve">while </w:t>
-      </w:r>
-      <w:proofErr w:type="spellStart"/>
-      <w:r>
-        <w:t>num</w:t>
-      </w:r>
-      <w:proofErr w:type="spellEnd"/>
-      <w:r>
-        <w:t xml:space="preserve"> &gt; 0:</w:t>
-      </w:r>
-    </w:p>
-    <w:p>
-      <w:pPr>
-        <w:spacing w:after="60"/>
-      </w:pPr>
-      <w:r>
-        <w:t xml:space="preserve">    </w:t>
-      </w:r>
-      <w:proofErr w:type="spellStart"/>
-      <w:r>
-        <w:t>last_digit</w:t>
-      </w:r>
-      <w:proofErr w:type="spellEnd"/>
-      <w:r>
-        <w:t xml:space="preserve"> = </w:t>
-      </w:r>
-      <w:proofErr w:type="spellStart"/>
-      <w:r>
-        <w:t>num</w:t>
-      </w:r>
-      <w:proofErr w:type="spellEnd"/>
-      <w:r>
-        <w:t xml:space="preserve"> % 10</w:t>
-      </w:r>
-    </w:p>
-    <w:p>
-      <w:pPr>
-        <w:spacing w:after="60"/>
-      </w:pPr>
-      <w:r>
-        <w:t xml:space="preserve">    # process </w:t>
-      </w:r>
-      <w:proofErr w:type="spellStart"/>
-      <w:r>
-        <w:t>last_digit</w:t>
-      </w:r>
-      <w:proofErr w:type="spellEnd"/>
-    </w:p>
-    <w:p>
-      <w:pPr>
-        <w:spacing w:after="60"/>
-      </w:pPr>
-      <w:r>
-        <w:t xml:space="preserve">    </w:t>
-      </w:r>
-      <w:proofErr w:type="spellStart"/>
-      <w:r>
-        <w:t>num</w:t>
-      </w:r>
-      <w:proofErr w:type="spellEnd"/>
-      <w:r>
-        <w:t xml:space="preserve"> = </w:t>
-      </w:r>
-      <w:proofErr w:type="spellStart"/>
-      <w:r>
-        <w:t>num</w:t>
-      </w:r>
-      <w:proofErr w:type="spellEnd"/>
-      <w:r>
-        <w:t xml:space="preserve"> // 10</w:t>
+        <w:t>while num &gt; 0:</w:t>
+      </w:r>
+    </w:p>
+    <w:p>
+      <w:pPr>
+        <w:spacing w:after="60"/>
+      </w:pPr>
+      <w:r>
+        <w:t xml:space="preserve">    last_digit = num % 10</w:t>
+      </w:r>
+    </w:p>
+    <w:p>
+      <w:pPr>
+        <w:spacing w:after="60"/>
+      </w:pPr>
+      <w:r>
+        <w:t xml:space="preserve">    # process last_digit</w:t>
+      </w:r>
+    </w:p>
+    <w:p>
+      <w:pPr>
+        <w:spacing w:after="60"/>
+      </w:pPr>
+      <w:r>
+        <w:t xml:space="preserve">    num = num // 10</w:t>
       </w:r>
     </w:p>
     <w:p>
@@ -3940,13 +3338,8 @@
       <w:pPr>
         <w:spacing w:after="60"/>
       </w:pPr>
-      <w:proofErr w:type="gramStart"/>
-      <w:r>
-        <w:t>123  →</w:t>
-      </w:r>
-      <w:proofErr w:type="gramEnd"/>
-      <w:r>
-        <w:t xml:space="preserve"> digit 3</w:t>
+      <w:r>
+        <w:t>123  → digit 3</w:t>
       </w:r>
     </w:p>
     <w:p>
@@ -4027,127 +3420,66 @@
       <w:pPr>
         <w:spacing w:after="60"/>
       </w:pPr>
-      <w:proofErr w:type="spellStart"/>
-      <w:r>
-        <w:t>num</w:t>
-      </w:r>
-      <w:proofErr w:type="spellEnd"/>
-      <w:r>
-        <w:t xml:space="preserve"> = n</w:t>
-      </w:r>
-    </w:p>
-    <w:p>
-      <w:pPr>
-        <w:spacing w:after="60"/>
-      </w:pPr>
-    </w:p>
-    <w:p>
-      <w:pPr>
-        <w:spacing w:after="60"/>
-      </w:pPr>
-      <w:r>
-        <w:t xml:space="preserve">while </w:t>
-      </w:r>
-      <w:proofErr w:type="spellStart"/>
-      <w:r>
-        <w:t>num</w:t>
-      </w:r>
-      <w:proofErr w:type="spellEnd"/>
-      <w:r>
-        <w:t xml:space="preserve"> &gt; 0:</w:t>
-      </w:r>
-    </w:p>
-    <w:p>
-      <w:pPr>
-        <w:spacing w:after="60"/>
-      </w:pPr>
-      <w:r>
-        <w:t xml:space="preserve">    </w:t>
-      </w:r>
-      <w:proofErr w:type="spellStart"/>
-      <w:r>
-        <w:t>last_digit</w:t>
-      </w:r>
-      <w:proofErr w:type="spellEnd"/>
-      <w:r>
-        <w:t xml:space="preserve"> = </w:t>
-      </w:r>
-      <w:proofErr w:type="spellStart"/>
-      <w:r>
-        <w:t>num</w:t>
-      </w:r>
-      <w:proofErr w:type="spellEnd"/>
-      <w:r>
-        <w:t xml:space="preserve"> % 10</w:t>
-      </w:r>
-    </w:p>
-    <w:p>
-      <w:pPr>
-        <w:spacing w:after="60"/>
-      </w:pPr>
-      <w:r>
-        <w:t xml:space="preserve">    print(</w:t>
-      </w:r>
-      <w:proofErr w:type="spellStart"/>
-      <w:r>
-        <w:t>last_digit</w:t>
-      </w:r>
-      <w:proofErr w:type="spellEnd"/>
-      <w:r>
-        <w:t>)</w:t>
-      </w:r>
-    </w:p>
-    <w:p>
-      <w:pPr>
-        <w:spacing w:after="60"/>
-      </w:pPr>
-    </w:p>
-    <w:p>
-      <w:pPr>
-        <w:spacing w:after="60"/>
-      </w:pPr>
-      <w:r>
-        <w:t xml:space="preserve">    </w:t>
-      </w:r>
-      <w:proofErr w:type="spellStart"/>
-      <w:r>
-        <w:t>num</w:t>
-      </w:r>
-      <w:proofErr w:type="spellEnd"/>
-      <w:r>
-        <w:t xml:space="preserve"> //= 10</w:t>
-      </w:r>
-    </w:p>
-    <w:p>
-      <w:pPr>
-        <w:spacing w:after="60"/>
-        <w:rPr>
-          <w:b/>
-          <w:bCs/>
-        </w:rPr>
-      </w:pPr>
-      <w:r>
-        <w:rPr>
-          <w:b/>
-          <w:bCs/>
-        </w:rPr>
-        <w:t xml:space="preserve">Why </w:t>
-      </w:r>
-      <w:proofErr w:type="spellStart"/>
-      <w:r>
-        <w:rPr>
-          <w:b/>
-          <w:bCs/>
-        </w:rPr>
-        <w:t>num</w:t>
-      </w:r>
-      <w:proofErr w:type="spellEnd"/>
-      <w:r>
-        <w:rPr>
-          <w:b/>
-          <w:bCs/>
-        </w:rPr>
-        <w:t xml:space="preserve"> = n?</w:t>
+      <w:r>
+        <w:t>num = n</w:t>
+      </w:r>
+    </w:p>
+    <w:p>
+      <w:pPr>
+        <w:spacing w:after="60"/>
+      </w:pPr>
+    </w:p>
+    <w:p>
+      <w:pPr>
+        <w:spacing w:after="60"/>
+      </w:pPr>
+      <w:r>
+        <w:t>while num &gt; 0:</w:t>
+      </w:r>
+    </w:p>
+    <w:p>
+      <w:pPr>
+        <w:spacing w:after="60"/>
+      </w:pPr>
+      <w:r>
+        <w:t xml:space="preserve">    last_digit = num % 10</w:t>
+      </w:r>
+    </w:p>
+    <w:p>
+      <w:pPr>
+        <w:spacing w:after="60"/>
+      </w:pPr>
+      <w:r>
+        <w:t xml:space="preserve">    print(last_digit)</w:t>
+      </w:r>
+    </w:p>
+    <w:p>
+      <w:pPr>
+        <w:spacing w:after="60"/>
+      </w:pPr>
+    </w:p>
+    <w:p>
+      <w:pPr>
+        <w:spacing w:after="60"/>
+      </w:pPr>
+      <w:r>
+        <w:t xml:space="preserve">    num //= 10</w:t>
+      </w:r>
+    </w:p>
+    <w:p>
+      <w:pPr>
+        <w:spacing w:after="60"/>
+        <w:rPr>
+          <w:b/>
+          <w:bCs/>
+        </w:rPr>
+      </w:pPr>
+      <w:r>
+        <w:rPr>
+          <w:b/>
+          <w:bCs/>
+        </w:rPr>
+        <w:t>Why num = n?</w:t>
       </w:r>
     </w:p>
     <w:p>
@@ -4194,41 +3526,39 @@
           <w:bCs/>
         </w:rPr>
       </w:pPr>
-      <w:proofErr w:type="gramStart"/>
+      <w:r>
+        <w:rPr>
+          <w:b/>
+          <w:bCs/>
+        </w:rPr>
+        <w:t>Complexity</w:t>
+      </w:r>
+      <w:r>
+        <w:rPr>
+          <w:b/>
+          <w:bCs/>
+        </w:rPr>
+        <w:t>:-</w:t>
+      </w:r>
+    </w:p>
+    <w:p>
+      <w:pPr>
+        <w:spacing w:after="60"/>
+      </w:pPr>
+      <w:r>
+        <w:t>If the number has d digits:</w:t>
+      </w:r>
+    </w:p>
+    <w:p>
+      <w:pPr>
+        <w:spacing w:after="60"/>
+      </w:pPr>
       <w:r>
         <w:rPr>
           <w:b/>
           <w:bCs/>
         </w:rPr>
         <w:lastRenderedPageBreak/>
-        <w:t>Complexity</w:t>
-      </w:r>
-      <w:r>
-        <w:rPr>
-          <w:b/>
-          <w:bCs/>
-        </w:rPr>
-        <w:t>:-</w:t>
-      </w:r>
-      <w:proofErr w:type="gramEnd"/>
-    </w:p>
-    <w:p>
-      <w:pPr>
-        <w:spacing w:after="60"/>
-      </w:pPr>
-      <w:r>
-        <w:t>If the number has d digits:</w:t>
-      </w:r>
-    </w:p>
-    <w:p>
-      <w:pPr>
-        <w:spacing w:after="60"/>
-      </w:pPr>
-      <w:r>
-        <w:rPr>
-          <w:b/>
-          <w:bCs/>
-        </w:rPr>
         <w:t>Time:</w:t>
       </w:r>
       <w:r>
@@ -4245,15 +3575,7 @@
         <w:t>Space:</w:t>
       </w:r>
       <w:r>
-        <w:t xml:space="preserve"> </w:t>
-      </w:r>
-      <w:proofErr w:type="gramStart"/>
-      <w:r>
-        <w:t>O(</w:t>
-      </w:r>
-      <w:proofErr w:type="gramEnd"/>
-      <w:r>
-        <w:t>1)</w:t>
+        <w:t xml:space="preserve"> O(1)</w:t>
       </w:r>
     </w:p>
     <w:p>
@@ -4273,23 +3595,7 @@
           <w:b/>
           <w:bCs/>
         </w:rPr>
-        <w:t xml:space="preserve">Time: </w:t>
-      </w:r>
-      <w:proofErr w:type="gramStart"/>
-      <w:r>
-        <w:rPr>
-          <w:b/>
-          <w:bCs/>
-        </w:rPr>
-        <w:t>O(</w:t>
-      </w:r>
-      <w:proofErr w:type="gramEnd"/>
-      <w:r>
-        <w:rPr>
-          <w:b/>
-          <w:bCs/>
-        </w:rPr>
-        <w:t>log n)</w:t>
+        <w:t>Time: O(log n)</w:t>
       </w:r>
     </w:p>
     <w:p>
@@ -4331,15 +3637,7 @@
         <w:spacing w:after="60"/>
       </w:pPr>
       <w:r>
-        <w:t xml:space="preserve">% </w:t>
-      </w:r>
-      <w:proofErr w:type="gramStart"/>
-      <w:r>
-        <w:t>10  →</w:t>
-      </w:r>
-      <w:proofErr w:type="gramEnd"/>
-      <w:r>
-        <w:t xml:space="preserve"> GET last digit</w:t>
+        <w:t>% 10  → GET last digit</w:t>
       </w:r>
     </w:p>
     <w:p>
@@ -4459,17 +3757,8 @@
           <w:b/>
           <w:bCs/>
         </w:rPr>
-        <w:t xml:space="preserve">Count the number of </w:t>
-      </w:r>
-      <w:proofErr w:type="gramStart"/>
-      <w:r>
-        <w:rPr>
-          <w:b/>
-          <w:bCs/>
-        </w:rPr>
-        <w:t>element:-</w:t>
-      </w:r>
-      <w:proofErr w:type="gramEnd"/>
+        <w:t>Count the number of element:-</w:t>
+      </w:r>
     </w:p>
     <w:p>
       <w:pPr>
@@ -4531,13 +3820,8 @@
       </w:pPr>
       <w:r>
         <w:lastRenderedPageBreak/>
-        <w:t xml:space="preserve">Time and space </w:t>
-      </w:r>
-      <w:proofErr w:type="gramStart"/>
-      <w:r>
-        <w:t>complexity:-</w:t>
-      </w:r>
-      <w:proofErr w:type="gramEnd"/>
+        <w:t>Time and space complexity:-</w:t>
+      </w:r>
       <w:r>
         <w:rPr>
           <w:noProof/>
@@ -4600,18 +3884,10 @@
         <w:spacing w:after="60"/>
       </w:pPr>
       <w:r>
-        <w:t>2) you can do with log10(</w:t>
-      </w:r>
-      <w:proofErr w:type="gramStart"/>
-      <w:r>
-        <w:t>)</w:t>
-      </w:r>
-      <w:r>
-        <w:t xml:space="preserve"> :</w:t>
-      </w:r>
-      <w:proofErr w:type="gramEnd"/>
-      <w:r>
-        <w:t>-</w:t>
+        <w:t>2) you can do with log10()</w:t>
+      </w:r>
+      <w:r>
+        <w:t xml:space="preserve"> :-</w:t>
       </w:r>
     </w:p>
     <w:p>
@@ -4723,16 +3999,7 @@
           <w:bCs/>
           <w:highlight w:val="yellow"/>
         </w:rPr>
-        <w:t xml:space="preserve">Palindrome </w:t>
-      </w:r>
-      <w:proofErr w:type="gramStart"/>
-      <w:r>
-        <w:rPr>
-          <w:b/>
-          <w:bCs/>
-          <w:highlight w:val="yellow"/>
-        </w:rPr>
-        <w:t>Number</w:t>
+        <w:t>Palindrome Number</w:t>
       </w:r>
       <w:r>
         <w:rPr>
@@ -4741,7 +4008,6 @@
         </w:rPr>
         <w:t>:-</w:t>
       </w:r>
-      <w:proofErr w:type="gramEnd"/>
     </w:p>
     <w:p>
       <w:pPr>
@@ -4833,7 +4099,7 @@
       </w:pPr>
       <w:r>
         <w:pict w14:anchorId="6A552FCD">
-          <v:rect id="_x0000_i1067" style="width:0;height:1.5pt" o:hralign="center" o:hrstd="t" o:hr="t" fillcolor="#a0a0a0" stroked="f"/>
+          <v:rect id="_x0000_i1043" style="width:0;height:1.5pt" o:hralign="center" o:hrstd="t" o:hr="t" fillcolor="#a0a0a0" stroked="f"/>
         </w:pict>
       </w:r>
     </w:p>
@@ -4869,15 +4135,7 @@
         <w:t>Store the original number:</w:t>
       </w:r>
       <w:r>
-        <w:t xml:space="preserve"> Keep a copy because </w:t>
-      </w:r>
-      <w:proofErr w:type="spellStart"/>
-      <w:r>
-        <w:t>num</w:t>
-      </w:r>
-      <w:proofErr w:type="spellEnd"/>
-      <w:r>
-        <w:t xml:space="preserve"> will be modified. </w:t>
+        <w:t xml:space="preserve"> Keep a copy because num will be modified. </w:t>
       </w:r>
     </w:p>
     <w:p>
@@ -4896,15 +4154,7 @@
         <w:t>Extract the last digit:</w:t>
       </w:r>
       <w:r>
-        <w:t xml:space="preserve"> Use </w:t>
-      </w:r>
-      <w:proofErr w:type="spellStart"/>
-      <w:r>
-        <w:t>num</w:t>
-      </w:r>
-      <w:proofErr w:type="spellEnd"/>
-      <w:r>
-        <w:t xml:space="preserve"> % 10. </w:t>
+        <w:t xml:space="preserve"> Use num % 10. </w:t>
       </w:r>
     </w:p>
     <w:p>
@@ -4923,15 +4173,7 @@
         <w:t>Build the reverse:</w:t>
       </w:r>
       <w:r>
-        <w:t xml:space="preserve"> Use result * 10 + </w:t>
-      </w:r>
-      <w:proofErr w:type="spellStart"/>
-      <w:r>
-        <w:t>last_digit</w:t>
-      </w:r>
-      <w:proofErr w:type="spellEnd"/>
-      <w:r>
-        <w:t xml:space="preserve">. </w:t>
+        <w:t xml:space="preserve"> Use result * 10 + last_digit. </w:t>
       </w:r>
     </w:p>
     <w:p>
@@ -4950,15 +4192,7 @@
         <w:t>Remove the last digit:</w:t>
       </w:r>
       <w:r>
-        <w:t xml:space="preserve"> Use </w:t>
-      </w:r>
-      <w:proofErr w:type="spellStart"/>
-      <w:r>
-        <w:t>num</w:t>
-      </w:r>
-      <w:proofErr w:type="spellEnd"/>
-      <w:r>
-        <w:t xml:space="preserve"> // 10. </w:t>
+        <w:t xml:space="preserve"> Use num // 10. </w:t>
       </w:r>
     </w:p>
     <w:p>
@@ -4986,7 +4220,7 @@
       </w:pPr>
       <w:r>
         <w:pict w14:anchorId="6117ACF4">
-          <v:rect id="_x0000_i1068" style="width:0;height:1.5pt" o:hralign="center" o:hrstd="t" o:hr="t" fillcolor="#a0a0a0" stroked="f"/>
+          <v:rect id="_x0000_i1044" style="width:0;height:1.5pt" o:hralign="center" o:hrstd="t" o:hr="t" fillcolor="#a0a0a0" stroked="f"/>
         </w:pict>
       </w:r>
     </w:p>
@@ -5003,15 +4237,7 @@
           <w:b/>
           <w:bCs/>
         </w:rPr>
-        <w:t xml:space="preserve">Code </w:t>
-      </w:r>
-      <w:proofErr w:type="gramStart"/>
-      <w:r>
-        <w:rPr>
-          <w:b/>
-          <w:bCs/>
-        </w:rPr>
-        <w:t>Structure</w:t>
+        <w:t>Code Structure</w:t>
       </w:r>
       <w:r>
         <w:rPr>
@@ -5020,7 +4246,6 @@
         </w:rPr>
         <w:t>:-</w:t>
       </w:r>
-      <w:proofErr w:type="gramEnd"/>
     </w:p>
     <w:p>
       <w:pPr>
@@ -5034,13 +4259,8 @@
       <w:pPr>
         <w:spacing w:after="60"/>
       </w:pPr>
-      <w:proofErr w:type="spellStart"/>
-      <w:r>
-        <w:t>num</w:t>
-      </w:r>
-      <w:proofErr w:type="spellEnd"/>
-      <w:r>
-        <w:t xml:space="preserve"> = n</w:t>
+      <w:r>
+        <w:t>num = n</w:t>
       </w:r>
     </w:p>
     <w:p>
@@ -5061,68 +4281,31 @@
         <w:spacing w:after="60"/>
       </w:pPr>
       <w:r>
-        <w:t xml:space="preserve">while </w:t>
-      </w:r>
-      <w:proofErr w:type="spellStart"/>
-      <w:r>
-        <w:t>num</w:t>
-      </w:r>
-      <w:proofErr w:type="spellEnd"/>
-      <w:r>
-        <w:t xml:space="preserve"> &gt; 0:</w:t>
-      </w:r>
-    </w:p>
-    <w:p>
-      <w:pPr>
-        <w:spacing w:after="60"/>
-      </w:pPr>
-      <w:r>
-        <w:t xml:space="preserve">    </w:t>
-      </w:r>
-      <w:proofErr w:type="spellStart"/>
-      <w:r>
-        <w:t>last_digit</w:t>
-      </w:r>
-      <w:proofErr w:type="spellEnd"/>
-      <w:r>
-        <w:t xml:space="preserve"> = </w:t>
-      </w:r>
-      <w:proofErr w:type="spellStart"/>
-      <w:r>
-        <w:t>num</w:t>
-      </w:r>
-      <w:proofErr w:type="spellEnd"/>
-      <w:r>
-        <w:t xml:space="preserve"> % 10</w:t>
-      </w:r>
-    </w:p>
-    <w:p>
-      <w:pPr>
-        <w:spacing w:after="60"/>
-      </w:pPr>
-      <w:r>
-        <w:t xml:space="preserve">    result = result * 10 + </w:t>
-      </w:r>
-      <w:proofErr w:type="spellStart"/>
-      <w:r>
-        <w:t>last_digit</w:t>
-      </w:r>
-      <w:proofErr w:type="spellEnd"/>
-    </w:p>
-    <w:p>
-      <w:pPr>
-        <w:spacing w:after="60"/>
-      </w:pPr>
-      <w:r>
-        <w:t xml:space="preserve">    </w:t>
-      </w:r>
-      <w:proofErr w:type="spellStart"/>
-      <w:r>
-        <w:t>num</w:t>
-      </w:r>
-      <w:proofErr w:type="spellEnd"/>
-      <w:r>
-        <w:t xml:space="preserve"> //= 10</w:t>
+        <w:t>while num &gt; 0:</w:t>
+      </w:r>
+    </w:p>
+    <w:p>
+      <w:pPr>
+        <w:spacing w:after="60"/>
+      </w:pPr>
+      <w:r>
+        <w:t xml:space="preserve">    last_digit = num % 10</w:t>
+      </w:r>
+    </w:p>
+    <w:p>
+      <w:pPr>
+        <w:spacing w:after="60"/>
+      </w:pPr>
+      <w:r>
+        <w:t xml:space="preserve">    result = result * 10 + last_digit</w:t>
+      </w:r>
+    </w:p>
+    <w:p>
+      <w:pPr>
+        <w:spacing w:after="60"/>
+      </w:pPr>
+      <w:r>
+        <w:t xml:space="preserve">    num //= 10</w:t>
       </w:r>
     </w:p>
     <w:p>
@@ -5159,15 +4342,7 @@
         <w:spacing w:after="60"/>
       </w:pPr>
       <w:r>
-        <w:t xml:space="preserve">    </w:t>
-      </w:r>
-      <w:proofErr w:type="gramStart"/>
-      <w:r>
-        <w:t>print(</w:t>
-      </w:r>
-      <w:proofErr w:type="gramEnd"/>
-      <w:r>
-        <w:t>"Not Palindrome")</w:t>
+        <w:t xml:space="preserve">    print("Not Palindrome")</w:t>
       </w:r>
     </w:p>
     <w:p>
@@ -5198,13 +4373,8 @@
       <w:pPr>
         <w:spacing w:after="60"/>
       </w:pPr>
-      <w:proofErr w:type="gramStart"/>
-      <w:r>
-        <w:t>12  →</w:t>
-      </w:r>
-      <w:proofErr w:type="gramEnd"/>
-      <w:r>
-        <w:t xml:space="preserve"> digit 2 → result = 12</w:t>
+      <w:r>
+        <w:t>12  → digit 2 → result = 12</w:t>
       </w:r>
     </w:p>
     <w:p>
@@ -5259,7 +4429,7 @@
       </w:pPr>
       <w:r>
         <w:pict w14:anchorId="6452F28B">
-          <v:rect id="_x0000_i1069" style="width:0;height:1.5pt" o:hralign="center" o:hrstd="t" o:hr="t" fillcolor="#a0a0a0" stroked="f"/>
+          <v:rect id="_x0000_i1045" style="width:0;height:1.5pt" o:hralign="center" o:hrstd="t" o:hr="t" fillcolor="#a0a0a0" stroked="f"/>
         </w:pict>
       </w:r>
     </w:p>
@@ -5305,21 +4475,12 @@
       <w:r>
         <w:t xml:space="preserve"> O(d) or </w:t>
       </w:r>
-      <w:proofErr w:type="gramStart"/>
-      <w:r>
-        <w:rPr>
-          <w:b/>
-          <w:bCs/>
-        </w:rPr>
-        <w:t>O(</w:t>
-      </w:r>
-      <w:proofErr w:type="gramEnd"/>
-      <w:r>
-        <w:rPr>
-          <w:b/>
-          <w:bCs/>
-        </w:rPr>
-        <w:t>log n)</w:t>
+      <w:r>
+        <w:rPr>
+          <w:b/>
+          <w:bCs/>
+        </w:rPr>
+        <w:t>O(log n)</w:t>
       </w:r>
       <w:r>
         <w:t xml:space="preserve"> </w:t>
@@ -5341,15 +4502,7 @@
         <w:t>Space Complexity:</w:t>
       </w:r>
       <w:r>
-        <w:t xml:space="preserve"> </w:t>
-      </w:r>
-      <w:proofErr w:type="gramStart"/>
-      <w:r>
-        <w:t>O(</w:t>
-      </w:r>
-      <w:proofErr w:type="gramEnd"/>
-      <w:r>
-        <w:t xml:space="preserve">1) — Constant space </w:t>
+        <w:t xml:space="preserve"> O(1) — Constant space </w:t>
       </w:r>
     </w:p>
     <w:p>
@@ -5358,7 +4511,7 @@
       </w:pPr>
       <w:r>
         <w:pict w14:anchorId="5D2F9988">
-          <v:rect id="_x0000_i1070" style="width:0;height:1.5pt" o:hralign="center" o:hrstd="t" o:hr="t" fillcolor="#a0a0a0" stroked="f"/>
+          <v:rect id="_x0000_i1046" style="width:0;height:1.5pt" o:hralign="center" o:hrstd="t" o:hr="t" fillcolor="#a0a0a0" stroked="f"/>
         </w:pict>
       </w:r>
     </w:p>
@@ -5473,26 +4626,8 @@
           <w:bCs/>
           <w:highlight w:val="yellow"/>
         </w:rPr>
-        <w:t xml:space="preserve">Armstrong </w:t>
-      </w:r>
-      <w:proofErr w:type="gramStart"/>
-      <w:r>
-        <w:rPr>
-          <w:b/>
-          <w:bCs/>
-          <w:highlight w:val="yellow"/>
-        </w:rPr>
-        <w:t>Number</w:t>
-      </w:r>
-      <w:r>
-        <w:rPr>
-          <w:b/>
-          <w:bCs/>
-          <w:highlight w:val="yellow"/>
-        </w:rPr>
-        <w:t>:-</w:t>
-      </w:r>
-      <w:proofErr w:type="gramEnd"/>
+        <w:t>Armstrong Number:-</w:t>
+      </w:r>
     </w:p>
     <w:p>
       <w:pPr>
@@ -5590,7 +4725,7 @@
       </w:pPr>
       <w:r>
         <w:pict w14:anchorId="59C20501">
-          <v:rect id="_x0000_i1099" style="width:0;height:1.5pt" o:hralign="center" o:hrstd="t" o:hr="t" fillcolor="#a0a0a0" stroked="f"/>
+          <v:rect id="_x0000_i1047" style="width:0;height:1.5pt" o:hralign="center" o:hrstd="t" o:hr="t" fillcolor="#a0a0a0" stroked="f"/>
         </w:pict>
       </w:r>
     </w:p>
@@ -5645,15 +4780,7 @@
         <w:t>Extract the last digit:</w:t>
       </w:r>
       <w:r>
-        <w:t xml:space="preserve"> Use </w:t>
-      </w:r>
-      <w:proofErr w:type="spellStart"/>
-      <w:r>
-        <w:t>num</w:t>
-      </w:r>
-      <w:proofErr w:type="spellEnd"/>
-      <w:r>
-        <w:t xml:space="preserve"> % 10.</w:t>
+        <w:t xml:space="preserve"> Use num % 10.</w:t>
       </w:r>
     </w:p>
     <w:p>
@@ -5710,23 +4837,7 @@
         <w:t>Remove the last digit:</w:t>
       </w:r>
       <w:r>
-        <w:t xml:space="preserve"> Use </w:t>
-      </w:r>
-      <w:proofErr w:type="spellStart"/>
-      <w:r>
-        <w:t>num</w:t>
-      </w:r>
-      <w:proofErr w:type="spellEnd"/>
-      <w:r>
-        <w:t xml:space="preserve"> // 10 and repeat until </w:t>
-      </w:r>
-      <w:proofErr w:type="spellStart"/>
-      <w:r>
-        <w:t>num</w:t>
-      </w:r>
-      <w:proofErr w:type="spellEnd"/>
-      <w:r>
-        <w:t xml:space="preserve"> becomes 0.</w:t>
+        <w:t xml:space="preserve"> Use num // 10 and repeat until num becomes 0.</w:t>
       </w:r>
     </w:p>
     <w:p>
@@ -5754,7 +4865,7 @@
       </w:pPr>
       <w:r>
         <w:pict w14:anchorId="0346D81A">
-          <v:rect id="_x0000_i1100" style="width:0;height:1.5pt" o:hralign="center" o:hrstd="t" o:hr="t" fillcolor="#a0a0a0" stroked="f"/>
+          <v:rect id="_x0000_i1048" style="width:0;height:1.5pt" o:hralign="center" o:hrstd="t" o:hr="t" fillcolor="#a0a0a0" stroked="f"/>
         </w:pict>
       </w:r>
     </w:p>
@@ -5786,29 +4897,16 @@
       <w:pPr>
         <w:spacing w:after="60"/>
       </w:pPr>
-      <w:proofErr w:type="spellStart"/>
-      <w:r>
-        <w:t>num</w:t>
-      </w:r>
-      <w:proofErr w:type="spellEnd"/>
-      <w:r>
-        <w:t xml:space="preserve"> = n</w:t>
-      </w:r>
-    </w:p>
-    <w:p>
-      <w:pPr>
-        <w:spacing w:after="60"/>
-      </w:pPr>
-      <w:r>
-        <w:t xml:space="preserve">count = </w:t>
-      </w:r>
-      <w:proofErr w:type="spellStart"/>
-      <w:r>
-        <w:t>len</w:t>
-      </w:r>
-      <w:proofErr w:type="spellEnd"/>
-      <w:r>
-        <w:t>(str(n))</w:t>
+      <w:r>
+        <w:t>num = n</w:t>
+      </w:r>
+    </w:p>
+    <w:p>
+      <w:pPr>
+        <w:spacing w:after="60"/>
+      </w:pPr>
+      <w:r>
+        <w:t>count = len(str(n))</w:t>
       </w:r>
     </w:p>
     <w:p>
@@ -5829,31 +4927,15 @@
         <w:spacing w:after="60"/>
       </w:pPr>
       <w:r>
-        <w:t xml:space="preserve">while </w:t>
-      </w:r>
-      <w:proofErr w:type="spellStart"/>
-      <w:r>
-        <w:t>num</w:t>
-      </w:r>
-      <w:proofErr w:type="spellEnd"/>
-      <w:r>
-        <w:t xml:space="preserve"> &gt; 0:</w:t>
-      </w:r>
-    </w:p>
-    <w:p>
-      <w:pPr>
-        <w:spacing w:after="60"/>
-      </w:pPr>
-      <w:r>
-        <w:t xml:space="preserve">    digit = </w:t>
-      </w:r>
-      <w:proofErr w:type="spellStart"/>
-      <w:r>
-        <w:t>num</w:t>
-      </w:r>
-      <w:proofErr w:type="spellEnd"/>
-      <w:r>
-        <w:t xml:space="preserve"> % 10</w:t>
+        <w:t>while num &gt; 0:</w:t>
+      </w:r>
+    </w:p>
+    <w:p>
+      <w:pPr>
+        <w:spacing w:after="60"/>
+      </w:pPr>
+      <w:r>
+        <w:t xml:space="preserve">    digit = num % 10</w:t>
       </w:r>
     </w:p>
     <w:p>
@@ -5869,15 +4951,7 @@
         <w:spacing w:after="60"/>
       </w:pPr>
       <w:r>
-        <w:t xml:space="preserve">    </w:t>
-      </w:r>
-      <w:proofErr w:type="spellStart"/>
-      <w:r>
-        <w:t>num</w:t>
-      </w:r>
-      <w:proofErr w:type="spellEnd"/>
-      <w:r>
-        <w:t xml:space="preserve"> //= 10</w:t>
+        <w:t xml:space="preserve">    num //= 10</w:t>
       </w:r>
     </w:p>
     <w:p>
@@ -5898,15 +4972,7 @@
         <w:spacing w:after="60"/>
       </w:pPr>
       <w:r>
-        <w:t xml:space="preserve">    </w:t>
-      </w:r>
-      <w:proofErr w:type="gramStart"/>
-      <w:r>
-        <w:t>print(</w:t>
-      </w:r>
-      <w:proofErr w:type="gramEnd"/>
-      <w:r>
-        <w:t>"Armstrong Number")</w:t>
+        <w:t xml:space="preserve">    print("Armstrong Number")</w:t>
       </w:r>
     </w:p>
     <w:p>
@@ -5922,15 +4988,7 @@
         <w:spacing w:after="60"/>
       </w:pPr>
       <w:r>
-        <w:t xml:space="preserve">    </w:t>
-      </w:r>
-      <w:proofErr w:type="gramStart"/>
-      <w:r>
-        <w:t>print(</w:t>
-      </w:r>
-      <w:proofErr w:type="gramEnd"/>
-      <w:r>
-        <w:t>"Not Armstrong Number")</w:t>
+        <w:t xml:space="preserve">    print("Not Armstrong Number")</w:t>
       </w:r>
     </w:p>
     <w:p>
@@ -5961,13 +5019,8 @@
       <w:pPr>
         <w:spacing w:after="60"/>
       </w:pPr>
-      <w:proofErr w:type="gramStart"/>
-      <w:r>
-        <w:t>15  →</w:t>
-      </w:r>
-      <w:proofErr w:type="gramEnd"/>
-      <w:r>
-        <w:t xml:space="preserve"> digit 5 → 5³ = 125</w:t>
+      <w:r>
+        <w:t>15  → digit 5 → 5³ = 125</w:t>
       </w:r>
     </w:p>
     <w:p>
@@ -6035,7 +5088,7 @@
       </w:pPr>
       <w:r>
         <w:pict w14:anchorId="4FDCFDAA">
-          <v:rect id="_x0000_i1101" style="width:0;height:1.5pt" o:hralign="center" o:hrstd="t" o:hr="t" fillcolor="#a0a0a0" stroked="f"/>
+          <v:rect id="_x0000_i1049" style="width:0;height:1.5pt" o:hralign="center" o:hrstd="t" o:hr="t" fillcolor="#a0a0a0" stroked="f"/>
         </w:pict>
       </w:r>
     </w:p>
@@ -6088,15 +5141,7 @@
         <w:t>Space Complexity:</w:t>
       </w:r>
       <w:r>
-        <w:t xml:space="preserve"> </w:t>
-      </w:r>
-      <w:proofErr w:type="gramStart"/>
-      <w:r>
-        <w:t>O(</w:t>
-      </w:r>
-      <w:proofErr w:type="gramEnd"/>
-      <w:r>
-        <w:t>1)</w:t>
+        <w:t xml:space="preserve"> O(1)</w:t>
       </w:r>
     </w:p>
     <w:p>
@@ -6105,7 +5150,7 @@
       </w:pPr>
       <w:r>
         <w:pict w14:anchorId="6BFC40A5">
-          <v:rect id="_x0000_i1102" style="width:0;height:1.5pt" o:hralign="center" o:hrstd="t" o:hr="t" fillcolor="#a0a0a0" stroked="f"/>
+          <v:rect id="_x0000_i1050" style="width:0;height:1.5pt" o:hralign="center" o:hrstd="t" o:hr="t" fillcolor="#a0a0a0" stroked="f"/>
         </w:pict>
       </w:r>
     </w:p>
@@ -6172,6 +5217,1441 @@
       <w:r>
         <w:t>total == original → ARMSTRONG</w:t>
       </w:r>
+    </w:p>
+    <w:p>
+      <w:pPr>
+        <w:spacing w:after="60"/>
+      </w:pPr>
+    </w:p>
+    <w:p>
+      <w:pPr>
+        <w:spacing w:after="60"/>
+      </w:pPr>
+    </w:p>
+    <w:p>
+      <w:pPr>
+        <w:spacing w:after="60"/>
+        <w:rPr>
+          <w:b/>
+          <w:bCs/>
+        </w:rPr>
+      </w:pPr>
+      <w:r>
+        <w:rPr>
+          <w:b/>
+          <w:bCs/>
+        </w:rPr>
+        <w:t>Hashing</w:t>
+      </w:r>
+    </w:p>
+    <w:p>
+      <w:pPr>
+        <w:spacing w:after="60"/>
+        <w:rPr>
+          <w:b/>
+          <w:bCs/>
+        </w:rPr>
+      </w:pPr>
+      <w:r>
+        <w:rPr>
+          <w:b/>
+          <w:bCs/>
+        </w:rPr>
+        <w:t>Key Concepts</w:t>
+      </w:r>
+    </w:p>
+    <w:p>
+      <w:pPr>
+        <w:numPr>
+          <w:ilvl w:val="0"/>
+          <w:numId w:val="14"/>
+        </w:numPr>
+        <w:spacing w:after="60"/>
+      </w:pPr>
+      <w:r>
+        <w:rPr>
+          <w:b/>
+          <w:bCs/>
+        </w:rPr>
+        <w:t>Number Hashing:</w:t>
+      </w:r>
+      <w:r>
+        <w:t xml:space="preserve"> Store the </w:t>
+      </w:r>
+      <w:r>
+        <w:rPr>
+          <w:b/>
+          <w:bCs/>
+        </w:rPr>
+        <w:t>frequency (count)</w:t>
+      </w:r>
+      <w:r>
+        <w:t xml:space="preserve"> of integers using a pre-allocated list or a dictionary. This avoids repeatedly checking the entire array. </w:t>
+      </w:r>
+    </w:p>
+    <w:p>
+      <w:pPr>
+        <w:numPr>
+          <w:ilvl w:val="0"/>
+          <w:numId w:val="14"/>
+        </w:numPr>
+        <w:spacing w:after="60"/>
+      </w:pPr>
+      <w:r>
+        <w:rPr>
+          <w:b/>
+          <w:bCs/>
+        </w:rPr>
+        <w:t>Character Hashing:</w:t>
+      </w:r>
+      <w:r>
+        <w:t xml:space="preserve"> Store the frequency of characters. For lowercase English letters, a fixed-size list of </w:t>
+      </w:r>
+      <w:r>
+        <w:rPr>
+          <w:b/>
+          <w:bCs/>
+        </w:rPr>
+        <w:t>26</w:t>
+      </w:r>
+      <w:r>
+        <w:t xml:space="preserve"> can be used. </w:t>
+      </w:r>
+    </w:p>
+    <w:p>
+      <w:pPr>
+        <w:numPr>
+          <w:ilvl w:val="0"/>
+          <w:numId w:val="14"/>
+        </w:numPr>
+        <w:spacing w:after="60"/>
+      </w:pPr>
+      <w:r>
+        <w:rPr>
+          <w:b/>
+          <w:bCs/>
+        </w:rPr>
+        <w:t>Performance Optimization:</w:t>
+      </w:r>
+      <w:r>
+        <w:t xml:space="preserve"> Hashing improves the solution from </w:t>
+      </w:r>
+      <w:r>
+        <w:rPr>
+          <w:b/>
+          <w:bCs/>
+        </w:rPr>
+        <w:t>brute force O(n²)</w:t>
+      </w:r>
+      <w:r>
+        <w:t xml:space="preserve"> to an efficient approach of </w:t>
+      </w:r>
+      <w:r>
+        <w:rPr>
+          <w:b/>
+          <w:bCs/>
+        </w:rPr>
+        <w:t>O(n)</w:t>
+      </w:r>
+      <w:r>
+        <w:t xml:space="preserve"> in many frequency-counting problems. </w:t>
+      </w:r>
+    </w:p>
+    <w:p>
+      <w:pPr>
+        <w:spacing w:after="60"/>
+      </w:pPr>
+      <w:r>
+        <w:pict w14:anchorId="257021EC">
+          <v:rect id="_x0000_i1051" style="width:0;height:1.5pt" o:hralign="center" o:hrstd="t" o:hr="t" fillcolor="#a0a0a0" stroked="f"/>
+        </w:pict>
+      </w:r>
+    </w:p>
+    <w:p>
+      <w:pPr>
+        <w:spacing w:after="60"/>
+        <w:rPr>
+          <w:b/>
+          <w:bCs/>
+        </w:rPr>
+      </w:pPr>
+      <w:r>
+        <w:rPr>
+          <w:b/>
+          <w:bCs/>
+        </w:rPr>
+        <w:t>1. Number Hashing</w:t>
+      </w:r>
+    </w:p>
+    <w:p>
+      <w:pPr>
+        <w:spacing w:after="60"/>
+        <w:rPr>
+          <w:b/>
+          <w:bCs/>
+        </w:rPr>
+      </w:pPr>
+      <w:r>
+        <w:rPr>
+          <w:b/>
+          <w:bCs/>
+        </w:rPr>
+        <w:t>Using a List</w:t>
+      </w:r>
+    </w:p>
+    <w:p>
+      <w:pPr>
+        <w:spacing w:after="60"/>
+      </w:pPr>
+      <w:r>
+        <w:t xml:space="preserve">Create a frequency array where the </w:t>
+      </w:r>
+      <w:r>
+        <w:rPr>
+          <w:b/>
+          <w:bCs/>
+        </w:rPr>
+        <w:t>index represents the number</w:t>
+      </w:r>
+      <w:r>
+        <w:t>.</w:t>
+      </w:r>
+    </w:p>
+    <w:p>
+      <w:pPr>
+        <w:spacing w:after="60"/>
+      </w:pPr>
+      <w:r>
+        <w:t>arr = [1, 2, 1, 3, 2, 1]</w:t>
+      </w:r>
+    </w:p>
+    <w:p>
+      <w:pPr>
+        <w:spacing w:after="60"/>
+      </w:pPr>
+    </w:p>
+    <w:p>
+      <w:pPr>
+        <w:spacing w:after="60"/>
+      </w:pPr>
+      <w:r>
+        <w:t>freq = [0] * 10</w:t>
+      </w:r>
+    </w:p>
+    <w:p>
+      <w:pPr>
+        <w:spacing w:after="60"/>
+      </w:pPr>
+    </w:p>
+    <w:p>
+      <w:pPr>
+        <w:spacing w:after="60"/>
+      </w:pPr>
+      <w:r>
+        <w:t>for num in arr:</w:t>
+      </w:r>
+    </w:p>
+    <w:p>
+      <w:pPr>
+        <w:spacing w:after="60"/>
+      </w:pPr>
+      <w:r>
+        <w:t xml:space="preserve">    freq[num] += 1</w:t>
+      </w:r>
+    </w:p>
+    <w:p>
+      <w:pPr>
+        <w:spacing w:after="60"/>
+      </w:pPr>
+    </w:p>
+    <w:p>
+      <w:pPr>
+        <w:spacing w:after="60"/>
+      </w:pPr>
+      <w:r>
+        <w:t>print(freq[1])  # 3</w:t>
+      </w:r>
+    </w:p>
+    <w:p>
+      <w:pPr>
+        <w:spacing w:after="60"/>
+      </w:pPr>
+      <w:r>
+        <w:t>print(freq[2])  # 2</w:t>
+      </w:r>
+    </w:p>
+    <w:p>
+      <w:pPr>
+        <w:spacing w:after="60"/>
+      </w:pPr>
+      <w:r>
+        <w:t>Here:</w:t>
+      </w:r>
+    </w:p>
+    <w:p>
+      <w:pPr>
+        <w:spacing w:after="60"/>
+      </w:pPr>
+      <w:r>
+        <w:t>freq[1] → count of 1</w:t>
+      </w:r>
+    </w:p>
+    <w:p>
+      <w:pPr>
+        <w:spacing w:after="60"/>
+      </w:pPr>
+      <w:r>
+        <w:t>freq[2] → count of 2</w:t>
+      </w:r>
+    </w:p>
+    <w:p>
+      <w:pPr>
+        <w:spacing w:after="60"/>
+      </w:pPr>
+      <w:r>
+        <w:t>freq[3] → count of 3</w:t>
+      </w:r>
+    </w:p>
+    <w:p>
+      <w:pPr>
+        <w:spacing w:after="60"/>
+        <w:rPr>
+          <w:b/>
+          <w:bCs/>
+        </w:rPr>
+      </w:pPr>
+      <w:r>
+        <w:rPr>
+          <w:b/>
+          <w:bCs/>
+        </w:rPr>
+        <w:lastRenderedPageBreak/>
+        <w:t>Using a Dictionary</w:t>
+      </w:r>
+    </w:p>
+    <w:p>
+      <w:pPr>
+        <w:spacing w:after="60"/>
+      </w:pPr>
+      <w:r>
+        <w:t>arr = [1, 2, 1, 3, 2, 1]</w:t>
+      </w:r>
+    </w:p>
+    <w:p>
+      <w:pPr>
+        <w:spacing w:after="60"/>
+      </w:pPr>
+    </w:p>
+    <w:p>
+      <w:pPr>
+        <w:spacing w:after="60"/>
+      </w:pPr>
+      <w:r>
+        <w:t>freq = {}</w:t>
+      </w:r>
+    </w:p>
+    <w:p>
+      <w:pPr>
+        <w:spacing w:after="60"/>
+      </w:pPr>
+    </w:p>
+    <w:p>
+      <w:pPr>
+        <w:spacing w:after="60"/>
+      </w:pPr>
+      <w:r>
+        <w:t>for num in arr:</w:t>
+      </w:r>
+    </w:p>
+    <w:p>
+      <w:pPr>
+        <w:spacing w:after="60"/>
+      </w:pPr>
+      <w:r>
+        <w:t xml:space="preserve">    if num in freq:</w:t>
+      </w:r>
+    </w:p>
+    <w:p>
+      <w:pPr>
+        <w:spacing w:after="60"/>
+      </w:pPr>
+      <w:r>
+        <w:t xml:space="preserve">        freq[num] += 1</w:t>
+      </w:r>
+    </w:p>
+    <w:p>
+      <w:pPr>
+        <w:spacing w:after="60"/>
+      </w:pPr>
+      <w:r>
+        <w:t xml:space="preserve">    else:</w:t>
+      </w:r>
+    </w:p>
+    <w:p>
+      <w:pPr>
+        <w:spacing w:after="60"/>
+      </w:pPr>
+      <w:r>
+        <w:t xml:space="preserve">        freq[num] = 1</w:t>
+      </w:r>
+    </w:p>
+    <w:p>
+      <w:pPr>
+        <w:spacing w:after="60"/>
+      </w:pPr>
+    </w:p>
+    <w:p>
+      <w:pPr>
+        <w:spacing w:after="60"/>
+      </w:pPr>
+      <w:r>
+        <w:t>print(freq[1])  # 3</w:t>
+      </w:r>
+    </w:p>
+    <w:p>
+      <w:pPr>
+        <w:spacing w:after="60"/>
+      </w:pPr>
+      <w:r>
+        <w:pict w14:anchorId="59D2103B">
+          <v:rect id="_x0000_i1052" style="width:0;height:1.5pt" o:hralign="center" o:hrstd="t" o:hr="t" fillcolor="#a0a0a0" stroked="f"/>
+        </w:pict>
+      </w:r>
+    </w:p>
+    <w:p>
+      <w:pPr>
+        <w:spacing w:after="60"/>
+        <w:rPr>
+          <w:b/>
+          <w:bCs/>
+        </w:rPr>
+      </w:pPr>
+      <w:r>
+        <w:rPr>
+          <w:b/>
+          <w:bCs/>
+        </w:rPr>
+        <w:t>2. Character Hashing</w:t>
+      </w:r>
+    </w:p>
+    <w:p>
+      <w:pPr>
+        <w:spacing w:after="60"/>
+      </w:pPr>
+      <w:r>
+        <w:t xml:space="preserve">For lowercase letters a-z, we can use a list of size </w:t>
+      </w:r>
+      <w:r>
+        <w:rPr>
+          <w:b/>
+          <w:bCs/>
+        </w:rPr>
+        <w:t>26</w:t>
+      </w:r>
+      <w:r>
+        <w:t>.</w:t>
+      </w:r>
+    </w:p>
+    <w:p>
+      <w:pPr>
+        <w:spacing w:after="60"/>
+      </w:pPr>
+      <w:r>
+        <w:t>s = "abacaba"</w:t>
+      </w:r>
+    </w:p>
+    <w:p>
+      <w:pPr>
+        <w:spacing w:after="60"/>
+      </w:pPr>
+    </w:p>
+    <w:p>
+      <w:pPr>
+        <w:spacing w:after="60"/>
+      </w:pPr>
+      <w:r>
+        <w:t>freq = [0] * 26</w:t>
+      </w:r>
+    </w:p>
+    <w:p>
+      <w:pPr>
+        <w:spacing w:after="60"/>
+      </w:pPr>
+    </w:p>
+    <w:p>
+      <w:pPr>
+        <w:spacing w:after="60"/>
+      </w:pPr>
+      <w:r>
+        <w:t>for ch in s:</w:t>
+      </w:r>
+    </w:p>
+    <w:p>
+      <w:pPr>
+        <w:spacing w:after="60"/>
+      </w:pPr>
+      <w:r>
+        <w:t xml:space="preserve">    index = ord(ch) - ord('a')</w:t>
+      </w:r>
+    </w:p>
+    <w:p>
+      <w:pPr>
+        <w:spacing w:after="60"/>
+      </w:pPr>
+      <w:r>
+        <w:t xml:space="preserve">    freq[index] += 1</w:t>
+      </w:r>
+    </w:p>
+    <w:p>
+      <w:pPr>
+        <w:spacing w:after="60"/>
+      </w:pPr>
+    </w:p>
+    <w:p>
+      <w:pPr>
+        <w:spacing w:after="60"/>
+      </w:pPr>
+      <w:r>
+        <w:t>print(freq[0])  # frequency of 'a'</w:t>
+      </w:r>
+    </w:p>
+    <w:p>
+      <w:pPr>
+        <w:spacing w:after="60"/>
+        <w:rPr>
+          <w:b/>
+          <w:bCs/>
+        </w:rPr>
+      </w:pPr>
+      <w:r>
+        <w:rPr>
+          <w:b/>
+          <w:bCs/>
+        </w:rPr>
+        <w:t>Why ord(ch) - ord('a')?</w:t>
+      </w:r>
+    </w:p>
+    <w:p>
+      <w:pPr>
+        <w:spacing w:after="60"/>
+      </w:pPr>
+      <w:r>
+        <w:t>'a' → 0</w:t>
+      </w:r>
+    </w:p>
+    <w:p>
+      <w:pPr>
+        <w:spacing w:after="60"/>
+      </w:pPr>
+      <w:r>
+        <w:t>'b' → 1</w:t>
+      </w:r>
+    </w:p>
+    <w:p>
+      <w:pPr>
+        <w:spacing w:after="60"/>
+      </w:pPr>
+      <w:r>
+        <w:t>'c' → 2</w:t>
+      </w:r>
+    </w:p>
+    <w:p>
+      <w:pPr>
+        <w:spacing w:after="60"/>
+      </w:pPr>
+      <w:r>
+        <w:t>...</w:t>
+      </w:r>
+    </w:p>
+    <w:p>
+      <w:pPr>
+        <w:spacing w:after="60"/>
+      </w:pPr>
+      <w:r>
+        <w:t>'z' → 25</w:t>
+      </w:r>
+    </w:p>
+    <w:p>
+      <w:pPr>
+        <w:spacing w:after="60"/>
+      </w:pPr>
+      <w:r>
+        <w:t>So each character gets a unique index.</w:t>
+      </w:r>
+    </w:p>
+    <w:p>
+      <w:pPr>
+        <w:spacing w:after="60"/>
+      </w:pPr>
+      <w:r>
+        <w:pict w14:anchorId="6AC59BCC">
+          <v:rect id="_x0000_i1053" style="width:0;height:1.5pt" o:hralign="center" o:hrstd="t" o:hr="t" fillcolor="#a0a0a0" stroked="f"/>
+        </w:pict>
+      </w:r>
+    </w:p>
+    <w:p>
+      <w:pPr>
+        <w:spacing w:after="60"/>
+        <w:rPr>
+          <w:b/>
+          <w:bCs/>
+        </w:rPr>
+      </w:pPr>
+      <w:r>
+        <w:rPr>
+          <w:b/>
+          <w:bCs/>
+        </w:rPr>
+        <w:t>Complexity</w:t>
+      </w:r>
+    </w:p>
+    <w:p>
+      <w:pPr>
+        <w:spacing w:after="60"/>
+      </w:pPr>
+      <w:r>
+        <w:t>For n elements/characters:</w:t>
+      </w:r>
+    </w:p>
+    <w:p>
+      <w:pPr>
+        <w:spacing w:after="60"/>
+      </w:pPr>
+      <w:r>
+        <w:rPr>
+          <w:b/>
+          <w:bCs/>
+        </w:rPr>
+        <w:t>Time:</w:t>
+      </w:r>
+      <w:r>
+        <w:t xml:space="preserve"> O(n)</w:t>
+      </w:r>
+      <w:r>
+        <w:br/>
+      </w:r>
+      <w:r>
+        <w:rPr>
+          <w:b/>
+          <w:bCs/>
+        </w:rPr>
+        <w:t>Space:</w:t>
+      </w:r>
+      <w:r>
+        <w:t xml:space="preserve"> O(k)</w:t>
+      </w:r>
+    </w:p>
+    <w:p>
+      <w:pPr>
+        <w:spacing w:after="60"/>
+      </w:pPr>
+      <w:r>
+        <w:t>where k is the size of the frequency table.</w:t>
+      </w:r>
+    </w:p>
+    <w:p>
+      <w:pPr>
+        <w:spacing w:after="60"/>
+      </w:pPr>
+      <w:r>
+        <w:pict w14:anchorId="39F6BE52">
+          <v:rect id="_x0000_i1054" style="width:0;height:1.5pt" o:hralign="center" o:hrstd="t" o:hr="t" fillcolor="#a0a0a0" stroked="f"/>
+        </w:pict>
+      </w:r>
+    </w:p>
+    <w:p>
+      <w:pPr>
+        <w:spacing w:after="60"/>
+        <w:rPr>
+          <w:b/>
+          <w:bCs/>
+        </w:rPr>
+      </w:pPr>
+      <w:r>
+        <w:rPr>
+          <w:rFonts w:ascii="Segoe UI Emoji" w:hAnsi="Segoe UI Emoji" w:cs="Segoe UI Emoji"/>
+          <w:b/>
+          <w:bCs/>
+        </w:rPr>
+        <w:t>⭐</w:t>
+      </w:r>
+      <w:r>
+        <w:rPr>
+          <w:b/>
+          <w:bCs/>
+        </w:rPr>
+        <w:t xml:space="preserve"> Remember</w:t>
+      </w:r>
+    </w:p>
+    <w:p>
+      <w:pPr>
+        <w:spacing w:after="60"/>
+      </w:pPr>
+      <w:r>
+        <w:t>Hashing → Store frequency/count</w:t>
+      </w:r>
+    </w:p>
+    <w:p>
+      <w:pPr>
+        <w:spacing w:after="60"/>
+      </w:pPr>
+    </w:p>
+    <w:p>
+      <w:pPr>
+        <w:spacing w:after="60"/>
+      </w:pPr>
+      <w:r>
+        <w:t>Number → List or Dictionary</w:t>
+      </w:r>
+    </w:p>
+    <w:p>
+      <w:pPr>
+        <w:spacing w:after="60"/>
+      </w:pPr>
+      <w:r>
+        <w:t>Character → List of 26 (a-z)</w:t>
+      </w:r>
+    </w:p>
+    <w:p>
+      <w:pPr>
+        <w:spacing w:after="60"/>
+      </w:pPr>
+    </w:p>
+    <w:p>
+      <w:pPr>
+        <w:spacing w:after="60"/>
+      </w:pPr>
+      <w:r>
+        <w:lastRenderedPageBreak/>
+        <w:t>freq[x] += 1 → increase frequency</w:t>
+      </w:r>
+    </w:p>
+    <w:p>
+      <w:pPr>
+        <w:spacing w:after="60"/>
+      </w:pPr>
+    </w:p>
+    <w:p>
+      <w:pPr>
+        <w:spacing w:after="60"/>
+      </w:pPr>
+      <w:r>
+        <w:t>Brute Force → O(n²)</w:t>
+      </w:r>
+    </w:p>
+    <w:p>
+      <w:pPr>
+        <w:spacing w:after="60"/>
+      </w:pPr>
+      <w:r>
+        <w:t>Hashing     → O(n)</w:t>
+      </w:r>
+    </w:p>
+    <w:p>
+      <w:pPr>
+        <w:spacing w:after="60"/>
+      </w:pPr>
+    </w:p>
+    <w:p>
+      <w:pPr>
+        <w:spacing w:after="60"/>
+      </w:pPr>
+    </w:p>
+    <w:p>
+      <w:pPr>
+        <w:spacing w:after="60"/>
+        <w:rPr>
+          <w:b/>
+          <w:bCs/>
+        </w:rPr>
+      </w:pPr>
+      <w:r>
+        <w:rPr>
+          <w:b/>
+          <w:bCs/>
+        </w:rPr>
+        <w:t>Recursion</w:t>
+      </w:r>
+    </w:p>
+    <w:p>
+      <w:pPr>
+        <w:spacing w:after="60"/>
+        <w:rPr>
+          <w:b/>
+          <w:bCs/>
+        </w:rPr>
+      </w:pPr>
+      <w:r>
+        <w:rPr>
+          <w:b/>
+          <w:bCs/>
+        </w:rPr>
+        <w:t>Core Concept</w:t>
+      </w:r>
+    </w:p>
+    <w:p>
+      <w:pPr>
+        <w:spacing w:after="60"/>
+      </w:pPr>
+      <w:r>
+        <w:t xml:space="preserve">Instead of using global counters, </w:t>
+      </w:r>
+      <w:r>
+        <w:rPr>
+          <w:b/>
+          <w:bCs/>
+        </w:rPr>
+        <w:t>pass the required state as a parameter</w:t>
+      </w:r>
+      <w:r>
+        <w:t xml:space="preserve"> to the function. With every recursive call, modify the parameter to move toward the </w:t>
+      </w:r>
+      <w:r>
+        <w:rPr>
+          <w:b/>
+          <w:bCs/>
+        </w:rPr>
+        <w:t>base condition</w:t>
+      </w:r>
+      <w:r>
+        <w:t>.</w:t>
+      </w:r>
+    </w:p>
+    <w:p>
+      <w:pPr>
+        <w:spacing w:after="60"/>
+      </w:pPr>
+      <w:r>
+        <w:pict w14:anchorId="2B054715">
+          <v:rect id="_x0000_i1087" style="width:0;height:1.5pt" o:hralign="center" o:hrstd="t" o:hr="t" fillcolor="#a0a0a0" stroked="f"/>
+        </w:pict>
+      </w:r>
+    </w:p>
+    <w:p>
+      <w:pPr>
+        <w:spacing w:after="60"/>
+        <w:rPr>
+          <w:b/>
+          <w:bCs/>
+        </w:rPr>
+      </w:pPr>
+      <w:r>
+        <w:rPr>
+          <w:b/>
+          <w:bCs/>
+        </w:rPr>
+        <w:t>Key Components of Recursion</w:t>
+      </w:r>
+    </w:p>
+    <w:p>
+      <w:pPr>
+        <w:spacing w:after="60"/>
+        <w:rPr>
+          <w:b/>
+          <w:bCs/>
+        </w:rPr>
+      </w:pPr>
+      <w:r>
+        <w:rPr>
+          <w:b/>
+          <w:bCs/>
+        </w:rPr>
+        <w:t>1. Base Condition</w:t>
+      </w:r>
+    </w:p>
+    <w:p>
+      <w:pPr>
+        <w:spacing w:after="60"/>
+      </w:pPr>
+      <w:r>
+        <w:t xml:space="preserve">The </w:t>
+      </w:r>
+      <w:r>
+        <w:rPr>
+          <w:b/>
+          <w:bCs/>
+        </w:rPr>
+        <w:t>stopping point</w:t>
+      </w:r>
+      <w:r>
+        <w:t xml:space="preserve"> of recursion. It prevents the function from calling itself forever.</w:t>
+      </w:r>
+    </w:p>
+    <w:p>
+      <w:pPr>
+        <w:spacing w:after="60"/>
+      </w:pPr>
+      <w:r>
+        <w:t>Example:</w:t>
+      </w:r>
+    </w:p>
+    <w:p>
+      <w:pPr>
+        <w:spacing w:after="60"/>
+      </w:pPr>
+      <w:r>
+        <w:t>if n == 0:</w:t>
+      </w:r>
+    </w:p>
+    <w:p>
+      <w:pPr>
+        <w:spacing w:after="60"/>
+      </w:pPr>
+      <w:r>
+        <w:t xml:space="preserve">    return</w:t>
+      </w:r>
+    </w:p>
+    <w:p>
+      <w:pPr>
+        <w:spacing w:after="60"/>
+        <w:rPr>
+          <w:b/>
+          <w:bCs/>
+        </w:rPr>
+      </w:pPr>
+      <w:r>
+        <w:rPr>
+          <w:b/>
+          <w:bCs/>
+        </w:rPr>
+        <w:t>2. Recursive Call</w:t>
+      </w:r>
+    </w:p>
+    <w:p>
+      <w:pPr>
+        <w:spacing w:after="60"/>
+      </w:pPr>
+      <w:r>
+        <w:t xml:space="preserve">The function </w:t>
+      </w:r>
+      <w:r>
+        <w:rPr>
+          <w:b/>
+          <w:bCs/>
+        </w:rPr>
+        <w:t>calls itself</w:t>
+      </w:r>
+      <w:r>
+        <w:t xml:space="preserve"> with a modified parameter.</w:t>
+      </w:r>
+    </w:p>
+    <w:p>
+      <w:pPr>
+        <w:spacing w:after="60"/>
+      </w:pPr>
+      <w:r>
+        <w:t>Example:</w:t>
+      </w:r>
+    </w:p>
+    <w:p>
+      <w:pPr>
+        <w:spacing w:after="60"/>
+      </w:pPr>
+      <w:r>
+        <w:t>print_number(n - 1)</w:t>
+      </w:r>
+    </w:p>
+    <w:p>
+      <w:pPr>
+        <w:spacing w:after="60"/>
+      </w:pPr>
+      <w:r>
+        <w:pict w14:anchorId="0484CC6C">
+          <v:rect id="_x0000_i1088" style="width:0;height:1.5pt" o:hralign="center" o:hrstd="t" o:hr="t" fillcolor="#a0a0a0" stroked="f"/>
+        </w:pict>
+      </w:r>
+    </w:p>
+    <w:p>
+      <w:pPr>
+        <w:spacing w:after="60"/>
+        <w:rPr>
+          <w:b/>
+          <w:bCs/>
+        </w:rPr>
+      </w:pPr>
+      <w:r>
+        <w:rPr>
+          <w:b/>
+          <w:bCs/>
+        </w:rPr>
+        <w:t>Example</w:t>
+      </w:r>
+    </w:p>
+    <w:p>
+      <w:pPr>
+        <w:spacing w:after="60"/>
+      </w:pPr>
+      <w:r>
+        <w:t>def print_number(n):</w:t>
+      </w:r>
+    </w:p>
+    <w:p>
+      <w:pPr>
+        <w:spacing w:after="60"/>
+      </w:pPr>
+    </w:p>
+    <w:p>
+      <w:pPr>
+        <w:spacing w:after="60"/>
+      </w:pPr>
+      <w:r>
+        <w:t xml:space="preserve">    if n == 0:</w:t>
+      </w:r>
+    </w:p>
+    <w:p>
+      <w:pPr>
+        <w:spacing w:after="60"/>
+      </w:pPr>
+      <w:r>
+        <w:t xml:space="preserve">        return</w:t>
+      </w:r>
+    </w:p>
+    <w:p>
+      <w:pPr>
+        <w:spacing w:after="60"/>
+      </w:pPr>
+    </w:p>
+    <w:p>
+      <w:pPr>
+        <w:spacing w:after="60"/>
+      </w:pPr>
+      <w:r>
+        <w:t xml:space="preserve">    print(n)</w:t>
+      </w:r>
+    </w:p>
+    <w:p>
+      <w:pPr>
+        <w:spacing w:after="60"/>
+      </w:pPr>
+      <w:r>
+        <w:t xml:space="preserve">    print_number(n - 1)</w:t>
+      </w:r>
+    </w:p>
+    <w:p>
+      <w:pPr>
+        <w:spacing w:after="60"/>
+      </w:pPr>
+    </w:p>
+    <w:p>
+      <w:pPr>
+        <w:spacing w:after="60"/>
+      </w:pPr>
+      <w:r>
+        <w:t>print_number(5)</w:t>
+      </w:r>
+    </w:p>
+    <w:p>
+      <w:pPr>
+        <w:spacing w:after="60"/>
+      </w:pPr>
+      <w:r>
+        <w:t>Output:</w:t>
+      </w:r>
+    </w:p>
+    <w:p>
+      <w:pPr>
+        <w:spacing w:after="60"/>
+      </w:pPr>
+      <w:r>
+        <w:t>5</w:t>
+      </w:r>
+    </w:p>
+    <w:p>
+      <w:pPr>
+        <w:spacing w:after="60"/>
+      </w:pPr>
+      <w:r>
+        <w:t>4</w:t>
+      </w:r>
+    </w:p>
+    <w:p>
+      <w:pPr>
+        <w:spacing w:after="60"/>
+      </w:pPr>
+      <w:r>
+        <w:t>3</w:t>
+      </w:r>
+    </w:p>
+    <w:p>
+      <w:pPr>
+        <w:spacing w:after="60"/>
+      </w:pPr>
+      <w:r>
+        <w:t>2</w:t>
+      </w:r>
+    </w:p>
+    <w:p>
+      <w:pPr>
+        <w:spacing w:after="60"/>
+      </w:pPr>
+      <w:r>
+        <w:t>1</w:t>
+      </w:r>
+    </w:p>
+    <w:p>
+      <w:pPr>
+        <w:spacing w:after="60"/>
+      </w:pPr>
+      <w:r>
+        <w:pict w14:anchorId="75A2EBE6">
+          <v:rect id="_x0000_i1089" style="width:0;height:1.5pt" o:hralign="center" o:hrstd="t" o:hr="t" fillcolor="#a0a0a0" stroked="f"/>
+        </w:pict>
+      </w:r>
+    </w:p>
+    <w:p>
+      <w:pPr>
+        <w:spacing w:after="60"/>
+        <w:rPr>
+          <w:b/>
+          <w:bCs/>
+        </w:rPr>
+      </w:pPr>
+      <w:r>
+        <w:rPr>
+          <w:b/>
+          <w:bCs/>
+        </w:rPr>
+        <w:t>Types of Recursion</w:t>
+      </w:r>
+    </w:p>
+    <w:p>
+      <w:pPr>
+        <w:spacing w:after="60"/>
+        <w:rPr>
+          <w:b/>
+          <w:bCs/>
+        </w:rPr>
+      </w:pPr>
+      <w:r>
+        <w:rPr>
+          <w:b/>
+          <w:bCs/>
+        </w:rPr>
+        <w:t>1. Head Recursion</w:t>
+      </w:r>
+    </w:p>
+    <w:p>
+      <w:pPr>
+        <w:spacing w:after="60"/>
+      </w:pPr>
+      <w:r>
+        <w:t xml:space="preserve">The task is performed </w:t>
+      </w:r>
+      <w:r>
+        <w:rPr>
+          <w:b/>
+          <w:bCs/>
+        </w:rPr>
+        <w:t>before</w:t>
+      </w:r>
+      <w:r>
+        <w:t xml:space="preserve"> the recursive call.</w:t>
+      </w:r>
+    </w:p>
+    <w:p>
+      <w:pPr>
+        <w:spacing w:after="60"/>
+      </w:pPr>
+      <w:r>
+        <w:t>print(n)</w:t>
+      </w:r>
+    </w:p>
+    <w:p>
+      <w:pPr>
+        <w:spacing w:after="60"/>
+      </w:pPr>
+      <w:r>
+        <w:t>print_number(n - 1)</w:t>
+      </w:r>
+    </w:p>
+    <w:p>
+      <w:pPr>
+        <w:spacing w:after="60"/>
+        <w:rPr>
+          <w:b/>
+          <w:bCs/>
+        </w:rPr>
+      </w:pPr>
+      <w:r>
+        <w:rPr>
+          <w:b/>
+          <w:bCs/>
+        </w:rPr>
+        <w:t>2. Tail Recursion / Backtracking</w:t>
+      </w:r>
+    </w:p>
+    <w:p>
+      <w:pPr>
+        <w:spacing w:after="60"/>
+      </w:pPr>
+      <w:r>
+        <w:lastRenderedPageBreak/>
+        <w:t xml:space="preserve">The recursive call happens </w:t>
+      </w:r>
+      <w:r>
+        <w:rPr>
+          <w:b/>
+          <w:bCs/>
+        </w:rPr>
+        <w:t>first</w:t>
+      </w:r>
+      <w:r>
+        <w:t>, and the task is performed when the function returns (stack unwinds).</w:t>
+      </w:r>
+    </w:p>
+    <w:p>
+      <w:pPr>
+        <w:spacing w:after="60"/>
+      </w:pPr>
+      <w:r>
+        <w:t>print_number(n - 1)</w:t>
+      </w:r>
+    </w:p>
+    <w:p>
+      <w:pPr>
+        <w:spacing w:after="60"/>
+      </w:pPr>
+      <w:r>
+        <w:t>print(n)</w:t>
+      </w:r>
+    </w:p>
+    <w:p>
+      <w:pPr>
+        <w:spacing w:after="60"/>
+      </w:pPr>
+      <w:r>
+        <w:pict w14:anchorId="0640DE41">
+          <v:rect id="_x0000_i1090" style="width:0;height:1.5pt" o:hralign="center" o:hrstd="t" o:hr="t" fillcolor="#a0a0a0" stroked="f"/>
+        </w:pict>
+      </w:r>
+    </w:p>
+    <w:p>
+      <w:pPr>
+        <w:spacing w:after="60"/>
+        <w:rPr>
+          <w:b/>
+          <w:bCs/>
+        </w:rPr>
+      </w:pPr>
+      <w:r>
+        <w:rPr>
+          <w:rFonts w:ascii="Segoe UI Emoji" w:hAnsi="Segoe UI Emoji" w:cs="Segoe UI Emoji"/>
+          <w:b/>
+          <w:bCs/>
+        </w:rPr>
+        <w:t>⭐</w:t>
+      </w:r>
+      <w:r>
+        <w:rPr>
+          <w:b/>
+          <w:bCs/>
+        </w:rPr>
+        <w:t xml:space="preserve"> Best Practice: Dry Run</w:t>
+      </w:r>
+    </w:p>
+    <w:p>
+      <w:pPr>
+        <w:spacing w:after="60"/>
+      </w:pPr>
+      <w:r>
+        <w:t xml:space="preserve">For recursion, always do a </w:t>
+      </w:r>
+      <w:r>
+        <w:rPr>
+          <w:b/>
+          <w:bCs/>
+        </w:rPr>
+        <w:t>dry run</w:t>
+      </w:r>
+      <w:r>
+        <w:t xml:space="preserve"> by tracking:</w:t>
+      </w:r>
+    </w:p>
+    <w:p>
+      <w:pPr>
+        <w:spacing w:after="60"/>
+      </w:pPr>
+      <w:r>
+        <w:t>Function call</w:t>
+      </w:r>
+    </w:p>
+    <w:p>
+      <w:pPr>
+        <w:spacing w:after="60"/>
+      </w:pPr>
+      <w:r>
+        <w:t xml:space="preserve">      ↓</w:t>
+      </w:r>
+    </w:p>
+    <w:p>
+      <w:pPr>
+        <w:spacing w:after="60"/>
+      </w:pPr>
+      <w:r>
+        <w:t>Parameter value</w:t>
+      </w:r>
+    </w:p>
+    <w:p>
+      <w:pPr>
+        <w:spacing w:after="60"/>
+      </w:pPr>
+      <w:r>
+        <w:t xml:space="preserve">      ↓</w:t>
+      </w:r>
+    </w:p>
+    <w:p>
+      <w:pPr>
+        <w:spacing w:after="60"/>
+      </w:pPr>
+      <w:r>
+        <w:t>Base condition</w:t>
+      </w:r>
+    </w:p>
+    <w:p>
+      <w:pPr>
+        <w:spacing w:after="60"/>
+      </w:pPr>
+      <w:r>
+        <w:t xml:space="preserve">      ↓</w:t>
+      </w:r>
+    </w:p>
+    <w:p>
+      <w:pPr>
+        <w:spacing w:after="60"/>
+      </w:pPr>
+      <w:r>
+        <w:t>Recursive call</w:t>
+      </w:r>
+    </w:p>
+    <w:p>
+      <w:pPr>
+        <w:spacing w:after="60"/>
+      </w:pPr>
+      <w:r>
+        <w:t xml:space="preserve">      ↓</w:t>
+      </w:r>
+    </w:p>
+    <w:p>
+      <w:pPr>
+        <w:spacing w:after="60"/>
+      </w:pPr>
+      <w:r>
+        <w:t>Return / Backtracking</w:t>
+      </w:r>
+    </w:p>
+    <w:p>
+      <w:pPr>
+        <w:spacing w:after="60"/>
+      </w:pPr>
+      <w:r>
+        <w:t xml:space="preserve">A </w:t>
+      </w:r>
+      <w:r>
+        <w:rPr>
+          <w:b/>
+          <w:bCs/>
+        </w:rPr>
+        <w:t>recursion tree</w:t>
+      </w:r>
+      <w:r>
+        <w:t xml:space="preserve"> can also help visualize how the function calls itself.</w:t>
+      </w:r>
+    </w:p>
+    <w:p>
+      <w:pPr>
+        <w:spacing w:after="60"/>
+      </w:pPr>
+      <w:r>
+        <w:pict w14:anchorId="019B154B">
+          <v:rect id="_x0000_i1091" style="width:0;height:1.5pt" o:hralign="center" o:hrstd="t" o:hr="t" fillcolor="#a0a0a0" stroked="f"/>
+        </w:pict>
+      </w:r>
+    </w:p>
+    <w:p>
+      <w:pPr>
+        <w:spacing w:after="60"/>
+        <w:rPr>
+          <w:b/>
+          <w:bCs/>
+        </w:rPr>
+      </w:pPr>
+      <w:r>
+        <w:rPr>
+          <w:rFonts w:ascii="Segoe UI Emoji" w:hAnsi="Segoe UI Emoji" w:cs="Segoe UI Emoji"/>
+          <w:b/>
+          <w:bCs/>
+        </w:rPr>
+        <w:t>⭐</w:t>
+      </w:r>
+      <w:r>
+        <w:rPr>
+          <w:b/>
+          <w:bCs/>
+        </w:rPr>
+        <w:t xml:space="preserve"> Remember</w:t>
+      </w:r>
+    </w:p>
+    <w:p>
+      <w:pPr>
+        <w:spacing w:after="60"/>
+      </w:pPr>
+      <w:r>
+        <w:t>Base Condition   → STOP</w:t>
+      </w:r>
+    </w:p>
+    <w:p>
+      <w:pPr>
+        <w:spacing w:after="60"/>
+      </w:pPr>
+      <w:r>
+        <w:t>Recursive Call   → CALL itself</w:t>
+      </w:r>
+    </w:p>
+    <w:p>
+      <w:pPr>
+        <w:spacing w:after="60"/>
+      </w:pPr>
+      <w:r>
+        <w:t>Parameter        → MOVE toward base condition</w:t>
+      </w:r>
+    </w:p>
+    <w:p>
+      <w:pPr>
+        <w:spacing w:after="60"/>
+      </w:pPr>
+      <w:r>
+        <w:t>Dry Run          → UNDERSTAND recursion</w:t>
+      </w:r>
+    </w:p>
+    <w:p>
+      <w:pPr>
+        <w:spacing w:after="60"/>
+      </w:pPr>
+      <w:r>
+        <w:rPr>
+          <w:b/>
+          <w:bCs/>
+        </w:rPr>
+        <w:t>Golden Rule:</w:t>
+      </w:r>
+      <w:r>
+        <w:t xml:space="preserve"> Every recursive function must have a </w:t>
+      </w:r>
+      <w:r>
+        <w:rPr>
+          <w:b/>
+          <w:bCs/>
+        </w:rPr>
+        <w:t>base condition</w:t>
+      </w:r>
+      <w:r>
+        <w:t>, otherwise it can lead to infinite recursion.</w:t>
+      </w:r>
+    </w:p>
+    <w:p>
+      <w:pPr>
+        <w:spacing w:after="60"/>
+      </w:pPr>
     </w:p>
     <w:p>
       <w:pPr>
@@ -6241,25 +6721,7 @@
         <w:sz w:val="16"/>
         <w:szCs w:val="16"/>
       </w:rPr>
-      <w:t xml:space="preserve"> </w:t>
-    </w:r>
-    <w:proofErr w:type="gramStart"/>
-    <w:r>
-      <w:rPr>
-        <w:color w:val="666666"/>
-        <w:sz w:val="16"/>
-        <w:szCs w:val="16"/>
-      </w:rPr>
-      <w:t>|  Page</w:t>
-    </w:r>
-    <w:proofErr w:type="gramEnd"/>
-    <w:r>
-      <w:rPr>
-        <w:color w:val="666666"/>
-        <w:sz w:val="16"/>
-        <w:szCs w:val="16"/>
-      </w:rPr>
-      <w:t xml:space="preserve"> | </w:t>
+      <w:t xml:space="preserve"> |  Page | </w:t>
     </w:r>
     <w:r>
       <w:rPr>
@@ -6637,6 +7099,155 @@
     </w:lvl>
   </w:abstractNum>
   <w:abstractNum w:abstractNumId="2" w15:restartNumberingAfterBreak="0">
+    <w:nsid w:val="196618C9"/>
+    <w:multiLevelType w:val="multilevel"/>
+    <w:tmpl w:val="0FBE6042"/>
+    <w:lvl w:ilvl="0">
+      <w:start w:val="1"/>
+      <w:numFmt w:val="bullet"/>
+      <w:lvlText w:val=""/>
+      <w:lvlJc w:val="left"/>
+      <w:pPr>
+        <w:tabs>
+          <w:tab w:val="num" w:pos="720"/>
+        </w:tabs>
+        <w:ind w:left="720" w:hanging="360"/>
+      </w:pPr>
+      <w:rPr>
+        <w:rFonts w:ascii="Symbol" w:hAnsi="Symbol" w:hint="default"/>
+        <w:sz w:val="20"/>
+      </w:rPr>
+    </w:lvl>
+    <w:lvl w:ilvl="1" w:tentative="1">
+      <w:start w:val="1"/>
+      <w:numFmt w:val="bullet"/>
+      <w:lvlText w:val="o"/>
+      <w:lvlJc w:val="left"/>
+      <w:pPr>
+        <w:tabs>
+          <w:tab w:val="num" w:pos="1440"/>
+        </w:tabs>
+        <w:ind w:left="1440" w:hanging="360"/>
+      </w:pPr>
+      <w:rPr>
+        <w:rFonts w:ascii="Courier New" w:hAnsi="Courier New" w:hint="default"/>
+        <w:sz w:val="20"/>
+      </w:rPr>
+    </w:lvl>
+    <w:lvl w:ilvl="2" w:tentative="1">
+      <w:start w:val="1"/>
+      <w:numFmt w:val="bullet"/>
+      <w:lvlText w:val=""/>
+      <w:lvlJc w:val="left"/>
+      <w:pPr>
+        <w:tabs>
+          <w:tab w:val="num" w:pos="2160"/>
+        </w:tabs>
+        <w:ind w:left="2160" w:hanging="360"/>
+      </w:pPr>
+      <w:rPr>
+        <w:rFonts w:ascii="Wingdings" w:hAnsi="Wingdings" w:hint="default"/>
+        <w:sz w:val="20"/>
+      </w:rPr>
+    </w:lvl>
+    <w:lvl w:ilvl="3" w:tentative="1">
+      <w:start w:val="1"/>
+      <w:numFmt w:val="bullet"/>
+      <w:lvlText w:val=""/>
+      <w:lvlJc w:val="left"/>
+      <w:pPr>
+        <w:tabs>
+          <w:tab w:val="num" w:pos="2880"/>
+        </w:tabs>
+        <w:ind w:left="2880" w:hanging="360"/>
+      </w:pPr>
+      <w:rPr>
+        <w:rFonts w:ascii="Wingdings" w:hAnsi="Wingdings" w:hint="default"/>
+        <w:sz w:val="20"/>
+      </w:rPr>
+    </w:lvl>
+    <w:lvl w:ilvl="4" w:tentative="1">
+      <w:start w:val="1"/>
+      <w:numFmt w:val="bullet"/>
+      <w:lvlText w:val=""/>
+      <w:lvlJc w:val="left"/>
+      <w:pPr>
+        <w:tabs>
+          <w:tab w:val="num" w:pos="3600"/>
+        </w:tabs>
+        <w:ind w:left="3600" w:hanging="360"/>
+      </w:pPr>
+      <w:rPr>
+        <w:rFonts w:ascii="Wingdings" w:hAnsi="Wingdings" w:hint="default"/>
+        <w:sz w:val="20"/>
+      </w:rPr>
+    </w:lvl>
+    <w:lvl w:ilvl="5" w:tentative="1">
+      <w:start w:val="1"/>
+      <w:numFmt w:val="bullet"/>
+      <w:lvlText w:val=""/>
+      <w:lvlJc w:val="left"/>
+      <w:pPr>
+        <w:tabs>
+          <w:tab w:val="num" w:pos="4320"/>
+        </w:tabs>
+        <w:ind w:left="4320" w:hanging="360"/>
+      </w:pPr>
+      <w:rPr>
+        <w:rFonts w:ascii="Wingdings" w:hAnsi="Wingdings" w:hint="default"/>
+        <w:sz w:val="20"/>
+      </w:rPr>
+    </w:lvl>
+    <w:lvl w:ilvl="6" w:tentative="1">
+      <w:start w:val="1"/>
+      <w:numFmt w:val="bullet"/>
+      <w:lvlText w:val=""/>
+      <w:lvlJc w:val="left"/>
+      <w:pPr>
+        <w:tabs>
+          <w:tab w:val="num" w:pos="5040"/>
+        </w:tabs>
+        <w:ind w:left="5040" w:hanging="360"/>
+      </w:pPr>
+      <w:rPr>
+        <w:rFonts w:ascii="Wingdings" w:hAnsi="Wingdings" w:hint="default"/>
+        <w:sz w:val="20"/>
+      </w:rPr>
+    </w:lvl>
+    <w:lvl w:ilvl="7" w:tentative="1">
+      <w:start w:val="1"/>
+      <w:numFmt w:val="bullet"/>
+      <w:lvlText w:val=""/>
+      <w:lvlJc w:val="left"/>
+      <w:pPr>
+        <w:tabs>
+          <w:tab w:val="num" w:pos="5760"/>
+        </w:tabs>
+        <w:ind w:left="5760" w:hanging="360"/>
+      </w:pPr>
+      <w:rPr>
+        <w:rFonts w:ascii="Wingdings" w:hAnsi="Wingdings" w:hint="default"/>
+        <w:sz w:val="20"/>
+      </w:rPr>
+    </w:lvl>
+    <w:lvl w:ilvl="8" w:tentative="1">
+      <w:start w:val="1"/>
+      <w:numFmt w:val="bullet"/>
+      <w:lvlText w:val=""/>
+      <w:lvlJc w:val="left"/>
+      <w:pPr>
+        <w:tabs>
+          <w:tab w:val="num" w:pos="6480"/>
+        </w:tabs>
+        <w:ind w:left="6480" w:hanging="360"/>
+      </w:pPr>
+      <w:rPr>
+        <w:rFonts w:ascii="Wingdings" w:hAnsi="Wingdings" w:hint="default"/>
+        <w:sz w:val="20"/>
+      </w:rPr>
+    </w:lvl>
+  </w:abstractNum>
+  <w:abstractNum w:abstractNumId="3" w15:restartNumberingAfterBreak="0">
     <w:nsid w:val="1AFE49FF"/>
     <w:multiLevelType w:val="multilevel"/>
     <w:tmpl w:val="2482E7E0"/>
@@ -6785,7 +7396,7 @@
       </w:rPr>
     </w:lvl>
   </w:abstractNum>
-  <w:abstractNum w:abstractNumId="3" w15:restartNumberingAfterBreak="0">
+  <w:abstractNum w:abstractNumId="4" w15:restartNumberingAfterBreak="0">
     <w:nsid w:val="20AB0357"/>
     <w:multiLevelType w:val="multilevel"/>
     <w:tmpl w:val="C526B858"/>
@@ -6934,7 +7545,7 @@
       </w:rPr>
     </w:lvl>
   </w:abstractNum>
-  <w:abstractNum w:abstractNumId="4" w15:restartNumberingAfterBreak="0">
+  <w:abstractNum w:abstractNumId="5" w15:restartNumberingAfterBreak="0">
     <w:nsid w:val="2F0F14B2"/>
     <w:multiLevelType w:val="multilevel"/>
     <w:tmpl w:val="62946078"/>
@@ -7083,7 +7694,7 @@
       </w:rPr>
     </w:lvl>
   </w:abstractNum>
-  <w:abstractNum w:abstractNumId="5" w15:restartNumberingAfterBreak="0">
+  <w:abstractNum w:abstractNumId="6" w15:restartNumberingAfterBreak="0">
     <w:nsid w:val="2F4514E0"/>
     <w:multiLevelType w:val="multilevel"/>
     <w:tmpl w:val="2E7A6A3C"/>
@@ -7232,7 +7843,7 @@
       </w:rPr>
     </w:lvl>
   </w:abstractNum>
-  <w:abstractNum w:abstractNumId="6" w15:restartNumberingAfterBreak="0">
+  <w:abstractNum w:abstractNumId="7" w15:restartNumberingAfterBreak="0">
     <w:nsid w:val="34B828ED"/>
     <w:multiLevelType w:val="multilevel"/>
     <w:tmpl w:val="8D543D5A"/>
@@ -7345,7 +7956,7 @@
       </w:pPr>
     </w:lvl>
   </w:abstractNum>
-  <w:abstractNum w:abstractNumId="7" w15:restartNumberingAfterBreak="0">
+  <w:abstractNum w:abstractNumId="8" w15:restartNumberingAfterBreak="0">
     <w:nsid w:val="353610AD"/>
     <w:multiLevelType w:val="hybridMultilevel"/>
     <w:tmpl w:val="F2400432"/>
@@ -7396,7 +8007,7 @@
       <w:lvlJc w:val="left"/>
     </w:lvl>
   </w:abstractNum>
-  <w:abstractNum w:abstractNumId="8" w15:restartNumberingAfterBreak="0">
+  <w:abstractNum w:abstractNumId="9" w15:restartNumberingAfterBreak="0">
     <w:nsid w:val="39040ACD"/>
     <w:multiLevelType w:val="multilevel"/>
     <w:tmpl w:val="29365C8A"/>
@@ -7545,7 +8156,7 @@
       </w:rPr>
     </w:lvl>
   </w:abstractNum>
-  <w:abstractNum w:abstractNumId="9" w15:restartNumberingAfterBreak="0">
+  <w:abstractNum w:abstractNumId="10" w15:restartNumberingAfterBreak="0">
     <w:nsid w:val="4AAD03CE"/>
     <w:multiLevelType w:val="multilevel"/>
     <w:tmpl w:val="652A6F6A"/>
@@ -7658,7 +8269,7 @@
       </w:pPr>
     </w:lvl>
   </w:abstractNum>
-  <w:abstractNum w:abstractNumId="10" w15:restartNumberingAfterBreak="0">
+  <w:abstractNum w:abstractNumId="11" w15:restartNumberingAfterBreak="0">
     <w:nsid w:val="626C051F"/>
     <w:multiLevelType w:val="multilevel"/>
     <w:tmpl w:val="6F8E3D48"/>
@@ -7807,7 +8418,7 @@
       </w:rPr>
     </w:lvl>
   </w:abstractNum>
-  <w:abstractNum w:abstractNumId="11" w15:restartNumberingAfterBreak="0">
+  <w:abstractNum w:abstractNumId="12" w15:restartNumberingAfterBreak="0">
     <w:nsid w:val="68804AC4"/>
     <w:multiLevelType w:val="multilevel"/>
     <w:tmpl w:val="23BEA346"/>
@@ -7920,7 +8531,7 @@
       </w:pPr>
     </w:lvl>
   </w:abstractNum>
-  <w:abstractNum w:abstractNumId="12" w15:restartNumberingAfterBreak="0">
+  <w:abstractNum w:abstractNumId="13" w15:restartNumberingAfterBreak="0">
     <w:nsid w:val="6C4F6565"/>
     <w:multiLevelType w:val="hybridMultilevel"/>
     <w:tmpl w:val="50289C5E"/>
@@ -8007,49 +8618,52 @@
     </w:lvl>
   </w:abstractNum>
   <w:num w:numId="1" w16cid:durableId="1783449798">
-    <w:abstractNumId w:val="12"/>
+    <w:abstractNumId w:val="13"/>
     <w:lvlOverride w:ilvl="0">
       <w:startOverride w:val="1"/>
     </w:lvlOverride>
   </w:num>
   <w:num w:numId="2" w16cid:durableId="1096562278">
-    <w:abstractNumId w:val="7"/>
+    <w:abstractNumId w:val="8"/>
     <w:lvlOverride w:ilvl="0">
       <w:startOverride w:val="1"/>
     </w:lvlOverride>
   </w:num>
   <w:num w:numId="3" w16cid:durableId="481047305">
-    <w:abstractNumId w:val="2"/>
+    <w:abstractNumId w:val="3"/>
   </w:num>
   <w:num w:numId="4" w16cid:durableId="1500316488">
-    <w:abstractNumId w:val="9"/>
+    <w:abstractNumId w:val="10"/>
   </w:num>
   <w:num w:numId="5" w16cid:durableId="580137692">
-    <w:abstractNumId w:val="4"/>
+    <w:abstractNumId w:val="5"/>
   </w:num>
   <w:num w:numId="6" w16cid:durableId="528177687">
-    <w:abstractNumId w:val="11"/>
+    <w:abstractNumId w:val="12"/>
   </w:num>
   <w:num w:numId="7" w16cid:durableId="723411298">
     <w:abstractNumId w:val="0"/>
   </w:num>
   <w:num w:numId="8" w16cid:durableId="1546715531">
-    <w:abstractNumId w:val="3"/>
+    <w:abstractNumId w:val="4"/>
   </w:num>
   <w:num w:numId="9" w16cid:durableId="1511069461">
-    <w:abstractNumId w:val="8"/>
+    <w:abstractNumId w:val="9"/>
   </w:num>
   <w:num w:numId="10" w16cid:durableId="117073308">
-    <w:abstractNumId w:val="6"/>
+    <w:abstractNumId w:val="7"/>
   </w:num>
   <w:num w:numId="11" w16cid:durableId="1098408958">
-    <w:abstractNumId w:val="10"/>
+    <w:abstractNumId w:val="11"/>
   </w:num>
   <w:num w:numId="12" w16cid:durableId="46299004">
-    <w:abstractNumId w:val="5"/>
+    <w:abstractNumId w:val="6"/>
   </w:num>
   <w:num w:numId="13" w16cid:durableId="155456859">
     <w:abstractNumId w:val="1"/>
+  </w:num>
+  <w:num w:numId="14" w16cid:durableId="632637020">
+    <w:abstractNumId w:val="2"/>
   </w:num>
 </w:numbering>
 </file>
